--- a/simulation results/extended results/results.docx
+++ b/simulation results/extended results/results.docx
@@ -186,500 +186,6 @@
         </w:rPr>
       </w:pPr>
     </w:p>
-    <w:p>
-      <w:pPr>
-        <w:jc w:val="both"/>
-        <w:rPr>
-          <w:rFonts w:ascii="Times New Roman" w:hAnsi="Times New Roman" w:cs="Times New Roman"/>
-          <w:sz w:val="20"/>
-          <w:szCs w:val="20"/>
-        </w:rPr>
-      </w:pPr>
-      <w:r>
-        <w:rPr>
-          <w:rFonts w:ascii="Times New Roman" w:hAnsi="Times New Roman" w:cs="Times New Roman"/>
-          <w:sz w:val="20"/>
-          <w:szCs w:val="20"/>
-        </w:rPr>
-        <w:t>Fig. 1 show</w:t>
-      </w:r>
-      <w:r>
-        <w:rPr>
-          <w:rFonts w:ascii="Times New Roman" w:hAnsi="Times New Roman" w:cs="Times New Roman"/>
-          <w:sz w:val="20"/>
-          <w:szCs w:val="20"/>
-        </w:rPr>
-        <w:t>s</w:t>
-      </w:r>
-      <w:r>
-        <w:rPr>
-          <w:rFonts w:ascii="Times New Roman" w:hAnsi="Times New Roman" w:cs="Times New Roman"/>
-          <w:sz w:val="20"/>
-          <w:szCs w:val="20"/>
-        </w:rPr>
-        <w:t xml:space="preserve"> that the WCRT and variability obtained </w:t>
-      </w:r>
-      <w:r>
-        <w:rPr>
-          <w:rFonts w:ascii="Times New Roman" w:hAnsi="Times New Roman" w:cs="Times New Roman"/>
-          <w:sz w:val="20"/>
-          <w:szCs w:val="20"/>
-        </w:rPr>
-        <w:t>with</w:t>
-      </w:r>
-      <w:r>
-        <w:rPr>
-          <w:rFonts w:ascii="Times New Roman" w:hAnsi="Times New Roman" w:cs="Times New Roman"/>
-          <w:sz w:val="20"/>
-          <w:szCs w:val="20"/>
-        </w:rPr>
-        <w:t xml:space="preserve"> the proposed approach are lower than those obtained using the other methods. The reasons are that, in the used algorithms (LET-LTET-MNAOT), (i) a task with </w:t>
-      </w:r>
-      <w:r>
-        <w:rPr>
-          <w:rFonts w:ascii="Times New Roman" w:hAnsi="Times New Roman" w:cs="Times New Roman"/>
-          <w:sz w:val="20"/>
-          <w:szCs w:val="20"/>
-        </w:rPr>
-        <w:t xml:space="preserve">the </w:t>
-      </w:r>
-      <w:r>
-        <w:rPr>
-          <w:rFonts w:ascii="Times New Roman" w:hAnsi="Times New Roman" w:cs="Times New Roman"/>
-          <w:sz w:val="20"/>
-          <w:szCs w:val="20"/>
-        </w:rPr>
-        <w:t>shorte</w:t>
-      </w:r>
-      <w:r>
-        <w:rPr>
-          <w:rFonts w:ascii="Times New Roman" w:hAnsi="Times New Roman" w:cs="Times New Roman"/>
-          <w:sz w:val="20"/>
-          <w:szCs w:val="20"/>
-        </w:rPr>
-        <w:t>st</w:t>
-      </w:r>
-      <w:r>
-        <w:rPr>
-          <w:rFonts w:ascii="Times New Roman" w:hAnsi="Times New Roman" w:cs="Times New Roman"/>
-          <w:sz w:val="20"/>
-          <w:szCs w:val="20"/>
-        </w:rPr>
-        <w:t xml:space="preserve"> execution time is selected from the global queue, which can lead </w:t>
-      </w:r>
-      <w:r>
-        <w:rPr>
-          <w:rFonts w:ascii="Times New Roman" w:hAnsi="Times New Roman" w:cs="Times New Roman"/>
-          <w:sz w:val="20"/>
-          <w:szCs w:val="20"/>
-        </w:rPr>
-        <w:t xml:space="preserve">to create </w:t>
-      </w:r>
-      <w:r>
-        <w:rPr>
-          <w:rFonts w:ascii="Times New Roman" w:hAnsi="Times New Roman" w:cs="Times New Roman"/>
-          <w:sz w:val="20"/>
-          <w:szCs w:val="20"/>
-        </w:rPr>
-        <w:t xml:space="preserve">the next outgoing task(s) </w:t>
-      </w:r>
-      <w:r>
-        <w:rPr>
-          <w:rFonts w:ascii="Times New Roman" w:hAnsi="Times New Roman" w:cs="Times New Roman"/>
-          <w:sz w:val="20"/>
-          <w:szCs w:val="20"/>
-        </w:rPr>
-        <w:t>earlier</w:t>
-      </w:r>
-      <w:r>
-        <w:rPr>
-          <w:rFonts w:ascii="Times New Roman" w:hAnsi="Times New Roman" w:cs="Times New Roman"/>
-          <w:sz w:val="20"/>
-          <w:szCs w:val="20"/>
-        </w:rPr>
-        <w:t xml:space="preserve"> and improve the work-conserving of the mapping process, (ii) a local queue with the </w:t>
-      </w:r>
-      <w:r>
-        <w:rPr>
-          <w:rFonts w:ascii="Times New Roman" w:hAnsi="Times New Roman" w:cs="Times New Roman"/>
-          <w:sz w:val="20"/>
-          <w:szCs w:val="20"/>
-        </w:rPr>
-        <w:t>shortest</w:t>
-      </w:r>
-      <w:r>
-        <w:rPr>
-          <w:rFonts w:ascii="Times New Roman" w:hAnsi="Times New Roman" w:cs="Times New Roman"/>
-          <w:sz w:val="20"/>
-          <w:szCs w:val="20"/>
-        </w:rPr>
-        <w:t xml:space="preserve"> total execution time is chosen, which can lead to balanc</w:t>
-      </w:r>
-      <w:r>
-        <w:rPr>
-          <w:rFonts w:ascii="Times New Roman" w:hAnsi="Times New Roman" w:cs="Times New Roman"/>
-          <w:sz w:val="20"/>
-          <w:szCs w:val="20"/>
-        </w:rPr>
-        <w:t>ing</w:t>
-      </w:r>
-      <w:r>
-        <w:rPr>
-          <w:rFonts w:ascii="Times New Roman" w:hAnsi="Times New Roman" w:cs="Times New Roman"/>
-          <w:sz w:val="20"/>
-          <w:szCs w:val="20"/>
-        </w:rPr>
-        <w:t xml:space="preserve"> </w:t>
-      </w:r>
-      <w:r>
-        <w:rPr>
-          <w:rFonts w:ascii="Times New Roman" w:hAnsi="Times New Roman" w:cs="Times New Roman"/>
-          <w:sz w:val="20"/>
-          <w:szCs w:val="20"/>
-        </w:rPr>
-        <w:t xml:space="preserve">the </w:t>
-      </w:r>
-      <w:r>
-        <w:rPr>
-          <w:rFonts w:ascii="Times New Roman" w:hAnsi="Times New Roman" w:cs="Times New Roman"/>
-          <w:sz w:val="20"/>
-          <w:szCs w:val="20"/>
-        </w:rPr>
-        <w:t xml:space="preserve">workload of the queues and improve the load-balancing of the system, and (iii) a task with the </w:t>
-      </w:r>
-      <w:r>
-        <w:rPr>
-          <w:rFonts w:ascii="Times New Roman" w:hAnsi="Times New Roman" w:cs="Times New Roman"/>
-          <w:sz w:val="20"/>
-          <w:szCs w:val="20"/>
-        </w:rPr>
-        <w:t>largest</w:t>
-      </w:r>
-      <w:r>
-        <w:rPr>
-          <w:rFonts w:ascii="Times New Roman" w:hAnsi="Times New Roman" w:cs="Times New Roman"/>
-          <w:sz w:val="20"/>
-          <w:szCs w:val="20"/>
-        </w:rPr>
-        <w:t xml:space="preserve"> number of all outgoing tasks is selected from </w:t>
-      </w:r>
-      <w:r>
-        <w:rPr>
-          <w:rFonts w:ascii="Times New Roman" w:hAnsi="Times New Roman" w:cs="Times New Roman"/>
-          <w:sz w:val="20"/>
-          <w:szCs w:val="20"/>
-        </w:rPr>
-        <w:t xml:space="preserve">the </w:t>
-      </w:r>
-      <w:r>
-        <w:rPr>
-          <w:rFonts w:ascii="Times New Roman" w:hAnsi="Times New Roman" w:cs="Times New Roman"/>
-          <w:sz w:val="20"/>
-          <w:szCs w:val="20"/>
-        </w:rPr>
-        <w:t xml:space="preserve">local queues, which can lead to </w:t>
-      </w:r>
-      <w:r>
-        <w:rPr>
-          <w:rFonts w:ascii="Times New Roman" w:hAnsi="Times New Roman" w:cs="Times New Roman"/>
-          <w:sz w:val="20"/>
-          <w:szCs w:val="20"/>
-        </w:rPr>
-        <w:t xml:space="preserve">an </w:t>
-      </w:r>
-      <w:r>
-        <w:rPr>
-          <w:rFonts w:ascii="Times New Roman" w:hAnsi="Times New Roman" w:cs="Times New Roman"/>
-          <w:sz w:val="20"/>
-          <w:szCs w:val="20"/>
-        </w:rPr>
-        <w:t xml:space="preserve">increase </w:t>
-      </w:r>
-      <w:r>
-        <w:rPr>
-          <w:rFonts w:ascii="Times New Roman" w:hAnsi="Times New Roman" w:cs="Times New Roman"/>
-          <w:sz w:val="20"/>
-          <w:szCs w:val="20"/>
-        </w:rPr>
-        <w:t xml:space="preserve">in </w:t>
-      </w:r>
-      <w:r>
-        <w:rPr>
-          <w:rFonts w:ascii="Times New Roman" w:hAnsi="Times New Roman" w:cs="Times New Roman"/>
-          <w:sz w:val="20"/>
-          <w:szCs w:val="20"/>
-        </w:rPr>
-        <w:t>the number of ready tasks in the system by meeting their input data dependencies.</w:t>
-      </w:r>
-    </w:p>
-    <w:p>
-      <w:pPr>
-        <w:jc w:val="both"/>
-        <w:rPr>
-          <w:rFonts w:ascii="Times New Roman" w:hAnsi="Times New Roman" w:cs="Times New Roman"/>
-          <w:sz w:val="20"/>
-          <w:szCs w:val="20"/>
-        </w:rPr>
-      </w:pPr>
-      <w:r>
-        <w:rPr>
-          <w:rFonts w:ascii="Times New Roman" w:hAnsi="Times New Roman" w:cs="Times New Roman"/>
-          <w:sz w:val="20"/>
-          <w:szCs w:val="20"/>
-        </w:rPr>
-        <w:t xml:space="preserve">Furthermore, the improvements achieved with the proposed approach </w:t>
-      </w:r>
-      <w:r>
-        <w:rPr>
-          <w:rFonts w:ascii="Times New Roman" w:hAnsi="Times New Roman" w:cs="Times New Roman"/>
-          <w:sz w:val="20"/>
-          <w:szCs w:val="20"/>
-        </w:rPr>
-        <w:t>enhance</w:t>
-      </w:r>
-      <w:r>
-        <w:rPr>
-          <w:rFonts w:ascii="Times New Roman" w:hAnsi="Times New Roman" w:cs="Times New Roman"/>
-          <w:sz w:val="20"/>
-          <w:szCs w:val="20"/>
-        </w:rPr>
-        <w:t xml:space="preserve"> </w:t>
-      </w:r>
-      <w:r>
-        <w:rPr>
-          <w:rFonts w:ascii="Times New Roman" w:hAnsi="Times New Roman" w:cs="Times New Roman"/>
-          <w:sz w:val="20"/>
-          <w:szCs w:val="20"/>
-        </w:rPr>
-        <w:t>with</w:t>
-      </w:r>
-      <w:r>
-        <w:rPr>
-          <w:rFonts w:ascii="Times New Roman" w:hAnsi="Times New Roman" w:cs="Times New Roman"/>
-          <w:sz w:val="20"/>
-          <w:szCs w:val="20"/>
-        </w:rPr>
-        <w:t xml:space="preserve"> increasing the number of computing </w:t>
-      </w:r>
-      <w:r>
-        <w:rPr>
-          <w:rFonts w:ascii="Times New Roman" w:hAnsi="Times New Roman" w:cs="Times New Roman"/>
-          <w:sz w:val="20"/>
-          <w:szCs w:val="20"/>
-        </w:rPr>
-        <w:t>elements</w:t>
-      </w:r>
-      <w:r>
-        <w:rPr>
-          <w:rFonts w:ascii="Times New Roman" w:hAnsi="Times New Roman" w:cs="Times New Roman"/>
-          <w:sz w:val="20"/>
-          <w:szCs w:val="20"/>
-        </w:rPr>
-        <w:t xml:space="preserve">. The reason is that the number of parallel executing tasks is high in this configuration, </w:t>
-      </w:r>
-      <w:r>
-        <w:rPr>
-          <w:rFonts w:ascii="Times New Roman" w:hAnsi="Times New Roman" w:cs="Times New Roman"/>
-          <w:sz w:val="20"/>
-          <w:szCs w:val="20"/>
-        </w:rPr>
-        <w:t xml:space="preserve">allowing the selection of </w:t>
-      </w:r>
-      <w:r>
-        <w:rPr>
-          <w:rFonts w:ascii="Times New Roman" w:hAnsi="Times New Roman" w:cs="Times New Roman"/>
-          <w:sz w:val="20"/>
-          <w:szCs w:val="20"/>
-        </w:rPr>
-        <w:t xml:space="preserve">the most </w:t>
-      </w:r>
-      <w:r>
-        <w:rPr>
-          <w:rFonts w:ascii="Times New Roman" w:hAnsi="Times New Roman" w:cs="Times New Roman"/>
-          <w:sz w:val="20"/>
-          <w:szCs w:val="20"/>
-        </w:rPr>
-        <w:t>suitable</w:t>
-      </w:r>
-      <w:r>
-        <w:rPr>
-          <w:rFonts w:ascii="Times New Roman" w:hAnsi="Times New Roman" w:cs="Times New Roman"/>
-          <w:sz w:val="20"/>
-          <w:szCs w:val="20"/>
-        </w:rPr>
-        <w:t xml:space="preserve"> local queues for </w:t>
-      </w:r>
-      <w:r>
-        <w:rPr>
-          <w:rFonts w:ascii="Times New Roman" w:hAnsi="Times New Roman" w:cs="Times New Roman"/>
-          <w:sz w:val="20"/>
-          <w:szCs w:val="20"/>
-        </w:rPr>
-        <w:t xml:space="preserve">the </w:t>
-      </w:r>
-      <w:r>
-        <w:rPr>
-          <w:rFonts w:ascii="Times New Roman" w:hAnsi="Times New Roman" w:cs="Times New Roman"/>
-          <w:sz w:val="20"/>
-          <w:szCs w:val="20"/>
-        </w:rPr>
-        <w:t xml:space="preserve">tasks and the </w:t>
-      </w:r>
-      <w:r>
-        <w:rPr>
-          <w:rFonts w:ascii="Times New Roman" w:hAnsi="Times New Roman" w:cs="Times New Roman"/>
-          <w:sz w:val="20"/>
-          <w:szCs w:val="20"/>
-        </w:rPr>
-        <w:t xml:space="preserve">selection of the </w:t>
-      </w:r>
-      <w:r>
-        <w:rPr>
-          <w:rFonts w:ascii="Times New Roman" w:hAnsi="Times New Roman" w:cs="Times New Roman"/>
-          <w:sz w:val="20"/>
-          <w:szCs w:val="20"/>
-        </w:rPr>
-        <w:t xml:space="preserve">most suitable tasks from </w:t>
-      </w:r>
-      <w:r>
-        <w:rPr>
-          <w:rFonts w:ascii="Times New Roman" w:hAnsi="Times New Roman" w:cs="Times New Roman"/>
-          <w:sz w:val="20"/>
-          <w:szCs w:val="20"/>
-        </w:rPr>
-        <w:t>them</w:t>
-      </w:r>
-      <w:r>
-        <w:rPr>
-          <w:rFonts w:ascii="Times New Roman" w:hAnsi="Times New Roman" w:cs="Times New Roman"/>
-          <w:sz w:val="20"/>
-          <w:szCs w:val="20"/>
-        </w:rPr>
-        <w:t>.</w:t>
-      </w:r>
-      <w:r>
-        <w:rPr>
-          <w:rFonts w:ascii="Times New Roman" w:hAnsi="Times New Roman" w:cs="Times New Roman"/>
-          <w:sz w:val="20"/>
-          <w:szCs w:val="20"/>
-        </w:rPr>
-        <w:t xml:space="preserve"> Note that </w:t>
-      </w:r>
-      <w:r>
-        <w:rPr>
-          <w:rFonts w:ascii="Times New Roman" w:hAnsi="Times New Roman" w:cs="Times New Roman"/>
-          <w:sz w:val="20"/>
-          <w:szCs w:val="20"/>
-        </w:rPr>
-        <w:t xml:space="preserve">the </w:t>
-      </w:r>
-      <w:r>
-        <w:rPr>
-          <w:rFonts w:ascii="Times New Roman" w:hAnsi="Times New Roman" w:cs="Times New Roman"/>
-          <w:sz w:val="20"/>
-          <w:szCs w:val="20"/>
-        </w:rPr>
-        <w:t>response time decrease</w:t>
-      </w:r>
-      <w:r>
-        <w:rPr>
-          <w:rFonts w:ascii="Times New Roman" w:hAnsi="Times New Roman" w:cs="Times New Roman"/>
-          <w:sz w:val="20"/>
-          <w:szCs w:val="20"/>
-        </w:rPr>
-        <w:t>s</w:t>
-      </w:r>
-      <w:r>
-        <w:rPr>
-          <w:rFonts w:ascii="Times New Roman" w:hAnsi="Times New Roman" w:cs="Times New Roman"/>
-          <w:sz w:val="20"/>
-          <w:szCs w:val="20"/>
-        </w:rPr>
-        <w:t xml:space="preserve"> </w:t>
-      </w:r>
-      <w:r>
-        <w:rPr>
-          <w:rFonts w:ascii="Times New Roman" w:hAnsi="Times New Roman" w:cs="Times New Roman"/>
-          <w:sz w:val="20"/>
-          <w:szCs w:val="20"/>
-        </w:rPr>
-        <w:t>with</w:t>
-      </w:r>
-      <w:r>
-        <w:rPr>
-          <w:rFonts w:ascii="Times New Roman" w:hAnsi="Times New Roman" w:cs="Times New Roman"/>
-          <w:sz w:val="20"/>
-          <w:szCs w:val="20"/>
-        </w:rPr>
-        <w:t xml:space="preserve"> increasing the number of </w:t>
-      </w:r>
-      <w:r>
-        <w:rPr>
-          <w:rFonts w:ascii="Times New Roman" w:hAnsi="Times New Roman" w:cs="Times New Roman"/>
-          <w:sz w:val="20"/>
-          <w:szCs w:val="20"/>
-        </w:rPr>
-        <w:t>computing elements</w:t>
-      </w:r>
-      <w:r>
-        <w:rPr>
-          <w:rFonts w:ascii="Times New Roman" w:hAnsi="Times New Roman" w:cs="Times New Roman"/>
-          <w:sz w:val="20"/>
-          <w:szCs w:val="20"/>
-        </w:rPr>
-        <w:t xml:space="preserve">, as tasks </w:t>
-      </w:r>
-      <w:r>
-        <w:rPr>
-          <w:rFonts w:ascii="Times New Roman" w:hAnsi="Times New Roman" w:cs="Times New Roman"/>
-          <w:sz w:val="20"/>
-          <w:szCs w:val="20"/>
-        </w:rPr>
-        <w:t xml:space="preserve">are </w:t>
-      </w:r>
-      <w:r>
-        <w:rPr>
-          <w:rFonts w:ascii="Times New Roman" w:hAnsi="Times New Roman" w:cs="Times New Roman"/>
-          <w:sz w:val="20"/>
-          <w:szCs w:val="20"/>
-        </w:rPr>
-        <w:t>execute</w:t>
-      </w:r>
-      <w:r>
-        <w:rPr>
-          <w:rFonts w:ascii="Times New Roman" w:hAnsi="Times New Roman" w:cs="Times New Roman"/>
-          <w:sz w:val="20"/>
-          <w:szCs w:val="20"/>
-        </w:rPr>
-        <w:t>d</w:t>
-      </w:r>
-      <w:r>
-        <w:rPr>
-          <w:rFonts w:ascii="Times New Roman" w:hAnsi="Times New Roman" w:cs="Times New Roman"/>
-          <w:sz w:val="20"/>
-          <w:szCs w:val="20"/>
-        </w:rPr>
-        <w:t xml:space="preserve"> with more CPUs and GPUs</w:t>
-      </w:r>
-      <w:r>
-        <w:rPr>
-          <w:rFonts w:ascii="Times New Roman" w:hAnsi="Times New Roman" w:cs="Times New Roman"/>
-          <w:sz w:val="20"/>
-          <w:szCs w:val="20"/>
-        </w:rPr>
-        <w:t>.</w:t>
-      </w:r>
-    </w:p>
-    <w:p>
-      <w:pPr>
-        <w:jc w:val="both"/>
-        <w:rPr>
-          <w:rFonts w:ascii="Times New Roman" w:hAnsi="Times New Roman" w:cs="Times New Roman"/>
-          <w:sz w:val="20"/>
-          <w:szCs w:val="20"/>
-        </w:rPr>
-      </w:pPr>
-    </w:p>
     <w:tbl>
       <w:tblPr>
         <w:tblStyle w:val="TableGrid"/>
@@ -775,13 +281,41 @@
                 <w:szCs w:val="20"/>
               </w:rPr>
             </w:pPr>
-            <w:r>
-              <w:rPr>
-                <w:rFonts w:ascii="Times New Roman" w:hAnsi="Times New Roman" w:cs="Times New Roman"/>
-                <w:sz w:val="20"/>
-                <w:szCs w:val="20"/>
-              </w:rPr>
-              <w:t>Num_CPU=4, Num_GPU=2</w:t>
+            <w:proofErr w:type="spellStart"/>
+            <w:r>
+              <w:rPr>
+                <w:rFonts w:ascii="Times New Roman" w:hAnsi="Times New Roman" w:cs="Times New Roman"/>
+                <w:sz w:val="20"/>
+                <w:szCs w:val="20"/>
+              </w:rPr>
+              <w:t>Num_CPU</w:t>
+            </w:r>
+            <w:proofErr w:type="spellEnd"/>
+            <w:r>
+              <w:rPr>
+                <w:rFonts w:ascii="Times New Roman" w:hAnsi="Times New Roman" w:cs="Times New Roman"/>
+                <w:sz w:val="20"/>
+                <w:szCs w:val="20"/>
+              </w:rPr>
+              <w:t xml:space="preserve">=4, </w:t>
+            </w:r>
+            <w:proofErr w:type="spellStart"/>
+            <w:r>
+              <w:rPr>
+                <w:rFonts w:ascii="Times New Roman" w:hAnsi="Times New Roman" w:cs="Times New Roman"/>
+                <w:sz w:val="20"/>
+                <w:szCs w:val="20"/>
+              </w:rPr>
+              <w:t>Num_GPU</w:t>
+            </w:r>
+            <w:proofErr w:type="spellEnd"/>
+            <w:r>
+              <w:rPr>
+                <w:rFonts w:ascii="Times New Roman" w:hAnsi="Times New Roman" w:cs="Times New Roman"/>
+                <w:sz w:val="20"/>
+                <w:szCs w:val="20"/>
+              </w:rPr>
+              <w:t>=2</w:t>
             </w:r>
           </w:p>
           <w:p>
@@ -871,13 +405,41 @@
                 <w:szCs w:val="20"/>
               </w:rPr>
             </w:pPr>
-            <w:r>
-              <w:rPr>
-                <w:rFonts w:ascii="Times New Roman" w:hAnsi="Times New Roman" w:cs="Times New Roman"/>
-                <w:sz w:val="20"/>
-                <w:szCs w:val="20"/>
-              </w:rPr>
-              <w:t>Num_CPU=8, Num_GPU=4</w:t>
+            <w:proofErr w:type="spellStart"/>
+            <w:r>
+              <w:rPr>
+                <w:rFonts w:ascii="Times New Roman" w:hAnsi="Times New Roman" w:cs="Times New Roman"/>
+                <w:sz w:val="20"/>
+                <w:szCs w:val="20"/>
+              </w:rPr>
+              <w:t>Num_CPU</w:t>
+            </w:r>
+            <w:proofErr w:type="spellEnd"/>
+            <w:r>
+              <w:rPr>
+                <w:rFonts w:ascii="Times New Roman" w:hAnsi="Times New Roman" w:cs="Times New Roman"/>
+                <w:sz w:val="20"/>
+                <w:szCs w:val="20"/>
+              </w:rPr>
+              <w:t xml:space="preserve">=8, </w:t>
+            </w:r>
+            <w:proofErr w:type="spellStart"/>
+            <w:r>
+              <w:rPr>
+                <w:rFonts w:ascii="Times New Roman" w:hAnsi="Times New Roman" w:cs="Times New Roman"/>
+                <w:sz w:val="20"/>
+                <w:szCs w:val="20"/>
+              </w:rPr>
+              <w:t>Num_GPU</w:t>
+            </w:r>
+            <w:proofErr w:type="spellEnd"/>
+            <w:r>
+              <w:rPr>
+                <w:rFonts w:ascii="Times New Roman" w:hAnsi="Times New Roman" w:cs="Times New Roman"/>
+                <w:sz w:val="20"/>
+                <w:szCs w:val="20"/>
+              </w:rPr>
+              <w:t>=4</w:t>
             </w:r>
           </w:p>
           <w:p>
@@ -969,13 +531,41 @@
                 <w:szCs w:val="20"/>
               </w:rPr>
             </w:pPr>
-            <w:r>
-              <w:rPr>
-                <w:rFonts w:ascii="Times New Roman" w:hAnsi="Times New Roman" w:cs="Times New Roman"/>
-                <w:sz w:val="20"/>
-                <w:szCs w:val="20"/>
-              </w:rPr>
-              <w:t>Num_CPU=16, Num_GPU=4</w:t>
+            <w:proofErr w:type="spellStart"/>
+            <w:r>
+              <w:rPr>
+                <w:rFonts w:ascii="Times New Roman" w:hAnsi="Times New Roman" w:cs="Times New Roman"/>
+                <w:sz w:val="20"/>
+                <w:szCs w:val="20"/>
+              </w:rPr>
+              <w:t>Num_CPU</w:t>
+            </w:r>
+            <w:proofErr w:type="spellEnd"/>
+            <w:r>
+              <w:rPr>
+                <w:rFonts w:ascii="Times New Roman" w:hAnsi="Times New Roman" w:cs="Times New Roman"/>
+                <w:sz w:val="20"/>
+                <w:szCs w:val="20"/>
+              </w:rPr>
+              <w:t xml:space="preserve">=16, </w:t>
+            </w:r>
+            <w:proofErr w:type="spellStart"/>
+            <w:r>
+              <w:rPr>
+                <w:rFonts w:ascii="Times New Roman" w:hAnsi="Times New Roman" w:cs="Times New Roman"/>
+                <w:sz w:val="20"/>
+                <w:szCs w:val="20"/>
+              </w:rPr>
+              <w:t>Num_GPU</w:t>
+            </w:r>
+            <w:proofErr w:type="spellEnd"/>
+            <w:r>
+              <w:rPr>
+                <w:rFonts w:ascii="Times New Roman" w:hAnsi="Times New Roman" w:cs="Times New Roman"/>
+                <w:sz w:val="20"/>
+                <w:szCs w:val="20"/>
+              </w:rPr>
+              <w:t>=4</w:t>
             </w:r>
           </w:p>
           <w:p>
@@ -1065,13 +655,41 @@
                 <w:szCs w:val="20"/>
               </w:rPr>
             </w:pPr>
-            <w:r>
-              <w:rPr>
-                <w:rFonts w:ascii="Times New Roman" w:hAnsi="Times New Roman" w:cs="Times New Roman"/>
-                <w:sz w:val="20"/>
-                <w:szCs w:val="20"/>
-              </w:rPr>
-              <w:t>Num_CPU=32, Num_GPU=8</w:t>
+            <w:proofErr w:type="spellStart"/>
+            <w:r>
+              <w:rPr>
+                <w:rFonts w:ascii="Times New Roman" w:hAnsi="Times New Roman" w:cs="Times New Roman"/>
+                <w:sz w:val="20"/>
+                <w:szCs w:val="20"/>
+              </w:rPr>
+              <w:t>Num_CPU</w:t>
+            </w:r>
+            <w:proofErr w:type="spellEnd"/>
+            <w:r>
+              <w:rPr>
+                <w:rFonts w:ascii="Times New Roman" w:hAnsi="Times New Roman" w:cs="Times New Roman"/>
+                <w:sz w:val="20"/>
+                <w:szCs w:val="20"/>
+              </w:rPr>
+              <w:t xml:space="preserve">=32, </w:t>
+            </w:r>
+            <w:proofErr w:type="spellStart"/>
+            <w:r>
+              <w:rPr>
+                <w:rFonts w:ascii="Times New Roman" w:hAnsi="Times New Roman" w:cs="Times New Roman"/>
+                <w:sz w:val="20"/>
+                <w:szCs w:val="20"/>
+              </w:rPr>
+              <w:t>Num_GPU</w:t>
+            </w:r>
+            <w:proofErr w:type="spellEnd"/>
+            <w:r>
+              <w:rPr>
+                <w:rFonts w:ascii="Times New Roman" w:hAnsi="Times New Roman" w:cs="Times New Roman"/>
+                <w:sz w:val="20"/>
+                <w:szCs w:val="20"/>
+              </w:rPr>
+              <w:t>=8</w:t>
             </w:r>
           </w:p>
           <w:p>
@@ -1108,7 +726,6 @@
                 <w:sz w:val="20"/>
                 <w:szCs w:val="20"/>
               </w:rPr>
-              <w:lastRenderedPageBreak/>
               <w:drawing>
                 <wp:inline distT="0" distB="0" distL="0" distR="0" wp14:anchorId="7104EE3B" wp14:editId="4F0EA9B7">
                   <wp:extent cx="3240000" cy="1945798"/>
@@ -1165,13 +782,41 @@
                 <w:szCs w:val="20"/>
               </w:rPr>
             </w:pPr>
-            <w:r>
-              <w:rPr>
-                <w:rFonts w:ascii="Times New Roman" w:hAnsi="Times New Roman" w:cs="Times New Roman"/>
-                <w:sz w:val="20"/>
-                <w:szCs w:val="20"/>
-              </w:rPr>
-              <w:t>Num_CPU=64, Num_GPU=8</w:t>
+            <w:proofErr w:type="spellStart"/>
+            <w:r>
+              <w:rPr>
+                <w:rFonts w:ascii="Times New Roman" w:hAnsi="Times New Roman" w:cs="Times New Roman"/>
+                <w:sz w:val="20"/>
+                <w:szCs w:val="20"/>
+              </w:rPr>
+              <w:t>Num_CPU</w:t>
+            </w:r>
+            <w:proofErr w:type="spellEnd"/>
+            <w:r>
+              <w:rPr>
+                <w:rFonts w:ascii="Times New Roman" w:hAnsi="Times New Roman" w:cs="Times New Roman"/>
+                <w:sz w:val="20"/>
+                <w:szCs w:val="20"/>
+              </w:rPr>
+              <w:t xml:space="preserve">=64, </w:t>
+            </w:r>
+            <w:proofErr w:type="spellStart"/>
+            <w:r>
+              <w:rPr>
+                <w:rFonts w:ascii="Times New Roman" w:hAnsi="Times New Roman" w:cs="Times New Roman"/>
+                <w:sz w:val="20"/>
+                <w:szCs w:val="20"/>
+              </w:rPr>
+              <w:t>Num_GPU</w:t>
+            </w:r>
+            <w:proofErr w:type="spellEnd"/>
+            <w:r>
+              <w:rPr>
+                <w:rFonts w:ascii="Times New Roman" w:hAnsi="Times New Roman" w:cs="Times New Roman"/>
+                <w:sz w:val="20"/>
+                <w:szCs w:val="20"/>
+              </w:rPr>
+              <w:t>=8</w:t>
             </w:r>
           </w:p>
         </w:tc>
@@ -1216,6 +861,15 @@
     </w:p>
     <w:p>
       <w:pPr>
+        <w:rPr>
+          <w:rFonts w:ascii="Times New Roman" w:hAnsi="Times New Roman" w:cs="Times New Roman"/>
+          <w:sz w:val="20"/>
+          <w:szCs w:val="20"/>
+        </w:rPr>
+      </w:pPr>
+    </w:p>
+    <w:p>
+      <w:pPr>
         <w:jc w:val="center"/>
         <w:rPr>
           <w:rFonts w:ascii="Times New Roman" w:hAnsi="Times New Roman" w:cs="Times New Roman"/>
@@ -1231,6 +885,7 @@
           <w:sz w:val="20"/>
           <w:szCs w:val="20"/>
         </w:rPr>
+        <w:lastRenderedPageBreak/>
         <w:t>Speedup of the new method</w:t>
       </w:r>
       <w:r>
@@ -1386,13 +1041,41 @@
                 <w:szCs w:val="20"/>
               </w:rPr>
             </w:pPr>
-            <w:r>
-              <w:rPr>
-                <w:rFonts w:ascii="Times New Roman" w:hAnsi="Times New Roman" w:cs="Times New Roman"/>
-                <w:sz w:val="20"/>
-                <w:szCs w:val="20"/>
-              </w:rPr>
-              <w:t>Num_CPU=4, Num_GPU=2</w:t>
+            <w:proofErr w:type="spellStart"/>
+            <w:r>
+              <w:rPr>
+                <w:rFonts w:ascii="Times New Roman" w:hAnsi="Times New Roman" w:cs="Times New Roman"/>
+                <w:sz w:val="20"/>
+                <w:szCs w:val="20"/>
+              </w:rPr>
+              <w:t>Num_CPU</w:t>
+            </w:r>
+            <w:proofErr w:type="spellEnd"/>
+            <w:r>
+              <w:rPr>
+                <w:rFonts w:ascii="Times New Roman" w:hAnsi="Times New Roman" w:cs="Times New Roman"/>
+                <w:sz w:val="20"/>
+                <w:szCs w:val="20"/>
+              </w:rPr>
+              <w:t xml:space="preserve">=4, </w:t>
+            </w:r>
+            <w:proofErr w:type="spellStart"/>
+            <w:r>
+              <w:rPr>
+                <w:rFonts w:ascii="Times New Roman" w:hAnsi="Times New Roman" w:cs="Times New Roman"/>
+                <w:sz w:val="20"/>
+                <w:szCs w:val="20"/>
+              </w:rPr>
+              <w:t>Num_GPU</w:t>
+            </w:r>
+            <w:proofErr w:type="spellEnd"/>
+            <w:r>
+              <w:rPr>
+                <w:rFonts w:ascii="Times New Roman" w:hAnsi="Times New Roman" w:cs="Times New Roman"/>
+                <w:sz w:val="20"/>
+                <w:szCs w:val="20"/>
+              </w:rPr>
+              <w:t>=2</w:t>
             </w:r>
           </w:p>
         </w:tc>
@@ -1506,13 +1189,41 @@
                 <w:szCs w:val="20"/>
               </w:rPr>
             </w:pPr>
-            <w:r>
-              <w:rPr>
-                <w:rFonts w:ascii="Times New Roman" w:hAnsi="Times New Roman" w:cs="Times New Roman"/>
-                <w:sz w:val="20"/>
-                <w:szCs w:val="20"/>
-              </w:rPr>
-              <w:t>Num_CPU=8, Num_GPU=4</w:t>
+            <w:proofErr w:type="spellStart"/>
+            <w:r>
+              <w:rPr>
+                <w:rFonts w:ascii="Times New Roman" w:hAnsi="Times New Roman" w:cs="Times New Roman"/>
+                <w:sz w:val="20"/>
+                <w:szCs w:val="20"/>
+              </w:rPr>
+              <w:t>Num_CPU</w:t>
+            </w:r>
+            <w:proofErr w:type="spellEnd"/>
+            <w:r>
+              <w:rPr>
+                <w:rFonts w:ascii="Times New Roman" w:hAnsi="Times New Roman" w:cs="Times New Roman"/>
+                <w:sz w:val="20"/>
+                <w:szCs w:val="20"/>
+              </w:rPr>
+              <w:t xml:space="preserve">=8, </w:t>
+            </w:r>
+            <w:proofErr w:type="spellStart"/>
+            <w:r>
+              <w:rPr>
+                <w:rFonts w:ascii="Times New Roman" w:hAnsi="Times New Roman" w:cs="Times New Roman"/>
+                <w:sz w:val="20"/>
+                <w:szCs w:val="20"/>
+              </w:rPr>
+              <w:t>Num_GPU</w:t>
+            </w:r>
+            <w:proofErr w:type="spellEnd"/>
+            <w:r>
+              <w:rPr>
+                <w:rFonts w:ascii="Times New Roman" w:hAnsi="Times New Roman" w:cs="Times New Roman"/>
+                <w:sz w:val="20"/>
+                <w:szCs w:val="20"/>
+              </w:rPr>
+              <w:t>=4</w:t>
             </w:r>
           </w:p>
         </w:tc>
@@ -1626,13 +1337,41 @@
                 <w:szCs w:val="20"/>
               </w:rPr>
             </w:pPr>
-            <w:r>
-              <w:rPr>
-                <w:rFonts w:ascii="Times New Roman" w:hAnsi="Times New Roman" w:cs="Times New Roman"/>
-                <w:sz w:val="20"/>
-                <w:szCs w:val="20"/>
-              </w:rPr>
-              <w:t>Num_CPU=16, Num_GPU=4</w:t>
+            <w:proofErr w:type="spellStart"/>
+            <w:r>
+              <w:rPr>
+                <w:rFonts w:ascii="Times New Roman" w:hAnsi="Times New Roman" w:cs="Times New Roman"/>
+                <w:sz w:val="20"/>
+                <w:szCs w:val="20"/>
+              </w:rPr>
+              <w:t>Num_CPU</w:t>
+            </w:r>
+            <w:proofErr w:type="spellEnd"/>
+            <w:r>
+              <w:rPr>
+                <w:rFonts w:ascii="Times New Roman" w:hAnsi="Times New Roman" w:cs="Times New Roman"/>
+                <w:sz w:val="20"/>
+                <w:szCs w:val="20"/>
+              </w:rPr>
+              <w:t xml:space="preserve">=16, </w:t>
+            </w:r>
+            <w:proofErr w:type="spellStart"/>
+            <w:r>
+              <w:rPr>
+                <w:rFonts w:ascii="Times New Roman" w:hAnsi="Times New Roman" w:cs="Times New Roman"/>
+                <w:sz w:val="20"/>
+                <w:szCs w:val="20"/>
+              </w:rPr>
+              <w:t>Num_GPU</w:t>
+            </w:r>
+            <w:proofErr w:type="spellEnd"/>
+            <w:r>
+              <w:rPr>
+                <w:rFonts w:ascii="Times New Roman" w:hAnsi="Times New Roman" w:cs="Times New Roman"/>
+                <w:sz w:val="20"/>
+                <w:szCs w:val="20"/>
+              </w:rPr>
+              <w:t>=4</w:t>
             </w:r>
           </w:p>
         </w:tc>
@@ -1746,13 +1485,41 @@
                 <w:szCs w:val="20"/>
               </w:rPr>
             </w:pPr>
-            <w:r>
-              <w:rPr>
-                <w:rFonts w:ascii="Times New Roman" w:hAnsi="Times New Roman" w:cs="Times New Roman"/>
-                <w:sz w:val="20"/>
-                <w:szCs w:val="20"/>
-              </w:rPr>
-              <w:t>Num_CPU=32, Num_GPU=8</w:t>
+            <w:proofErr w:type="spellStart"/>
+            <w:r>
+              <w:rPr>
+                <w:rFonts w:ascii="Times New Roman" w:hAnsi="Times New Roman" w:cs="Times New Roman"/>
+                <w:sz w:val="20"/>
+                <w:szCs w:val="20"/>
+              </w:rPr>
+              <w:t>Num_CPU</w:t>
+            </w:r>
+            <w:proofErr w:type="spellEnd"/>
+            <w:r>
+              <w:rPr>
+                <w:rFonts w:ascii="Times New Roman" w:hAnsi="Times New Roman" w:cs="Times New Roman"/>
+                <w:sz w:val="20"/>
+                <w:szCs w:val="20"/>
+              </w:rPr>
+              <w:t xml:space="preserve">=32, </w:t>
+            </w:r>
+            <w:proofErr w:type="spellStart"/>
+            <w:r>
+              <w:rPr>
+                <w:rFonts w:ascii="Times New Roman" w:hAnsi="Times New Roman" w:cs="Times New Roman"/>
+                <w:sz w:val="20"/>
+                <w:szCs w:val="20"/>
+              </w:rPr>
+              <w:t>Num_GPU</w:t>
+            </w:r>
+            <w:proofErr w:type="spellEnd"/>
+            <w:r>
+              <w:rPr>
+                <w:rFonts w:ascii="Times New Roman" w:hAnsi="Times New Roman" w:cs="Times New Roman"/>
+                <w:sz w:val="20"/>
+                <w:szCs w:val="20"/>
+              </w:rPr>
+              <w:t>=8</w:t>
             </w:r>
           </w:p>
         </w:tc>
@@ -1866,13 +1633,41 @@
                 <w:szCs w:val="20"/>
               </w:rPr>
             </w:pPr>
-            <w:r>
-              <w:rPr>
-                <w:rFonts w:ascii="Times New Roman" w:hAnsi="Times New Roman" w:cs="Times New Roman"/>
-                <w:sz w:val="20"/>
-                <w:szCs w:val="20"/>
-              </w:rPr>
-              <w:t>Num_CPU=64, Num_GPU=8</w:t>
+            <w:proofErr w:type="spellStart"/>
+            <w:r>
+              <w:rPr>
+                <w:rFonts w:ascii="Times New Roman" w:hAnsi="Times New Roman" w:cs="Times New Roman"/>
+                <w:sz w:val="20"/>
+                <w:szCs w:val="20"/>
+              </w:rPr>
+              <w:t>Num_CPU</w:t>
+            </w:r>
+            <w:proofErr w:type="spellEnd"/>
+            <w:r>
+              <w:rPr>
+                <w:rFonts w:ascii="Times New Roman" w:hAnsi="Times New Roman" w:cs="Times New Roman"/>
+                <w:sz w:val="20"/>
+                <w:szCs w:val="20"/>
+              </w:rPr>
+              <w:t xml:space="preserve">=64, </w:t>
+            </w:r>
+            <w:proofErr w:type="spellStart"/>
+            <w:r>
+              <w:rPr>
+                <w:rFonts w:ascii="Times New Roman" w:hAnsi="Times New Roman" w:cs="Times New Roman"/>
+                <w:sz w:val="20"/>
+                <w:szCs w:val="20"/>
+              </w:rPr>
+              <w:t>Num_GPU</w:t>
+            </w:r>
+            <w:proofErr w:type="spellEnd"/>
+            <w:r>
+              <w:rPr>
+                <w:rFonts w:ascii="Times New Roman" w:hAnsi="Times New Roman" w:cs="Times New Roman"/>
+                <w:sz w:val="20"/>
+                <w:szCs w:val="20"/>
+              </w:rPr>
+              <w:t>=8</w:t>
             </w:r>
           </w:p>
         </w:tc>
@@ -2380,15 +2175,6 @@
         </w:rPr>
       </w:pPr>
       <w:bookmarkStart w:id="0" w:name="_Hlk209176232"/>
-      <w:r>
-        <w:rPr>
-          <w:rFonts w:ascii="Times New Roman" w:hAnsi="Times New Roman" w:cs="Times New Roman"/>
-          <w:noProof/>
-          <w:sz w:val="20"/>
-          <w:szCs w:val="20"/>
-        </w:rPr>
-        <w:t>Fig. 2 shows that the new approach obtained similar improvements with those shown in Fig. 1. The only difference is that the improvements decrease after increasing the number of CPUs to 32 and the number of GPUs to 8. The reason is that the number of parallel executing tasks is medium in this configuration, so the number of tasks simultaneously allocated to local queues is not much. Therefore, it does not really matter which algorithms are applied to select local queues for tasks and which ones to choose from. Another difference is that the response time increases as the number of data dependencies increases, so tasks wait to meet input data dependencies.</w:t>
-      </w:r>
     </w:p>
     <w:tbl>
       <w:tblPr>
@@ -2430,7 +2216,6 @@
                 <w:sz w:val="20"/>
                 <w:szCs w:val="20"/>
               </w:rPr>
-              <w:lastRenderedPageBreak/>
               <w:drawing>
                 <wp:inline distT="0" distB="0" distL="0" distR="0" wp14:anchorId="730F504C" wp14:editId="07D8792B">
                   <wp:extent cx="3240000" cy="1945798"/>
@@ -2487,13 +2272,41 @@
                 <w:szCs w:val="20"/>
               </w:rPr>
             </w:pPr>
-            <w:r>
-              <w:rPr>
-                <w:rFonts w:ascii="Times New Roman" w:hAnsi="Times New Roman" w:cs="Times New Roman"/>
-                <w:sz w:val="20"/>
-                <w:szCs w:val="20"/>
-              </w:rPr>
-              <w:t>Num_CPU=4, Num_GPU=2</w:t>
+            <w:proofErr w:type="spellStart"/>
+            <w:r>
+              <w:rPr>
+                <w:rFonts w:ascii="Times New Roman" w:hAnsi="Times New Roman" w:cs="Times New Roman"/>
+                <w:sz w:val="20"/>
+                <w:szCs w:val="20"/>
+              </w:rPr>
+              <w:t>Num_CPU</w:t>
+            </w:r>
+            <w:proofErr w:type="spellEnd"/>
+            <w:r>
+              <w:rPr>
+                <w:rFonts w:ascii="Times New Roman" w:hAnsi="Times New Roman" w:cs="Times New Roman"/>
+                <w:sz w:val="20"/>
+                <w:szCs w:val="20"/>
+              </w:rPr>
+              <w:t xml:space="preserve">=4, </w:t>
+            </w:r>
+            <w:proofErr w:type="spellStart"/>
+            <w:r>
+              <w:rPr>
+                <w:rFonts w:ascii="Times New Roman" w:hAnsi="Times New Roman" w:cs="Times New Roman"/>
+                <w:sz w:val="20"/>
+                <w:szCs w:val="20"/>
+              </w:rPr>
+              <w:t>Num_GPU</w:t>
+            </w:r>
+            <w:proofErr w:type="spellEnd"/>
+            <w:r>
+              <w:rPr>
+                <w:rFonts w:ascii="Times New Roman" w:hAnsi="Times New Roman" w:cs="Times New Roman"/>
+                <w:sz w:val="20"/>
+                <w:szCs w:val="20"/>
+              </w:rPr>
+              <w:t>=2</w:t>
             </w:r>
           </w:p>
         </w:tc>
@@ -2573,13 +2386,41 @@
                 <w:szCs w:val="20"/>
               </w:rPr>
             </w:pPr>
-            <w:r>
-              <w:rPr>
-                <w:rFonts w:ascii="Times New Roman" w:hAnsi="Times New Roman" w:cs="Times New Roman"/>
-                <w:sz w:val="20"/>
-                <w:szCs w:val="20"/>
-              </w:rPr>
-              <w:t>Num_CPU=8, Num_GPU=4</w:t>
+            <w:proofErr w:type="spellStart"/>
+            <w:r>
+              <w:rPr>
+                <w:rFonts w:ascii="Times New Roman" w:hAnsi="Times New Roman" w:cs="Times New Roman"/>
+                <w:sz w:val="20"/>
+                <w:szCs w:val="20"/>
+              </w:rPr>
+              <w:t>Num_CPU</w:t>
+            </w:r>
+            <w:proofErr w:type="spellEnd"/>
+            <w:r>
+              <w:rPr>
+                <w:rFonts w:ascii="Times New Roman" w:hAnsi="Times New Roman" w:cs="Times New Roman"/>
+                <w:sz w:val="20"/>
+                <w:szCs w:val="20"/>
+              </w:rPr>
+              <w:t xml:space="preserve">=8, </w:t>
+            </w:r>
+            <w:proofErr w:type="spellStart"/>
+            <w:r>
+              <w:rPr>
+                <w:rFonts w:ascii="Times New Roman" w:hAnsi="Times New Roman" w:cs="Times New Roman"/>
+                <w:sz w:val="20"/>
+                <w:szCs w:val="20"/>
+              </w:rPr>
+              <w:t>Num_GPU</w:t>
+            </w:r>
+            <w:proofErr w:type="spellEnd"/>
+            <w:r>
+              <w:rPr>
+                <w:rFonts w:ascii="Times New Roman" w:hAnsi="Times New Roman" w:cs="Times New Roman"/>
+                <w:sz w:val="20"/>
+                <w:szCs w:val="20"/>
+              </w:rPr>
+              <w:t>=4</w:t>
             </w:r>
           </w:p>
         </w:tc>
@@ -2661,13 +2502,41 @@
                 <w:szCs w:val="20"/>
               </w:rPr>
             </w:pPr>
-            <w:r>
-              <w:rPr>
-                <w:rFonts w:ascii="Times New Roman" w:hAnsi="Times New Roman" w:cs="Times New Roman"/>
-                <w:sz w:val="20"/>
-                <w:szCs w:val="20"/>
-              </w:rPr>
-              <w:t>Num_CPU=16, Num_GPU=4</w:t>
+            <w:proofErr w:type="spellStart"/>
+            <w:r>
+              <w:rPr>
+                <w:rFonts w:ascii="Times New Roman" w:hAnsi="Times New Roman" w:cs="Times New Roman"/>
+                <w:sz w:val="20"/>
+                <w:szCs w:val="20"/>
+              </w:rPr>
+              <w:t>Num_CPU</w:t>
+            </w:r>
+            <w:proofErr w:type="spellEnd"/>
+            <w:r>
+              <w:rPr>
+                <w:rFonts w:ascii="Times New Roman" w:hAnsi="Times New Roman" w:cs="Times New Roman"/>
+                <w:sz w:val="20"/>
+                <w:szCs w:val="20"/>
+              </w:rPr>
+              <w:t xml:space="preserve">=16, </w:t>
+            </w:r>
+            <w:proofErr w:type="spellStart"/>
+            <w:r>
+              <w:rPr>
+                <w:rFonts w:ascii="Times New Roman" w:hAnsi="Times New Roman" w:cs="Times New Roman"/>
+                <w:sz w:val="20"/>
+                <w:szCs w:val="20"/>
+              </w:rPr>
+              <w:t>Num_GPU</w:t>
+            </w:r>
+            <w:proofErr w:type="spellEnd"/>
+            <w:r>
+              <w:rPr>
+                <w:rFonts w:ascii="Times New Roman" w:hAnsi="Times New Roman" w:cs="Times New Roman"/>
+                <w:sz w:val="20"/>
+                <w:szCs w:val="20"/>
+              </w:rPr>
+              <w:t>=4</w:t>
             </w:r>
           </w:p>
         </w:tc>
@@ -2747,13 +2616,41 @@
                 <w:szCs w:val="20"/>
               </w:rPr>
             </w:pPr>
-            <w:r>
-              <w:rPr>
-                <w:rFonts w:ascii="Times New Roman" w:hAnsi="Times New Roman" w:cs="Times New Roman"/>
-                <w:sz w:val="20"/>
-                <w:szCs w:val="20"/>
-              </w:rPr>
-              <w:t>Num_CPU=32, Num_GPU=8</w:t>
+            <w:proofErr w:type="spellStart"/>
+            <w:r>
+              <w:rPr>
+                <w:rFonts w:ascii="Times New Roman" w:hAnsi="Times New Roman" w:cs="Times New Roman"/>
+                <w:sz w:val="20"/>
+                <w:szCs w:val="20"/>
+              </w:rPr>
+              <w:t>Num_CPU</w:t>
+            </w:r>
+            <w:proofErr w:type="spellEnd"/>
+            <w:r>
+              <w:rPr>
+                <w:rFonts w:ascii="Times New Roman" w:hAnsi="Times New Roman" w:cs="Times New Roman"/>
+                <w:sz w:val="20"/>
+                <w:szCs w:val="20"/>
+              </w:rPr>
+              <w:t xml:space="preserve">=32, </w:t>
+            </w:r>
+            <w:proofErr w:type="spellStart"/>
+            <w:r>
+              <w:rPr>
+                <w:rFonts w:ascii="Times New Roman" w:hAnsi="Times New Roman" w:cs="Times New Roman"/>
+                <w:sz w:val="20"/>
+                <w:szCs w:val="20"/>
+              </w:rPr>
+              <w:t>Num_GPU</w:t>
+            </w:r>
+            <w:proofErr w:type="spellEnd"/>
+            <w:r>
+              <w:rPr>
+                <w:rFonts w:ascii="Times New Roman" w:hAnsi="Times New Roman" w:cs="Times New Roman"/>
+                <w:sz w:val="20"/>
+                <w:szCs w:val="20"/>
+              </w:rPr>
+              <w:t>=8</w:t>
             </w:r>
           </w:p>
         </w:tc>
@@ -2780,6 +2677,7 @@
                 <w:sz w:val="20"/>
                 <w:szCs w:val="20"/>
               </w:rPr>
+              <w:lastRenderedPageBreak/>
               <w:drawing>
                 <wp:inline distT="0" distB="0" distL="0" distR="0" wp14:anchorId="66C5AB73" wp14:editId="5222F33C">
                   <wp:extent cx="3240000" cy="1945798"/>
@@ -2836,13 +2734,41 @@
                 <w:szCs w:val="20"/>
               </w:rPr>
             </w:pPr>
-            <w:r>
-              <w:rPr>
-                <w:rFonts w:ascii="Times New Roman" w:hAnsi="Times New Roman" w:cs="Times New Roman"/>
-                <w:sz w:val="20"/>
-                <w:szCs w:val="20"/>
-              </w:rPr>
-              <w:t>Num_CPU=64, Num_GPU=8</w:t>
+            <w:proofErr w:type="spellStart"/>
+            <w:r>
+              <w:rPr>
+                <w:rFonts w:ascii="Times New Roman" w:hAnsi="Times New Roman" w:cs="Times New Roman"/>
+                <w:sz w:val="20"/>
+                <w:szCs w:val="20"/>
+              </w:rPr>
+              <w:t>Num_CPU</w:t>
+            </w:r>
+            <w:proofErr w:type="spellEnd"/>
+            <w:r>
+              <w:rPr>
+                <w:rFonts w:ascii="Times New Roman" w:hAnsi="Times New Roman" w:cs="Times New Roman"/>
+                <w:sz w:val="20"/>
+                <w:szCs w:val="20"/>
+              </w:rPr>
+              <w:t xml:space="preserve">=64, </w:t>
+            </w:r>
+            <w:proofErr w:type="spellStart"/>
+            <w:r>
+              <w:rPr>
+                <w:rFonts w:ascii="Times New Roman" w:hAnsi="Times New Roman" w:cs="Times New Roman"/>
+                <w:sz w:val="20"/>
+                <w:szCs w:val="20"/>
+              </w:rPr>
+              <w:t>Num_GPU</w:t>
+            </w:r>
+            <w:proofErr w:type="spellEnd"/>
+            <w:r>
+              <w:rPr>
+                <w:rFonts w:ascii="Times New Roman" w:hAnsi="Times New Roman" w:cs="Times New Roman"/>
+                <w:sz w:val="20"/>
+                <w:szCs w:val="20"/>
+              </w:rPr>
+              <w:t>=8</w:t>
             </w:r>
           </w:p>
         </w:tc>
@@ -3048,13 +2974,41 @@
                 <w:szCs w:val="20"/>
               </w:rPr>
             </w:pPr>
-            <w:r>
-              <w:rPr>
-                <w:rFonts w:ascii="Times New Roman" w:hAnsi="Times New Roman" w:cs="Times New Roman"/>
-                <w:sz w:val="20"/>
-                <w:szCs w:val="20"/>
-              </w:rPr>
-              <w:t>Num_CPU=4, Num_GPU=2</w:t>
+            <w:proofErr w:type="spellStart"/>
+            <w:r>
+              <w:rPr>
+                <w:rFonts w:ascii="Times New Roman" w:hAnsi="Times New Roman" w:cs="Times New Roman"/>
+                <w:sz w:val="20"/>
+                <w:szCs w:val="20"/>
+              </w:rPr>
+              <w:t>Num_CPU</w:t>
+            </w:r>
+            <w:proofErr w:type="spellEnd"/>
+            <w:r>
+              <w:rPr>
+                <w:rFonts w:ascii="Times New Roman" w:hAnsi="Times New Roman" w:cs="Times New Roman"/>
+                <w:sz w:val="20"/>
+                <w:szCs w:val="20"/>
+              </w:rPr>
+              <w:t xml:space="preserve">=4, </w:t>
+            </w:r>
+            <w:proofErr w:type="spellStart"/>
+            <w:r>
+              <w:rPr>
+                <w:rFonts w:ascii="Times New Roman" w:hAnsi="Times New Roman" w:cs="Times New Roman"/>
+                <w:sz w:val="20"/>
+                <w:szCs w:val="20"/>
+              </w:rPr>
+              <w:t>Num_GPU</w:t>
+            </w:r>
+            <w:proofErr w:type="spellEnd"/>
+            <w:r>
+              <w:rPr>
+                <w:rFonts w:ascii="Times New Roman" w:hAnsi="Times New Roman" w:cs="Times New Roman"/>
+                <w:sz w:val="20"/>
+                <w:szCs w:val="20"/>
+              </w:rPr>
+              <w:t>=2</w:t>
             </w:r>
           </w:p>
         </w:tc>
@@ -3168,13 +3122,41 @@
                 <w:szCs w:val="20"/>
               </w:rPr>
             </w:pPr>
-            <w:r>
-              <w:rPr>
-                <w:rFonts w:ascii="Times New Roman" w:hAnsi="Times New Roman" w:cs="Times New Roman"/>
-                <w:sz w:val="20"/>
-                <w:szCs w:val="20"/>
-              </w:rPr>
-              <w:t>Num_CPU=8, Num_GPU=4</w:t>
+            <w:proofErr w:type="spellStart"/>
+            <w:r>
+              <w:rPr>
+                <w:rFonts w:ascii="Times New Roman" w:hAnsi="Times New Roman" w:cs="Times New Roman"/>
+                <w:sz w:val="20"/>
+                <w:szCs w:val="20"/>
+              </w:rPr>
+              <w:t>Num_CPU</w:t>
+            </w:r>
+            <w:proofErr w:type="spellEnd"/>
+            <w:r>
+              <w:rPr>
+                <w:rFonts w:ascii="Times New Roman" w:hAnsi="Times New Roman" w:cs="Times New Roman"/>
+                <w:sz w:val="20"/>
+                <w:szCs w:val="20"/>
+              </w:rPr>
+              <w:t xml:space="preserve">=8, </w:t>
+            </w:r>
+            <w:proofErr w:type="spellStart"/>
+            <w:r>
+              <w:rPr>
+                <w:rFonts w:ascii="Times New Roman" w:hAnsi="Times New Roman" w:cs="Times New Roman"/>
+                <w:sz w:val="20"/>
+                <w:szCs w:val="20"/>
+              </w:rPr>
+              <w:t>Num_GPU</w:t>
+            </w:r>
+            <w:proofErr w:type="spellEnd"/>
+            <w:r>
+              <w:rPr>
+                <w:rFonts w:ascii="Times New Roman" w:hAnsi="Times New Roman" w:cs="Times New Roman"/>
+                <w:sz w:val="20"/>
+                <w:szCs w:val="20"/>
+              </w:rPr>
+              <w:t>=4</w:t>
             </w:r>
           </w:p>
         </w:tc>
@@ -3288,13 +3270,41 @@
                 <w:szCs w:val="20"/>
               </w:rPr>
             </w:pPr>
-            <w:r>
-              <w:rPr>
-                <w:rFonts w:ascii="Times New Roman" w:hAnsi="Times New Roman" w:cs="Times New Roman"/>
-                <w:sz w:val="20"/>
-                <w:szCs w:val="20"/>
-              </w:rPr>
-              <w:t>Num_CPU=16, Num_GPU=4</w:t>
+            <w:proofErr w:type="spellStart"/>
+            <w:r>
+              <w:rPr>
+                <w:rFonts w:ascii="Times New Roman" w:hAnsi="Times New Roman" w:cs="Times New Roman"/>
+                <w:sz w:val="20"/>
+                <w:szCs w:val="20"/>
+              </w:rPr>
+              <w:t>Num_CPU</w:t>
+            </w:r>
+            <w:proofErr w:type="spellEnd"/>
+            <w:r>
+              <w:rPr>
+                <w:rFonts w:ascii="Times New Roman" w:hAnsi="Times New Roman" w:cs="Times New Roman"/>
+                <w:sz w:val="20"/>
+                <w:szCs w:val="20"/>
+              </w:rPr>
+              <w:t xml:space="preserve">=16, </w:t>
+            </w:r>
+            <w:proofErr w:type="spellStart"/>
+            <w:r>
+              <w:rPr>
+                <w:rFonts w:ascii="Times New Roman" w:hAnsi="Times New Roman" w:cs="Times New Roman"/>
+                <w:sz w:val="20"/>
+                <w:szCs w:val="20"/>
+              </w:rPr>
+              <w:t>Num_GPU</w:t>
+            </w:r>
+            <w:proofErr w:type="spellEnd"/>
+            <w:r>
+              <w:rPr>
+                <w:rFonts w:ascii="Times New Roman" w:hAnsi="Times New Roman" w:cs="Times New Roman"/>
+                <w:sz w:val="20"/>
+                <w:szCs w:val="20"/>
+              </w:rPr>
+              <w:t>=4</w:t>
             </w:r>
           </w:p>
         </w:tc>
@@ -3408,13 +3418,41 @@
                 <w:szCs w:val="20"/>
               </w:rPr>
             </w:pPr>
-            <w:r>
-              <w:rPr>
-                <w:rFonts w:ascii="Times New Roman" w:hAnsi="Times New Roman" w:cs="Times New Roman"/>
-                <w:sz w:val="20"/>
-                <w:szCs w:val="20"/>
-              </w:rPr>
-              <w:t>Num_CPU=32, Num_GPU=8</w:t>
+            <w:proofErr w:type="spellStart"/>
+            <w:r>
+              <w:rPr>
+                <w:rFonts w:ascii="Times New Roman" w:hAnsi="Times New Roman" w:cs="Times New Roman"/>
+                <w:sz w:val="20"/>
+                <w:szCs w:val="20"/>
+              </w:rPr>
+              <w:t>Num_CPU</w:t>
+            </w:r>
+            <w:proofErr w:type="spellEnd"/>
+            <w:r>
+              <w:rPr>
+                <w:rFonts w:ascii="Times New Roman" w:hAnsi="Times New Roman" w:cs="Times New Roman"/>
+                <w:sz w:val="20"/>
+                <w:szCs w:val="20"/>
+              </w:rPr>
+              <w:t xml:space="preserve">=32, </w:t>
+            </w:r>
+            <w:proofErr w:type="spellStart"/>
+            <w:r>
+              <w:rPr>
+                <w:rFonts w:ascii="Times New Roman" w:hAnsi="Times New Roman" w:cs="Times New Roman"/>
+                <w:sz w:val="20"/>
+                <w:szCs w:val="20"/>
+              </w:rPr>
+              <w:t>Num_GPU</w:t>
+            </w:r>
+            <w:proofErr w:type="spellEnd"/>
+            <w:r>
+              <w:rPr>
+                <w:rFonts w:ascii="Times New Roman" w:hAnsi="Times New Roman" w:cs="Times New Roman"/>
+                <w:sz w:val="20"/>
+                <w:szCs w:val="20"/>
+              </w:rPr>
+              <w:t>=8</w:t>
             </w:r>
           </w:p>
         </w:tc>
@@ -3528,13 +3566,41 @@
                 <w:szCs w:val="20"/>
               </w:rPr>
             </w:pPr>
-            <w:r>
-              <w:rPr>
-                <w:rFonts w:ascii="Times New Roman" w:hAnsi="Times New Roman" w:cs="Times New Roman"/>
-                <w:sz w:val="20"/>
-                <w:szCs w:val="20"/>
-              </w:rPr>
-              <w:t>Num_CPU=64, Num_GPU=8</w:t>
+            <w:proofErr w:type="spellStart"/>
+            <w:r>
+              <w:rPr>
+                <w:rFonts w:ascii="Times New Roman" w:hAnsi="Times New Roman" w:cs="Times New Roman"/>
+                <w:sz w:val="20"/>
+                <w:szCs w:val="20"/>
+              </w:rPr>
+              <w:t>Num_CPU</w:t>
+            </w:r>
+            <w:proofErr w:type="spellEnd"/>
+            <w:r>
+              <w:rPr>
+                <w:rFonts w:ascii="Times New Roman" w:hAnsi="Times New Roman" w:cs="Times New Roman"/>
+                <w:sz w:val="20"/>
+                <w:szCs w:val="20"/>
+              </w:rPr>
+              <w:t xml:space="preserve">=64, </w:t>
+            </w:r>
+            <w:proofErr w:type="spellStart"/>
+            <w:r>
+              <w:rPr>
+                <w:rFonts w:ascii="Times New Roman" w:hAnsi="Times New Roman" w:cs="Times New Roman"/>
+                <w:sz w:val="20"/>
+                <w:szCs w:val="20"/>
+              </w:rPr>
+              <w:t>Num_GPU</w:t>
+            </w:r>
+            <w:proofErr w:type="spellEnd"/>
+            <w:r>
+              <w:rPr>
+                <w:rFonts w:ascii="Times New Roman" w:hAnsi="Times New Roman" w:cs="Times New Roman"/>
+                <w:sz w:val="20"/>
+                <w:szCs w:val="20"/>
+              </w:rPr>
+              <w:t>=8</w:t>
             </w:r>
           </w:p>
         </w:tc>
@@ -3936,26 +4002,6 @@
         </w:tc>
       </w:tr>
     </w:tbl>
-    <w:p>
-      <w:pPr>
-        <w:jc w:val="center"/>
-        <w:rPr>
-          <w:rFonts w:ascii="Times New Roman" w:hAnsi="Times New Roman" w:cs="Times New Roman"/>
-          <w:sz w:val="20"/>
-          <w:szCs w:val="20"/>
-        </w:rPr>
-      </w:pPr>
-    </w:p>
-    <w:p>
-      <w:pPr>
-        <w:jc w:val="center"/>
-        <w:rPr>
-          <w:rFonts w:ascii="Times New Roman" w:hAnsi="Times New Roman" w:cs="Times New Roman"/>
-          <w:sz w:val="20"/>
-          <w:szCs w:val="20"/>
-        </w:rPr>
-      </w:pPr>
-    </w:p>
     <w:p>
       <w:pPr>
         <w:jc w:val="center"/>
@@ -3983,7 +4029,6 @@
           <w:sz w:val="20"/>
           <w:szCs w:val="20"/>
         </w:rPr>
-        <w:lastRenderedPageBreak/>
         <w:t>Low parallelism</w:t>
       </w:r>
     </w:p>
@@ -4070,662 +4115,6 @@
           <w:szCs w:val="20"/>
         </w:rPr>
       </w:pPr>
-      <w:bookmarkStart w:id="1" w:name="_Hlk209176272"/>
-      <w:r>
-        <w:rPr>
-          <w:rFonts w:ascii="Times New Roman" w:hAnsi="Times New Roman" w:cs="Times New Roman"/>
-          <w:sz w:val="20"/>
-          <w:szCs w:val="20"/>
-        </w:rPr>
-        <w:t>Fig. 3</w:t>
-      </w:r>
-      <w:r>
-        <w:rPr>
-          <w:rFonts w:ascii="Times New Roman" w:hAnsi="Times New Roman" w:cs="Times New Roman"/>
-          <w:sz w:val="20"/>
-          <w:szCs w:val="20"/>
-        </w:rPr>
-        <w:t xml:space="preserve"> indicates that the improvements in WCRT and response time variability achieved </w:t>
-      </w:r>
-      <w:r>
-        <w:rPr>
-          <w:rFonts w:ascii="Times New Roman" w:hAnsi="Times New Roman" w:cs="Times New Roman"/>
-          <w:sz w:val="20"/>
-          <w:szCs w:val="20"/>
-        </w:rPr>
-        <w:t>with</w:t>
-      </w:r>
-      <w:r>
-        <w:rPr>
-          <w:rFonts w:ascii="Times New Roman" w:hAnsi="Times New Roman" w:cs="Times New Roman"/>
-          <w:sz w:val="20"/>
-          <w:szCs w:val="20"/>
-        </w:rPr>
-        <w:t xml:space="preserve"> the proposed approach are not considerable, compar</w:t>
-      </w:r>
-      <w:r>
-        <w:rPr>
-          <w:rFonts w:ascii="Times New Roman" w:hAnsi="Times New Roman" w:cs="Times New Roman"/>
-          <w:sz w:val="20"/>
-          <w:szCs w:val="20"/>
-        </w:rPr>
-        <w:t>ed</w:t>
-      </w:r>
-      <w:r>
-        <w:rPr>
-          <w:rFonts w:ascii="Times New Roman" w:hAnsi="Times New Roman" w:cs="Times New Roman"/>
-          <w:sz w:val="20"/>
-          <w:szCs w:val="20"/>
-        </w:rPr>
-        <w:t xml:space="preserve"> </w:t>
-      </w:r>
-      <w:r>
-        <w:rPr>
-          <w:rFonts w:ascii="Times New Roman" w:hAnsi="Times New Roman" w:cs="Times New Roman"/>
-          <w:sz w:val="20"/>
-          <w:szCs w:val="20"/>
-        </w:rPr>
-        <w:t>to</w:t>
-      </w:r>
-      <w:r>
-        <w:rPr>
-          <w:rFonts w:ascii="Times New Roman" w:hAnsi="Times New Roman" w:cs="Times New Roman"/>
-          <w:sz w:val="20"/>
-          <w:szCs w:val="20"/>
-        </w:rPr>
-        <w:t xml:space="preserve"> the previous results (Figs. 1 and 2). </w:t>
-      </w:r>
-      <w:r>
-        <w:rPr>
-          <w:rFonts w:ascii="Times New Roman" w:hAnsi="Times New Roman" w:cs="Times New Roman"/>
-          <w:sz w:val="20"/>
-          <w:szCs w:val="20"/>
-        </w:rPr>
-        <w:t>This is because</w:t>
-      </w:r>
-      <w:r>
-        <w:rPr>
-          <w:rFonts w:ascii="Times New Roman" w:hAnsi="Times New Roman" w:cs="Times New Roman"/>
-          <w:sz w:val="20"/>
-          <w:szCs w:val="20"/>
-        </w:rPr>
-        <w:t xml:space="preserve"> there are many data dependencies between tasks in this configuration, and the number of </w:t>
-      </w:r>
-      <w:r>
-        <w:rPr>
-          <w:rFonts w:ascii="Times New Roman" w:hAnsi="Times New Roman" w:cs="Times New Roman"/>
-          <w:sz w:val="20"/>
-          <w:szCs w:val="20"/>
-        </w:rPr>
-        <w:t>concurrently</w:t>
-      </w:r>
-      <w:r>
-        <w:rPr>
-          <w:rFonts w:ascii="Times New Roman" w:hAnsi="Times New Roman" w:cs="Times New Roman"/>
-          <w:sz w:val="20"/>
-          <w:szCs w:val="20"/>
-        </w:rPr>
-        <w:t xml:space="preserve"> executing tasks is </w:t>
-      </w:r>
-      <w:r>
-        <w:rPr>
-          <w:rFonts w:ascii="Times New Roman" w:hAnsi="Times New Roman" w:cs="Times New Roman"/>
-          <w:sz w:val="20"/>
-          <w:szCs w:val="20"/>
-        </w:rPr>
-        <w:t xml:space="preserve">very </w:t>
-      </w:r>
-      <w:r>
-        <w:rPr>
-          <w:rFonts w:ascii="Times New Roman" w:hAnsi="Times New Roman" w:cs="Times New Roman"/>
-          <w:sz w:val="20"/>
-          <w:szCs w:val="20"/>
-        </w:rPr>
-        <w:t xml:space="preserve">low. Therefore, the </w:t>
-      </w:r>
-      <w:r>
-        <w:rPr>
-          <w:rFonts w:ascii="Times New Roman" w:hAnsi="Times New Roman" w:cs="Times New Roman"/>
-          <w:sz w:val="20"/>
-          <w:szCs w:val="20"/>
-        </w:rPr>
-        <w:t xml:space="preserve">efficiency of the suggested algorithms for </w:t>
-      </w:r>
-      <w:r>
-        <w:rPr>
-          <w:rFonts w:ascii="Times New Roman" w:hAnsi="Times New Roman" w:cs="Times New Roman"/>
-          <w:sz w:val="20"/>
-          <w:szCs w:val="20"/>
-        </w:rPr>
-        <w:t xml:space="preserve">choosing </w:t>
-      </w:r>
-      <w:r>
-        <w:rPr>
-          <w:rFonts w:ascii="Times New Roman" w:hAnsi="Times New Roman" w:cs="Times New Roman"/>
-          <w:sz w:val="20"/>
-          <w:szCs w:val="20"/>
-        </w:rPr>
-        <w:t>appropriate</w:t>
-      </w:r>
-      <w:r>
-        <w:rPr>
-          <w:rFonts w:ascii="Times New Roman" w:hAnsi="Times New Roman" w:cs="Times New Roman"/>
-          <w:sz w:val="20"/>
-          <w:szCs w:val="20"/>
-        </w:rPr>
-        <w:t xml:space="preserve"> local queues and tasks is not remarkable.</w:t>
-      </w:r>
-    </w:p>
-    <w:p>
-      <w:pPr>
-        <w:jc w:val="both"/>
-        <w:rPr>
-          <w:rFonts w:ascii="Times New Roman" w:hAnsi="Times New Roman" w:cs="Times New Roman"/>
-          <w:sz w:val="20"/>
-          <w:szCs w:val="20"/>
-        </w:rPr>
-      </w:pPr>
-      <w:r>
-        <w:rPr>
-          <w:rFonts w:ascii="Times New Roman" w:hAnsi="Times New Roman" w:cs="Times New Roman"/>
-          <w:sz w:val="20"/>
-          <w:szCs w:val="20"/>
-        </w:rPr>
-        <w:t xml:space="preserve">However, the new approach still </w:t>
-      </w:r>
-      <w:r>
-        <w:rPr>
-          <w:rFonts w:ascii="Times New Roman" w:hAnsi="Times New Roman" w:cs="Times New Roman"/>
-          <w:sz w:val="20"/>
-          <w:szCs w:val="20"/>
-        </w:rPr>
-        <w:t>out</w:t>
-      </w:r>
-      <w:r>
-        <w:rPr>
-          <w:rFonts w:ascii="Times New Roman" w:hAnsi="Times New Roman" w:cs="Times New Roman"/>
-          <w:sz w:val="20"/>
-          <w:szCs w:val="20"/>
-        </w:rPr>
-        <w:t xml:space="preserve">performs the baseline and the </w:t>
-      </w:r>
-      <w:r>
-        <w:rPr>
-          <w:rFonts w:ascii="Times New Roman" w:hAnsi="Times New Roman" w:cs="Times New Roman"/>
-          <w:sz w:val="20"/>
-          <w:szCs w:val="20"/>
-        </w:rPr>
-        <w:t>TET-BF-TET</w:t>
-      </w:r>
-      <w:r>
-        <w:rPr>
-          <w:rFonts w:ascii="Times New Roman" w:hAnsi="Times New Roman" w:cs="Times New Roman"/>
-          <w:sz w:val="20"/>
-          <w:szCs w:val="20"/>
-        </w:rPr>
-        <w:t xml:space="preserve"> method. There reason</w:t>
-      </w:r>
-      <w:r>
-        <w:rPr>
-          <w:rFonts w:ascii="Times New Roman" w:hAnsi="Times New Roman" w:cs="Times New Roman"/>
-          <w:sz w:val="20"/>
-          <w:szCs w:val="20"/>
-        </w:rPr>
-        <w:t>s</w:t>
-      </w:r>
-      <w:r>
-        <w:rPr>
-          <w:rFonts w:ascii="Times New Roman" w:hAnsi="Times New Roman" w:cs="Times New Roman"/>
-          <w:sz w:val="20"/>
-          <w:szCs w:val="20"/>
-        </w:rPr>
-        <w:t xml:space="preserve"> </w:t>
-      </w:r>
-      <w:r>
-        <w:rPr>
-          <w:rFonts w:ascii="Times New Roman" w:hAnsi="Times New Roman" w:cs="Times New Roman"/>
-          <w:sz w:val="20"/>
-          <w:szCs w:val="20"/>
-        </w:rPr>
-        <w:t>are</w:t>
-      </w:r>
-      <w:r>
-        <w:rPr>
-          <w:rFonts w:ascii="Times New Roman" w:hAnsi="Times New Roman" w:cs="Times New Roman"/>
-          <w:sz w:val="20"/>
-          <w:szCs w:val="20"/>
-        </w:rPr>
-        <w:t xml:space="preserve"> that </w:t>
-      </w:r>
-      <w:r>
-        <w:rPr>
-          <w:rFonts w:ascii="Times New Roman" w:hAnsi="Times New Roman" w:cs="Times New Roman"/>
-          <w:sz w:val="20"/>
-          <w:szCs w:val="20"/>
-        </w:rPr>
-        <w:t>(i) in the former, tasks are selected from queues using FIFO</w:t>
-      </w:r>
-      <w:r>
-        <w:rPr>
-          <w:rFonts w:ascii="Times New Roman" w:hAnsi="Times New Roman" w:cs="Times New Roman"/>
-          <w:sz w:val="20"/>
-          <w:szCs w:val="20"/>
-        </w:rPr>
-        <w:t>,</w:t>
-      </w:r>
-      <w:r>
-        <w:rPr>
-          <w:rFonts w:ascii="Times New Roman" w:hAnsi="Times New Roman" w:cs="Times New Roman"/>
-          <w:sz w:val="20"/>
-          <w:szCs w:val="20"/>
-        </w:rPr>
-        <w:t xml:space="preserve"> and the first available local queue is chosen for the task </w:t>
-      </w:r>
-      <w:r>
-        <w:rPr>
-          <w:rFonts w:ascii="Times New Roman" w:hAnsi="Times New Roman" w:cs="Times New Roman"/>
-          <w:sz w:val="20"/>
-          <w:szCs w:val="20"/>
-        </w:rPr>
-        <w:t>s</w:t>
-      </w:r>
-      <w:r>
-        <w:rPr>
-          <w:rFonts w:ascii="Times New Roman" w:hAnsi="Times New Roman" w:cs="Times New Roman"/>
-          <w:sz w:val="20"/>
-          <w:szCs w:val="20"/>
-        </w:rPr>
-        <w:t>election process</w:t>
-      </w:r>
-      <w:r>
-        <w:rPr>
-          <w:rFonts w:ascii="Times New Roman" w:hAnsi="Times New Roman" w:cs="Times New Roman"/>
-          <w:sz w:val="20"/>
-          <w:szCs w:val="20"/>
-        </w:rPr>
-        <w:t>,</w:t>
-      </w:r>
-      <w:r>
-        <w:rPr>
-          <w:rFonts w:ascii="Times New Roman" w:hAnsi="Times New Roman" w:cs="Times New Roman"/>
-          <w:sz w:val="20"/>
-          <w:szCs w:val="20"/>
-        </w:rPr>
-        <w:t xml:space="preserve"> </w:t>
-      </w:r>
-      <w:r>
-        <w:rPr>
-          <w:rFonts w:ascii="Times New Roman" w:hAnsi="Times New Roman" w:cs="Times New Roman"/>
-          <w:sz w:val="20"/>
-          <w:szCs w:val="20"/>
-        </w:rPr>
-        <w:t>therefore</w:t>
-      </w:r>
-      <w:r>
-        <w:rPr>
-          <w:rFonts w:ascii="Times New Roman" w:hAnsi="Times New Roman" w:cs="Times New Roman"/>
-          <w:sz w:val="20"/>
-          <w:szCs w:val="20"/>
-        </w:rPr>
-        <w:t xml:space="preserve"> the work-conserving of the mapping process is not high enough</w:t>
-      </w:r>
-      <w:r>
-        <w:rPr>
-          <w:rFonts w:ascii="Times New Roman" w:hAnsi="Times New Roman" w:cs="Times New Roman"/>
-          <w:sz w:val="20"/>
-          <w:szCs w:val="20"/>
-        </w:rPr>
-        <w:t>,</w:t>
-      </w:r>
-      <w:r>
-        <w:rPr>
-          <w:rFonts w:ascii="Times New Roman" w:hAnsi="Times New Roman" w:cs="Times New Roman"/>
-          <w:sz w:val="20"/>
-          <w:szCs w:val="20"/>
-        </w:rPr>
-        <w:t xml:space="preserve"> and the workload</w:t>
-      </w:r>
-      <w:r>
-        <w:rPr>
-          <w:rFonts w:ascii="Times New Roman" w:hAnsi="Times New Roman" w:cs="Times New Roman"/>
-          <w:sz w:val="20"/>
-          <w:szCs w:val="20"/>
-        </w:rPr>
-        <w:t>s</w:t>
-      </w:r>
-      <w:r>
-        <w:rPr>
-          <w:rFonts w:ascii="Times New Roman" w:hAnsi="Times New Roman" w:cs="Times New Roman"/>
-          <w:sz w:val="20"/>
-          <w:szCs w:val="20"/>
-        </w:rPr>
-        <w:t xml:space="preserve"> of queues </w:t>
-      </w:r>
-      <w:r>
-        <w:rPr>
-          <w:rFonts w:ascii="Times New Roman" w:hAnsi="Times New Roman" w:cs="Times New Roman"/>
-          <w:sz w:val="20"/>
-          <w:szCs w:val="20"/>
-        </w:rPr>
-        <w:t>are</w:t>
-      </w:r>
-      <w:r>
-        <w:rPr>
-          <w:rFonts w:ascii="Times New Roman" w:hAnsi="Times New Roman" w:cs="Times New Roman"/>
-          <w:sz w:val="20"/>
-          <w:szCs w:val="20"/>
-        </w:rPr>
-        <w:t xml:space="preserve"> not balanced in terms of task execution time, and (ii) in the latter, </w:t>
-      </w:r>
-      <w:r>
-        <w:rPr>
-          <w:rFonts w:ascii="Times New Roman" w:hAnsi="Times New Roman" w:cs="Times New Roman"/>
-          <w:sz w:val="20"/>
-          <w:szCs w:val="20"/>
-        </w:rPr>
-        <w:t xml:space="preserve">the local queue with </w:t>
-      </w:r>
-      <w:r>
-        <w:rPr>
-          <w:rFonts w:ascii="Times New Roman" w:hAnsi="Times New Roman" w:cs="Times New Roman"/>
-          <w:sz w:val="20"/>
-          <w:szCs w:val="20"/>
-        </w:rPr>
-        <w:t>the most</w:t>
-      </w:r>
-      <w:r>
-        <w:rPr>
-          <w:rFonts w:ascii="Times New Roman" w:hAnsi="Times New Roman" w:cs="Times New Roman"/>
-          <w:sz w:val="20"/>
-          <w:szCs w:val="20"/>
-        </w:rPr>
-        <w:t xml:space="preserve"> tasks, compar</w:t>
-      </w:r>
-      <w:r>
-        <w:rPr>
-          <w:rFonts w:ascii="Times New Roman" w:hAnsi="Times New Roman" w:cs="Times New Roman"/>
-          <w:sz w:val="20"/>
-          <w:szCs w:val="20"/>
-        </w:rPr>
-        <w:t>ed</w:t>
-      </w:r>
-      <w:r>
-        <w:rPr>
-          <w:rFonts w:ascii="Times New Roman" w:hAnsi="Times New Roman" w:cs="Times New Roman"/>
-          <w:sz w:val="20"/>
-          <w:szCs w:val="20"/>
-        </w:rPr>
-        <w:t xml:space="preserve"> </w:t>
-      </w:r>
-      <w:r>
-        <w:rPr>
-          <w:rFonts w:ascii="Times New Roman" w:hAnsi="Times New Roman" w:cs="Times New Roman"/>
-          <w:sz w:val="20"/>
-          <w:szCs w:val="20"/>
-        </w:rPr>
-        <w:t>to</w:t>
-      </w:r>
-      <w:r>
-        <w:rPr>
-          <w:rFonts w:ascii="Times New Roman" w:hAnsi="Times New Roman" w:cs="Times New Roman"/>
-          <w:sz w:val="20"/>
-          <w:szCs w:val="20"/>
-        </w:rPr>
-        <w:t xml:space="preserve"> the rest of </w:t>
-      </w:r>
-      <w:r>
-        <w:rPr>
-          <w:rFonts w:ascii="Times New Roman" w:hAnsi="Times New Roman" w:cs="Times New Roman"/>
-          <w:sz w:val="20"/>
-          <w:szCs w:val="20"/>
-        </w:rPr>
-        <w:t xml:space="preserve">the </w:t>
-      </w:r>
-      <w:r>
-        <w:rPr>
-          <w:rFonts w:ascii="Times New Roman" w:hAnsi="Times New Roman" w:cs="Times New Roman"/>
-          <w:sz w:val="20"/>
-          <w:szCs w:val="20"/>
-        </w:rPr>
-        <w:t xml:space="preserve">queues, is selected based on the best-fit (BF) algorithm, </w:t>
-      </w:r>
-      <w:r>
-        <w:rPr>
-          <w:rFonts w:ascii="Times New Roman" w:hAnsi="Times New Roman" w:cs="Times New Roman"/>
-          <w:sz w:val="20"/>
-          <w:szCs w:val="20"/>
-        </w:rPr>
-        <w:t>which reduce</w:t>
-      </w:r>
-      <w:r>
-        <w:rPr>
-          <w:rFonts w:ascii="Times New Roman" w:hAnsi="Times New Roman" w:cs="Times New Roman"/>
-          <w:sz w:val="20"/>
-          <w:szCs w:val="20"/>
-        </w:rPr>
-        <w:t xml:space="preserve"> </w:t>
-      </w:r>
-      <w:r>
-        <w:rPr>
-          <w:rFonts w:ascii="Times New Roman" w:hAnsi="Times New Roman" w:cs="Times New Roman"/>
-          <w:sz w:val="20"/>
-          <w:szCs w:val="20"/>
-        </w:rPr>
-        <w:t xml:space="preserve">the load-balancing and </w:t>
-      </w:r>
-      <w:r>
-        <w:rPr>
-          <w:rFonts w:ascii="Times New Roman" w:hAnsi="Times New Roman" w:cs="Times New Roman"/>
-          <w:sz w:val="20"/>
-          <w:szCs w:val="20"/>
-        </w:rPr>
-        <w:t xml:space="preserve">significantly increase </w:t>
-      </w:r>
-      <w:r>
-        <w:rPr>
-          <w:rFonts w:ascii="Times New Roman" w:hAnsi="Times New Roman" w:cs="Times New Roman"/>
-          <w:sz w:val="20"/>
-          <w:szCs w:val="20"/>
-        </w:rPr>
-        <w:t>the response time.</w:t>
-      </w:r>
-    </w:p>
-    <w:p>
-      <w:pPr>
-        <w:jc w:val="both"/>
-        <w:rPr>
-          <w:rFonts w:ascii="Times New Roman" w:hAnsi="Times New Roman" w:cs="Times New Roman"/>
-          <w:sz w:val="20"/>
-          <w:szCs w:val="20"/>
-        </w:rPr>
-      </w:pPr>
-      <w:r>
-        <w:rPr>
-          <w:rFonts w:ascii="Times New Roman" w:hAnsi="Times New Roman" w:cs="Times New Roman"/>
-          <w:sz w:val="20"/>
-          <w:szCs w:val="20"/>
-        </w:rPr>
-        <w:t>Moreover, the response time is not reduced using the proposed method, where the number of CPUs is increased to 64 and the number of GPUs to 8. The reason is that the number of tasks</w:t>
-      </w:r>
-      <w:r>
-        <w:rPr>
-          <w:rFonts w:ascii="Times New Roman" w:hAnsi="Times New Roman" w:cs="Times New Roman"/>
-          <w:sz w:val="20"/>
-          <w:szCs w:val="20"/>
-        </w:rPr>
-        <w:t xml:space="preserve"> executed simultaneously</w:t>
-      </w:r>
-      <w:r>
-        <w:rPr>
-          <w:rFonts w:ascii="Times New Roman" w:hAnsi="Times New Roman" w:cs="Times New Roman"/>
-          <w:sz w:val="20"/>
-          <w:szCs w:val="20"/>
-        </w:rPr>
-        <w:t xml:space="preserve"> using the computing elements is low, so some of them are idle </w:t>
-      </w:r>
-      <w:r>
-        <w:rPr>
-          <w:rFonts w:ascii="Times New Roman" w:hAnsi="Times New Roman" w:cs="Times New Roman"/>
-          <w:sz w:val="20"/>
-          <w:szCs w:val="20"/>
-        </w:rPr>
-        <w:t>during the</w:t>
-      </w:r>
-      <w:r>
-        <w:rPr>
-          <w:rFonts w:ascii="Times New Roman" w:hAnsi="Times New Roman" w:cs="Times New Roman"/>
-          <w:sz w:val="20"/>
-          <w:szCs w:val="20"/>
-        </w:rPr>
-        <w:t xml:space="preserve"> task execution.</w:t>
-      </w:r>
-    </w:p>
-    <w:p>
-      <w:pPr>
-        <w:jc w:val="both"/>
-        <w:rPr>
-          <w:rFonts w:ascii="Times New Roman" w:hAnsi="Times New Roman" w:cs="Times New Roman"/>
-          <w:sz w:val="20"/>
-          <w:szCs w:val="20"/>
-        </w:rPr>
-      </w:pPr>
-      <w:r>
-        <w:rPr>
-          <w:rFonts w:ascii="Times New Roman" w:hAnsi="Times New Roman" w:cs="Times New Roman"/>
-          <w:sz w:val="20"/>
-          <w:szCs w:val="20"/>
-        </w:rPr>
-        <w:t>Note that the response time achieved</w:t>
-      </w:r>
-      <w:r>
-        <w:rPr>
-          <w:rFonts w:ascii="Times New Roman" w:hAnsi="Times New Roman" w:cs="Times New Roman"/>
-          <w:sz w:val="20"/>
-          <w:szCs w:val="20"/>
-        </w:rPr>
-        <w:t xml:space="preserve"> </w:t>
-      </w:r>
-      <w:r>
-        <w:rPr>
-          <w:rFonts w:ascii="Times New Roman" w:hAnsi="Times New Roman" w:cs="Times New Roman"/>
-          <w:sz w:val="20"/>
-          <w:szCs w:val="20"/>
-        </w:rPr>
-        <w:t xml:space="preserve">in this configuration </w:t>
-      </w:r>
-      <w:r>
-        <w:rPr>
-          <w:rFonts w:ascii="Times New Roman" w:hAnsi="Times New Roman" w:cs="Times New Roman"/>
-          <w:sz w:val="20"/>
-          <w:szCs w:val="20"/>
-        </w:rPr>
-        <w:t xml:space="preserve">using the mapping methods </w:t>
-      </w:r>
-      <w:r>
-        <w:rPr>
-          <w:rFonts w:ascii="Times New Roman" w:hAnsi="Times New Roman" w:cs="Times New Roman"/>
-          <w:sz w:val="20"/>
-          <w:szCs w:val="20"/>
-        </w:rPr>
-        <w:t xml:space="preserve">is higher than that achieved </w:t>
-      </w:r>
-      <w:r>
-        <w:rPr>
-          <w:rFonts w:ascii="Times New Roman" w:hAnsi="Times New Roman" w:cs="Times New Roman"/>
-          <w:sz w:val="20"/>
-          <w:szCs w:val="20"/>
-        </w:rPr>
-        <w:t>in</w:t>
-      </w:r>
-      <w:r>
-        <w:rPr>
-          <w:rFonts w:ascii="Times New Roman" w:hAnsi="Times New Roman" w:cs="Times New Roman"/>
-          <w:sz w:val="20"/>
-          <w:szCs w:val="20"/>
-        </w:rPr>
-        <w:t xml:space="preserve"> the previous </w:t>
-      </w:r>
-      <w:r>
-        <w:rPr>
-          <w:rFonts w:ascii="Times New Roman" w:hAnsi="Times New Roman" w:cs="Times New Roman"/>
-          <w:sz w:val="20"/>
-          <w:szCs w:val="20"/>
-        </w:rPr>
-        <w:t>configurations</w:t>
-      </w:r>
-      <w:r>
-        <w:rPr>
-          <w:rFonts w:ascii="Times New Roman" w:hAnsi="Times New Roman" w:cs="Times New Roman"/>
-          <w:sz w:val="20"/>
-          <w:szCs w:val="20"/>
-        </w:rPr>
-        <w:t xml:space="preserve"> (high and medium parallelism). </w:t>
-      </w:r>
-      <w:r>
-        <w:rPr>
-          <w:rFonts w:ascii="Times New Roman" w:hAnsi="Times New Roman" w:cs="Times New Roman"/>
-          <w:sz w:val="20"/>
-          <w:szCs w:val="20"/>
-        </w:rPr>
-        <w:t>This is because</w:t>
-      </w:r>
-      <w:r>
-        <w:rPr>
-          <w:rFonts w:ascii="Times New Roman" w:hAnsi="Times New Roman" w:cs="Times New Roman"/>
-          <w:sz w:val="20"/>
-          <w:szCs w:val="20"/>
-        </w:rPr>
-        <w:t xml:space="preserve"> the number of </w:t>
-      </w:r>
-      <w:r>
-        <w:rPr>
-          <w:rFonts w:ascii="Times New Roman" w:hAnsi="Times New Roman" w:cs="Times New Roman"/>
-          <w:sz w:val="20"/>
-          <w:szCs w:val="20"/>
-        </w:rPr>
-        <w:t xml:space="preserve">task </w:t>
-      </w:r>
-      <w:r>
-        <w:rPr>
-          <w:rFonts w:ascii="Times New Roman" w:hAnsi="Times New Roman" w:cs="Times New Roman"/>
-          <w:sz w:val="20"/>
-          <w:szCs w:val="20"/>
-        </w:rPr>
-        <w:t xml:space="preserve">dependencies is very high, so tasks should wait longer to be ready </w:t>
-      </w:r>
-      <w:r>
-        <w:rPr>
-          <w:rFonts w:ascii="Times New Roman" w:hAnsi="Times New Roman" w:cs="Times New Roman"/>
-          <w:sz w:val="20"/>
-          <w:szCs w:val="20"/>
-        </w:rPr>
-        <w:t>to</w:t>
-      </w:r>
-      <w:r>
-        <w:rPr>
-          <w:rFonts w:ascii="Times New Roman" w:hAnsi="Times New Roman" w:cs="Times New Roman"/>
-          <w:sz w:val="20"/>
-          <w:szCs w:val="20"/>
-        </w:rPr>
-        <w:t xml:space="preserve"> execut</w:t>
-      </w:r>
-      <w:r>
-        <w:rPr>
-          <w:rFonts w:ascii="Times New Roman" w:hAnsi="Times New Roman" w:cs="Times New Roman"/>
-          <w:sz w:val="20"/>
-          <w:szCs w:val="20"/>
-        </w:rPr>
-        <w:t>e</w:t>
-      </w:r>
-      <w:r>
-        <w:rPr>
-          <w:rFonts w:ascii="Times New Roman" w:hAnsi="Times New Roman" w:cs="Times New Roman"/>
-          <w:sz w:val="20"/>
-          <w:szCs w:val="20"/>
-        </w:rPr>
-        <w:t>.</w:t>
-      </w:r>
-      <w:bookmarkEnd w:id="1"/>
     </w:p>
     <w:p>
       <w:pPr>
@@ -4775,6 +4164,7 @@
                 <w:sz w:val="20"/>
                 <w:szCs w:val="20"/>
               </w:rPr>
+              <w:lastRenderedPageBreak/>
               <w:drawing>
                 <wp:inline distT="0" distB="0" distL="0" distR="0" wp14:anchorId="2F5AA9BA" wp14:editId="4E055EAC">
                   <wp:extent cx="3240000" cy="1945798"/>
@@ -4831,13 +4221,41 @@
                 <w:szCs w:val="20"/>
               </w:rPr>
             </w:pPr>
-            <w:r>
-              <w:rPr>
-                <w:rFonts w:ascii="Times New Roman" w:hAnsi="Times New Roman" w:cs="Times New Roman"/>
-                <w:sz w:val="20"/>
-                <w:szCs w:val="20"/>
-              </w:rPr>
-              <w:t>Num_CPU=4, Num_GPU=2</w:t>
+            <w:proofErr w:type="spellStart"/>
+            <w:r>
+              <w:rPr>
+                <w:rFonts w:ascii="Times New Roman" w:hAnsi="Times New Roman" w:cs="Times New Roman"/>
+                <w:sz w:val="20"/>
+                <w:szCs w:val="20"/>
+              </w:rPr>
+              <w:t>Num_CPU</w:t>
+            </w:r>
+            <w:proofErr w:type="spellEnd"/>
+            <w:r>
+              <w:rPr>
+                <w:rFonts w:ascii="Times New Roman" w:hAnsi="Times New Roman" w:cs="Times New Roman"/>
+                <w:sz w:val="20"/>
+                <w:szCs w:val="20"/>
+              </w:rPr>
+              <w:t xml:space="preserve">=4, </w:t>
+            </w:r>
+            <w:proofErr w:type="spellStart"/>
+            <w:r>
+              <w:rPr>
+                <w:rFonts w:ascii="Times New Roman" w:hAnsi="Times New Roman" w:cs="Times New Roman"/>
+                <w:sz w:val="20"/>
+                <w:szCs w:val="20"/>
+              </w:rPr>
+              <w:t>Num_GPU</w:t>
+            </w:r>
+            <w:proofErr w:type="spellEnd"/>
+            <w:r>
+              <w:rPr>
+                <w:rFonts w:ascii="Times New Roman" w:hAnsi="Times New Roman" w:cs="Times New Roman"/>
+                <w:sz w:val="20"/>
+                <w:szCs w:val="20"/>
+              </w:rPr>
+              <w:t>=2</w:t>
             </w:r>
           </w:p>
           <w:p>
@@ -4871,7 +4289,6 @@
                 <w:sz w:val="20"/>
                 <w:szCs w:val="20"/>
               </w:rPr>
-              <w:lastRenderedPageBreak/>
               <w:drawing>
                 <wp:inline distT="0" distB="0" distL="0" distR="0" wp14:anchorId="1083988C" wp14:editId="16B7375C">
                   <wp:extent cx="3240000" cy="1948229"/>
@@ -4928,13 +4345,41 @@
                 <w:szCs w:val="20"/>
               </w:rPr>
             </w:pPr>
-            <w:r>
-              <w:rPr>
-                <w:rFonts w:ascii="Times New Roman" w:hAnsi="Times New Roman" w:cs="Times New Roman"/>
-                <w:sz w:val="20"/>
-                <w:szCs w:val="20"/>
-              </w:rPr>
-              <w:t>Num_CPU=8, Num_GPU=4</w:t>
+            <w:proofErr w:type="spellStart"/>
+            <w:r>
+              <w:rPr>
+                <w:rFonts w:ascii="Times New Roman" w:hAnsi="Times New Roman" w:cs="Times New Roman"/>
+                <w:sz w:val="20"/>
+                <w:szCs w:val="20"/>
+              </w:rPr>
+              <w:t>Num_CPU</w:t>
+            </w:r>
+            <w:proofErr w:type="spellEnd"/>
+            <w:r>
+              <w:rPr>
+                <w:rFonts w:ascii="Times New Roman" w:hAnsi="Times New Roman" w:cs="Times New Roman"/>
+                <w:sz w:val="20"/>
+                <w:szCs w:val="20"/>
+              </w:rPr>
+              <w:t xml:space="preserve">=8, </w:t>
+            </w:r>
+            <w:proofErr w:type="spellStart"/>
+            <w:r>
+              <w:rPr>
+                <w:rFonts w:ascii="Times New Roman" w:hAnsi="Times New Roman" w:cs="Times New Roman"/>
+                <w:sz w:val="20"/>
+                <w:szCs w:val="20"/>
+              </w:rPr>
+              <w:t>Num_GPU</w:t>
+            </w:r>
+            <w:proofErr w:type="spellEnd"/>
+            <w:r>
+              <w:rPr>
+                <w:rFonts w:ascii="Times New Roman" w:hAnsi="Times New Roman" w:cs="Times New Roman"/>
+                <w:sz w:val="20"/>
+                <w:szCs w:val="20"/>
+              </w:rPr>
+              <w:t>=4</w:t>
             </w:r>
           </w:p>
           <w:p>
@@ -4970,7 +4415,6 @@
                 <w:sz w:val="20"/>
                 <w:szCs w:val="20"/>
               </w:rPr>
-              <w:lastRenderedPageBreak/>
               <w:drawing>
                 <wp:inline distT="0" distB="0" distL="0" distR="0" wp14:anchorId="57B1828B" wp14:editId="352ABA7B">
                   <wp:extent cx="3240000" cy="1945797"/>
@@ -5027,13 +4471,41 @@
                 <w:szCs w:val="20"/>
               </w:rPr>
             </w:pPr>
-            <w:r>
-              <w:rPr>
-                <w:rFonts w:ascii="Times New Roman" w:hAnsi="Times New Roman" w:cs="Times New Roman"/>
-                <w:sz w:val="20"/>
-                <w:szCs w:val="20"/>
-              </w:rPr>
-              <w:t>Num_CPU=16, Num_GPU=4</w:t>
+            <w:proofErr w:type="spellStart"/>
+            <w:r>
+              <w:rPr>
+                <w:rFonts w:ascii="Times New Roman" w:hAnsi="Times New Roman" w:cs="Times New Roman"/>
+                <w:sz w:val="20"/>
+                <w:szCs w:val="20"/>
+              </w:rPr>
+              <w:t>Num_CPU</w:t>
+            </w:r>
+            <w:proofErr w:type="spellEnd"/>
+            <w:r>
+              <w:rPr>
+                <w:rFonts w:ascii="Times New Roman" w:hAnsi="Times New Roman" w:cs="Times New Roman"/>
+                <w:sz w:val="20"/>
+                <w:szCs w:val="20"/>
+              </w:rPr>
+              <w:t xml:space="preserve">=16, </w:t>
+            </w:r>
+            <w:proofErr w:type="spellStart"/>
+            <w:r>
+              <w:rPr>
+                <w:rFonts w:ascii="Times New Roman" w:hAnsi="Times New Roman" w:cs="Times New Roman"/>
+                <w:sz w:val="20"/>
+                <w:szCs w:val="20"/>
+              </w:rPr>
+              <w:t>Num_GPU</w:t>
+            </w:r>
+            <w:proofErr w:type="spellEnd"/>
+            <w:r>
+              <w:rPr>
+                <w:rFonts w:ascii="Times New Roman" w:hAnsi="Times New Roman" w:cs="Times New Roman"/>
+                <w:sz w:val="20"/>
+                <w:szCs w:val="20"/>
+              </w:rPr>
+              <w:t>=4</w:t>
             </w:r>
           </w:p>
           <w:p>
@@ -5123,13 +4595,41 @@
                 <w:szCs w:val="20"/>
               </w:rPr>
             </w:pPr>
-            <w:r>
-              <w:rPr>
-                <w:rFonts w:ascii="Times New Roman" w:hAnsi="Times New Roman" w:cs="Times New Roman"/>
-                <w:sz w:val="20"/>
-                <w:szCs w:val="20"/>
-              </w:rPr>
-              <w:t>Num_CPU=32, Num_GPU=8</w:t>
+            <w:proofErr w:type="spellStart"/>
+            <w:r>
+              <w:rPr>
+                <w:rFonts w:ascii="Times New Roman" w:hAnsi="Times New Roman" w:cs="Times New Roman"/>
+                <w:sz w:val="20"/>
+                <w:szCs w:val="20"/>
+              </w:rPr>
+              <w:t>Num_CPU</w:t>
+            </w:r>
+            <w:proofErr w:type="spellEnd"/>
+            <w:r>
+              <w:rPr>
+                <w:rFonts w:ascii="Times New Roman" w:hAnsi="Times New Roman" w:cs="Times New Roman"/>
+                <w:sz w:val="20"/>
+                <w:szCs w:val="20"/>
+              </w:rPr>
+              <w:t xml:space="preserve">=32, </w:t>
+            </w:r>
+            <w:proofErr w:type="spellStart"/>
+            <w:r>
+              <w:rPr>
+                <w:rFonts w:ascii="Times New Roman" w:hAnsi="Times New Roman" w:cs="Times New Roman"/>
+                <w:sz w:val="20"/>
+                <w:szCs w:val="20"/>
+              </w:rPr>
+              <w:t>Num_GPU</w:t>
+            </w:r>
+            <w:proofErr w:type="spellEnd"/>
+            <w:r>
+              <w:rPr>
+                <w:rFonts w:ascii="Times New Roman" w:hAnsi="Times New Roman" w:cs="Times New Roman"/>
+                <w:sz w:val="20"/>
+                <w:szCs w:val="20"/>
+              </w:rPr>
+              <w:t>=8</w:t>
             </w:r>
           </w:p>
           <w:p>
@@ -5222,13 +4722,41 @@
                 <w:szCs w:val="20"/>
               </w:rPr>
             </w:pPr>
-            <w:r>
-              <w:rPr>
-                <w:rFonts w:ascii="Times New Roman" w:hAnsi="Times New Roman" w:cs="Times New Roman"/>
-                <w:sz w:val="20"/>
-                <w:szCs w:val="20"/>
-              </w:rPr>
-              <w:t>Num_CPU=64, Num_GPU=8</w:t>
+            <w:proofErr w:type="spellStart"/>
+            <w:r>
+              <w:rPr>
+                <w:rFonts w:ascii="Times New Roman" w:hAnsi="Times New Roman" w:cs="Times New Roman"/>
+                <w:sz w:val="20"/>
+                <w:szCs w:val="20"/>
+              </w:rPr>
+              <w:t>Num_CPU</w:t>
+            </w:r>
+            <w:proofErr w:type="spellEnd"/>
+            <w:r>
+              <w:rPr>
+                <w:rFonts w:ascii="Times New Roman" w:hAnsi="Times New Roman" w:cs="Times New Roman"/>
+                <w:sz w:val="20"/>
+                <w:szCs w:val="20"/>
+              </w:rPr>
+              <w:t xml:space="preserve">=64, </w:t>
+            </w:r>
+            <w:proofErr w:type="spellStart"/>
+            <w:r>
+              <w:rPr>
+                <w:rFonts w:ascii="Times New Roman" w:hAnsi="Times New Roman" w:cs="Times New Roman"/>
+                <w:sz w:val="20"/>
+                <w:szCs w:val="20"/>
+              </w:rPr>
+              <w:t>Num_GPU</w:t>
+            </w:r>
+            <w:proofErr w:type="spellEnd"/>
+            <w:r>
+              <w:rPr>
+                <w:rFonts w:ascii="Times New Roman" w:hAnsi="Times New Roman" w:cs="Times New Roman"/>
+                <w:sz w:val="20"/>
+                <w:szCs w:val="20"/>
+              </w:rPr>
+              <w:t>=8</w:t>
             </w:r>
           </w:p>
         </w:tc>
@@ -5434,13 +4962,41 @@
                 <w:szCs w:val="20"/>
               </w:rPr>
             </w:pPr>
-            <w:r>
-              <w:rPr>
-                <w:rFonts w:ascii="Times New Roman" w:hAnsi="Times New Roman" w:cs="Times New Roman"/>
-                <w:sz w:val="20"/>
-                <w:szCs w:val="20"/>
-              </w:rPr>
-              <w:t>Num_CPU=4, Num_GPU=2</w:t>
+            <w:proofErr w:type="spellStart"/>
+            <w:r>
+              <w:rPr>
+                <w:rFonts w:ascii="Times New Roman" w:hAnsi="Times New Roman" w:cs="Times New Roman"/>
+                <w:sz w:val="20"/>
+                <w:szCs w:val="20"/>
+              </w:rPr>
+              <w:t>Num_CPU</w:t>
+            </w:r>
+            <w:proofErr w:type="spellEnd"/>
+            <w:r>
+              <w:rPr>
+                <w:rFonts w:ascii="Times New Roman" w:hAnsi="Times New Roman" w:cs="Times New Roman"/>
+                <w:sz w:val="20"/>
+                <w:szCs w:val="20"/>
+              </w:rPr>
+              <w:t xml:space="preserve">=4, </w:t>
+            </w:r>
+            <w:proofErr w:type="spellStart"/>
+            <w:r>
+              <w:rPr>
+                <w:rFonts w:ascii="Times New Roman" w:hAnsi="Times New Roman" w:cs="Times New Roman"/>
+                <w:sz w:val="20"/>
+                <w:szCs w:val="20"/>
+              </w:rPr>
+              <w:t>Num_GPU</w:t>
+            </w:r>
+            <w:proofErr w:type="spellEnd"/>
+            <w:r>
+              <w:rPr>
+                <w:rFonts w:ascii="Times New Roman" w:hAnsi="Times New Roman" w:cs="Times New Roman"/>
+                <w:sz w:val="20"/>
+                <w:szCs w:val="20"/>
+              </w:rPr>
+              <w:t>=2</w:t>
             </w:r>
           </w:p>
         </w:tc>
@@ -5554,13 +5110,41 @@
                 <w:szCs w:val="20"/>
               </w:rPr>
             </w:pPr>
-            <w:r>
-              <w:rPr>
-                <w:rFonts w:ascii="Times New Roman" w:hAnsi="Times New Roman" w:cs="Times New Roman"/>
-                <w:sz w:val="20"/>
-                <w:szCs w:val="20"/>
-              </w:rPr>
-              <w:t>Num_CPU=8, Num_GPU=4</w:t>
+            <w:proofErr w:type="spellStart"/>
+            <w:r>
+              <w:rPr>
+                <w:rFonts w:ascii="Times New Roman" w:hAnsi="Times New Roman" w:cs="Times New Roman"/>
+                <w:sz w:val="20"/>
+                <w:szCs w:val="20"/>
+              </w:rPr>
+              <w:t>Num_CPU</w:t>
+            </w:r>
+            <w:proofErr w:type="spellEnd"/>
+            <w:r>
+              <w:rPr>
+                <w:rFonts w:ascii="Times New Roman" w:hAnsi="Times New Roman" w:cs="Times New Roman"/>
+                <w:sz w:val="20"/>
+                <w:szCs w:val="20"/>
+              </w:rPr>
+              <w:t xml:space="preserve">=8, </w:t>
+            </w:r>
+            <w:proofErr w:type="spellStart"/>
+            <w:r>
+              <w:rPr>
+                <w:rFonts w:ascii="Times New Roman" w:hAnsi="Times New Roman" w:cs="Times New Roman"/>
+                <w:sz w:val="20"/>
+                <w:szCs w:val="20"/>
+              </w:rPr>
+              <w:t>Num_GPU</w:t>
+            </w:r>
+            <w:proofErr w:type="spellEnd"/>
+            <w:r>
+              <w:rPr>
+                <w:rFonts w:ascii="Times New Roman" w:hAnsi="Times New Roman" w:cs="Times New Roman"/>
+                <w:sz w:val="20"/>
+                <w:szCs w:val="20"/>
+              </w:rPr>
+              <w:t>=4</w:t>
             </w:r>
           </w:p>
         </w:tc>
@@ -5674,13 +5258,41 @@
                 <w:szCs w:val="20"/>
               </w:rPr>
             </w:pPr>
-            <w:r>
-              <w:rPr>
-                <w:rFonts w:ascii="Times New Roman" w:hAnsi="Times New Roman" w:cs="Times New Roman"/>
-                <w:sz w:val="20"/>
-                <w:szCs w:val="20"/>
-              </w:rPr>
-              <w:t>Num_CPU=16, Num_GPU=4</w:t>
+            <w:proofErr w:type="spellStart"/>
+            <w:r>
+              <w:rPr>
+                <w:rFonts w:ascii="Times New Roman" w:hAnsi="Times New Roman" w:cs="Times New Roman"/>
+                <w:sz w:val="20"/>
+                <w:szCs w:val="20"/>
+              </w:rPr>
+              <w:t>Num_CPU</w:t>
+            </w:r>
+            <w:proofErr w:type="spellEnd"/>
+            <w:r>
+              <w:rPr>
+                <w:rFonts w:ascii="Times New Roman" w:hAnsi="Times New Roman" w:cs="Times New Roman"/>
+                <w:sz w:val="20"/>
+                <w:szCs w:val="20"/>
+              </w:rPr>
+              <w:t xml:space="preserve">=16, </w:t>
+            </w:r>
+            <w:proofErr w:type="spellStart"/>
+            <w:r>
+              <w:rPr>
+                <w:rFonts w:ascii="Times New Roman" w:hAnsi="Times New Roman" w:cs="Times New Roman"/>
+                <w:sz w:val="20"/>
+                <w:szCs w:val="20"/>
+              </w:rPr>
+              <w:t>Num_GPU</w:t>
+            </w:r>
+            <w:proofErr w:type="spellEnd"/>
+            <w:r>
+              <w:rPr>
+                <w:rFonts w:ascii="Times New Roman" w:hAnsi="Times New Roman" w:cs="Times New Roman"/>
+                <w:sz w:val="20"/>
+                <w:szCs w:val="20"/>
+              </w:rPr>
+              <w:t>=4</w:t>
             </w:r>
           </w:p>
         </w:tc>
@@ -5794,13 +5406,41 @@
                 <w:szCs w:val="20"/>
               </w:rPr>
             </w:pPr>
-            <w:r>
-              <w:rPr>
-                <w:rFonts w:ascii="Times New Roman" w:hAnsi="Times New Roman" w:cs="Times New Roman"/>
-                <w:sz w:val="20"/>
-                <w:szCs w:val="20"/>
-              </w:rPr>
-              <w:t>Num_CPU=32, Num_GPU=8</w:t>
+            <w:proofErr w:type="spellStart"/>
+            <w:r>
+              <w:rPr>
+                <w:rFonts w:ascii="Times New Roman" w:hAnsi="Times New Roman" w:cs="Times New Roman"/>
+                <w:sz w:val="20"/>
+                <w:szCs w:val="20"/>
+              </w:rPr>
+              <w:t>Num_CPU</w:t>
+            </w:r>
+            <w:proofErr w:type="spellEnd"/>
+            <w:r>
+              <w:rPr>
+                <w:rFonts w:ascii="Times New Roman" w:hAnsi="Times New Roman" w:cs="Times New Roman"/>
+                <w:sz w:val="20"/>
+                <w:szCs w:val="20"/>
+              </w:rPr>
+              <w:t xml:space="preserve">=32, </w:t>
+            </w:r>
+            <w:proofErr w:type="spellStart"/>
+            <w:r>
+              <w:rPr>
+                <w:rFonts w:ascii="Times New Roman" w:hAnsi="Times New Roman" w:cs="Times New Roman"/>
+                <w:sz w:val="20"/>
+                <w:szCs w:val="20"/>
+              </w:rPr>
+              <w:t>Num_GPU</w:t>
+            </w:r>
+            <w:proofErr w:type="spellEnd"/>
+            <w:r>
+              <w:rPr>
+                <w:rFonts w:ascii="Times New Roman" w:hAnsi="Times New Roman" w:cs="Times New Roman"/>
+                <w:sz w:val="20"/>
+                <w:szCs w:val="20"/>
+              </w:rPr>
+              <w:t>=8</w:t>
             </w:r>
           </w:p>
         </w:tc>
@@ -5914,13 +5554,41 @@
                 <w:szCs w:val="20"/>
               </w:rPr>
             </w:pPr>
-            <w:r>
-              <w:rPr>
-                <w:rFonts w:ascii="Times New Roman" w:hAnsi="Times New Roman" w:cs="Times New Roman"/>
-                <w:sz w:val="20"/>
-                <w:szCs w:val="20"/>
-              </w:rPr>
-              <w:t>Num_CPU=64, Num_GPU=8</w:t>
+            <w:proofErr w:type="spellStart"/>
+            <w:r>
+              <w:rPr>
+                <w:rFonts w:ascii="Times New Roman" w:hAnsi="Times New Roman" w:cs="Times New Roman"/>
+                <w:sz w:val="20"/>
+                <w:szCs w:val="20"/>
+              </w:rPr>
+              <w:t>Num_CPU</w:t>
+            </w:r>
+            <w:proofErr w:type="spellEnd"/>
+            <w:r>
+              <w:rPr>
+                <w:rFonts w:ascii="Times New Roman" w:hAnsi="Times New Roman" w:cs="Times New Roman"/>
+                <w:sz w:val="20"/>
+                <w:szCs w:val="20"/>
+              </w:rPr>
+              <w:t xml:space="preserve">=64, </w:t>
+            </w:r>
+            <w:proofErr w:type="spellStart"/>
+            <w:r>
+              <w:rPr>
+                <w:rFonts w:ascii="Times New Roman" w:hAnsi="Times New Roman" w:cs="Times New Roman"/>
+                <w:sz w:val="20"/>
+                <w:szCs w:val="20"/>
+              </w:rPr>
+              <w:t>Num_GPU</w:t>
+            </w:r>
+            <w:proofErr w:type="spellEnd"/>
+            <w:r>
+              <w:rPr>
+                <w:rFonts w:ascii="Times New Roman" w:hAnsi="Times New Roman" w:cs="Times New Roman"/>
+                <w:sz w:val="20"/>
+                <w:szCs w:val="20"/>
+              </w:rPr>
+              <w:t>=8</w:t>
             </w:r>
           </w:p>
         </w:tc>
@@ -6351,6 +6019,7 @@
           <w:sz w:val="20"/>
           <w:szCs w:val="20"/>
         </w:rPr>
+        <w:lastRenderedPageBreak/>
         <w:t xml:space="preserve">Case 2 (number of </w:t>
       </w:r>
       <w:r>
@@ -6537,237 +6206,6 @@
         </w:rPr>
       </w:pPr>
     </w:p>
-    <w:p>
-      <w:pPr>
-        <w:jc w:val="both"/>
-        <w:rPr>
-          <w:rFonts w:ascii="Times New Roman" w:hAnsi="Times New Roman" w:cs="Times New Roman"/>
-          <w:sz w:val="20"/>
-          <w:szCs w:val="20"/>
-        </w:rPr>
-      </w:pPr>
-      <w:bookmarkStart w:id="2" w:name="_Hlk209176298"/>
-      <w:r>
-        <w:rPr>
-          <w:rFonts w:ascii="Times New Roman" w:hAnsi="Times New Roman" w:cs="Times New Roman"/>
-          <w:sz w:val="20"/>
-          <w:szCs w:val="20"/>
-        </w:rPr>
-        <w:t xml:space="preserve">Fig. 4 shows the effect of </w:t>
-      </w:r>
-      <w:r>
-        <w:rPr>
-          <w:rFonts w:ascii="Times New Roman" w:hAnsi="Times New Roman" w:cs="Times New Roman"/>
-          <w:sz w:val="20"/>
-          <w:szCs w:val="20"/>
-        </w:rPr>
-        <w:t>a large</w:t>
-      </w:r>
-      <w:r>
-        <w:rPr>
-          <w:rFonts w:ascii="Times New Roman" w:hAnsi="Times New Roman" w:cs="Times New Roman"/>
-          <w:sz w:val="20"/>
-          <w:szCs w:val="20"/>
-        </w:rPr>
-        <w:t xml:space="preserve"> number of CPUs and GPUs on the efficiency of the mapping methods. </w:t>
-      </w:r>
-      <w:r>
-        <w:rPr>
-          <w:rFonts w:ascii="Times New Roman" w:hAnsi="Times New Roman" w:cs="Times New Roman"/>
-          <w:sz w:val="20"/>
-          <w:szCs w:val="20"/>
-        </w:rPr>
-        <w:t xml:space="preserve">The results </w:t>
-      </w:r>
-      <w:r>
-        <w:rPr>
-          <w:rFonts w:ascii="Times New Roman" w:hAnsi="Times New Roman" w:cs="Times New Roman"/>
-          <w:sz w:val="20"/>
-          <w:szCs w:val="20"/>
-        </w:rPr>
-        <w:t>demonstrate</w:t>
-      </w:r>
-      <w:r>
-        <w:rPr>
-          <w:rFonts w:ascii="Times New Roman" w:hAnsi="Times New Roman" w:cs="Times New Roman"/>
-          <w:sz w:val="20"/>
-          <w:szCs w:val="20"/>
-        </w:rPr>
-        <w:t xml:space="preserve"> the performance of the proposed approach compared to the previous methods, especially the baseline and </w:t>
-      </w:r>
-      <w:r>
-        <w:rPr>
-          <w:rFonts w:ascii="Times New Roman" w:hAnsi="Times New Roman" w:cs="Times New Roman"/>
-          <w:sz w:val="20"/>
-          <w:szCs w:val="20"/>
-        </w:rPr>
-        <w:t>TET-BF-TET</w:t>
-      </w:r>
-      <w:r>
-        <w:rPr>
-          <w:rFonts w:ascii="Times New Roman" w:hAnsi="Times New Roman" w:cs="Times New Roman"/>
-          <w:sz w:val="20"/>
-          <w:szCs w:val="20"/>
-        </w:rPr>
-        <w:t xml:space="preserve">. Furthermore, the comparison between the results achieved in this case and </w:t>
-      </w:r>
-      <w:r>
-        <w:rPr>
-          <w:rFonts w:ascii="Times New Roman" w:hAnsi="Times New Roman" w:cs="Times New Roman"/>
-          <w:sz w:val="20"/>
-          <w:szCs w:val="20"/>
-        </w:rPr>
-        <w:t>those</w:t>
-      </w:r>
-      <w:r>
-        <w:rPr>
-          <w:rFonts w:ascii="Times New Roman" w:hAnsi="Times New Roman" w:cs="Times New Roman"/>
-          <w:sz w:val="20"/>
-          <w:szCs w:val="20"/>
-        </w:rPr>
-        <w:t xml:space="preserve"> achieved in Fig. 1 illustrate that the performance of the new approach is noticeable.</w:t>
-      </w:r>
-      <w:r>
-        <w:rPr>
-          <w:rFonts w:ascii="Times New Roman" w:hAnsi="Times New Roman" w:cs="Times New Roman"/>
-          <w:sz w:val="20"/>
-          <w:szCs w:val="20"/>
-        </w:rPr>
-        <w:t xml:space="preserve"> </w:t>
-      </w:r>
-      <w:r>
-        <w:rPr>
-          <w:rFonts w:ascii="Times New Roman" w:hAnsi="Times New Roman" w:cs="Times New Roman"/>
-          <w:sz w:val="20"/>
-          <w:szCs w:val="20"/>
-        </w:rPr>
-        <w:t xml:space="preserve">The reason is that more tasks are considered in this case, so the new algorithms have </w:t>
-      </w:r>
-      <w:r>
-        <w:rPr>
-          <w:rFonts w:ascii="Times New Roman" w:hAnsi="Times New Roman" w:cs="Times New Roman"/>
-          <w:sz w:val="20"/>
-          <w:szCs w:val="20"/>
-        </w:rPr>
-        <w:t>a better</w:t>
-      </w:r>
-      <w:r>
-        <w:rPr>
-          <w:rFonts w:ascii="Times New Roman" w:hAnsi="Times New Roman" w:cs="Times New Roman"/>
-          <w:sz w:val="20"/>
-          <w:szCs w:val="20"/>
-        </w:rPr>
-        <w:t xml:space="preserve"> chance </w:t>
-      </w:r>
-      <w:r>
-        <w:rPr>
-          <w:rFonts w:ascii="Times New Roman" w:hAnsi="Times New Roman" w:cs="Times New Roman"/>
-          <w:sz w:val="20"/>
-          <w:szCs w:val="20"/>
-        </w:rPr>
-        <w:t>of</w:t>
-      </w:r>
-      <w:r>
-        <w:rPr>
-          <w:rFonts w:ascii="Times New Roman" w:hAnsi="Times New Roman" w:cs="Times New Roman"/>
-          <w:sz w:val="20"/>
-          <w:szCs w:val="20"/>
-        </w:rPr>
-        <w:t xml:space="preserve"> select</w:t>
-      </w:r>
-      <w:r>
-        <w:rPr>
-          <w:rFonts w:ascii="Times New Roman" w:hAnsi="Times New Roman" w:cs="Times New Roman"/>
-          <w:sz w:val="20"/>
-          <w:szCs w:val="20"/>
-        </w:rPr>
-        <w:t>ing</w:t>
-      </w:r>
-      <w:r>
-        <w:rPr>
-          <w:rFonts w:ascii="Times New Roman" w:hAnsi="Times New Roman" w:cs="Times New Roman"/>
-          <w:sz w:val="20"/>
-          <w:szCs w:val="20"/>
-        </w:rPr>
-        <w:t xml:space="preserve"> the most appropriate tasks from the global queue and local queues</w:t>
-      </w:r>
-      <w:r>
-        <w:rPr>
-          <w:rFonts w:ascii="Times New Roman" w:hAnsi="Times New Roman" w:cs="Times New Roman"/>
-          <w:sz w:val="20"/>
-          <w:szCs w:val="20"/>
-        </w:rPr>
-        <w:t>, as well as choos</w:t>
-      </w:r>
-      <w:r>
-        <w:rPr>
-          <w:rFonts w:ascii="Times New Roman" w:hAnsi="Times New Roman" w:cs="Times New Roman"/>
-          <w:sz w:val="20"/>
-          <w:szCs w:val="20"/>
-        </w:rPr>
-        <w:t>ing</w:t>
-      </w:r>
-      <w:r>
-        <w:rPr>
-          <w:rFonts w:ascii="Times New Roman" w:hAnsi="Times New Roman" w:cs="Times New Roman"/>
-          <w:sz w:val="20"/>
-          <w:szCs w:val="20"/>
-        </w:rPr>
-        <w:t xml:space="preserve"> the most suitable local queues for ready tasks</w:t>
-      </w:r>
-      <w:r>
-        <w:rPr>
-          <w:rFonts w:ascii="Times New Roman" w:hAnsi="Times New Roman" w:cs="Times New Roman"/>
-          <w:sz w:val="20"/>
-          <w:szCs w:val="20"/>
-        </w:rPr>
-        <w:t>.</w:t>
-      </w:r>
-      <w:r>
-        <w:rPr>
-          <w:rFonts w:ascii="Times New Roman" w:hAnsi="Times New Roman" w:cs="Times New Roman"/>
-          <w:sz w:val="20"/>
-          <w:szCs w:val="20"/>
-        </w:rPr>
-        <w:t xml:space="preserve"> This feedback </w:t>
-      </w:r>
-      <w:r>
-        <w:rPr>
-          <w:rFonts w:ascii="Times New Roman" w:hAnsi="Times New Roman" w:cs="Times New Roman"/>
-          <w:sz w:val="20"/>
-          <w:szCs w:val="20"/>
-        </w:rPr>
-        <w:lastRenderedPageBreak/>
-        <w:t>can improve the work-conserving of mapping and the load-balancing of local queues.</w:t>
-      </w:r>
-      <w:r>
-        <w:rPr>
-          <w:rFonts w:ascii="Times New Roman" w:hAnsi="Times New Roman" w:cs="Times New Roman"/>
-          <w:sz w:val="20"/>
-          <w:szCs w:val="20"/>
-        </w:rPr>
-        <w:t xml:space="preserve"> </w:t>
-      </w:r>
-      <w:r>
-        <w:rPr>
-          <w:rFonts w:ascii="Times New Roman" w:hAnsi="Times New Roman" w:cs="Times New Roman"/>
-          <w:sz w:val="20"/>
-          <w:szCs w:val="20"/>
-        </w:rPr>
-        <w:t>However, the main improvements are achieved after increasing the number of CPUs to 16 and the number of GPUs to 4. The reason is that the number of tasks is high in this case, so more computing elements are needed to show the performance of the proposed approach.</w:t>
-      </w:r>
-      <w:bookmarkEnd w:id="2"/>
-    </w:p>
-    <w:p>
-      <w:pPr>
-        <w:jc w:val="both"/>
-        <w:rPr>
-          <w:rFonts w:ascii="Times New Roman" w:hAnsi="Times New Roman" w:cs="Times New Roman"/>
-          <w:sz w:val="20"/>
-          <w:szCs w:val="20"/>
-        </w:rPr>
-      </w:pPr>
-    </w:p>
     <w:tbl>
       <w:tblPr>
         <w:tblStyle w:val="TableGrid"/>
@@ -6863,13 +6301,41 @@
                 <w:szCs w:val="20"/>
               </w:rPr>
             </w:pPr>
-            <w:r>
-              <w:rPr>
-                <w:rFonts w:ascii="Times New Roman" w:hAnsi="Times New Roman" w:cs="Times New Roman"/>
-                <w:sz w:val="20"/>
-                <w:szCs w:val="20"/>
-              </w:rPr>
-              <w:t>Num_CPU=4, Num_GPU=2</w:t>
+            <w:proofErr w:type="spellStart"/>
+            <w:r>
+              <w:rPr>
+                <w:rFonts w:ascii="Times New Roman" w:hAnsi="Times New Roman" w:cs="Times New Roman"/>
+                <w:sz w:val="20"/>
+                <w:szCs w:val="20"/>
+              </w:rPr>
+              <w:t>Num_CPU</w:t>
+            </w:r>
+            <w:proofErr w:type="spellEnd"/>
+            <w:r>
+              <w:rPr>
+                <w:rFonts w:ascii="Times New Roman" w:hAnsi="Times New Roman" w:cs="Times New Roman"/>
+                <w:sz w:val="20"/>
+                <w:szCs w:val="20"/>
+              </w:rPr>
+              <w:t xml:space="preserve">=4, </w:t>
+            </w:r>
+            <w:proofErr w:type="spellStart"/>
+            <w:r>
+              <w:rPr>
+                <w:rFonts w:ascii="Times New Roman" w:hAnsi="Times New Roman" w:cs="Times New Roman"/>
+                <w:sz w:val="20"/>
+                <w:szCs w:val="20"/>
+              </w:rPr>
+              <w:t>Num_GPU</w:t>
+            </w:r>
+            <w:proofErr w:type="spellEnd"/>
+            <w:r>
+              <w:rPr>
+                <w:rFonts w:ascii="Times New Roman" w:hAnsi="Times New Roman" w:cs="Times New Roman"/>
+                <w:sz w:val="20"/>
+                <w:szCs w:val="20"/>
+              </w:rPr>
+              <w:t>=2</w:t>
             </w:r>
           </w:p>
           <w:p>
@@ -6959,13 +6425,41 @@
                 <w:szCs w:val="20"/>
               </w:rPr>
             </w:pPr>
-            <w:r>
-              <w:rPr>
-                <w:rFonts w:ascii="Times New Roman" w:hAnsi="Times New Roman" w:cs="Times New Roman"/>
-                <w:sz w:val="20"/>
-                <w:szCs w:val="20"/>
-              </w:rPr>
-              <w:t>Num_CPU=8, Num_GPU=4</w:t>
+            <w:proofErr w:type="spellStart"/>
+            <w:r>
+              <w:rPr>
+                <w:rFonts w:ascii="Times New Roman" w:hAnsi="Times New Roman" w:cs="Times New Roman"/>
+                <w:sz w:val="20"/>
+                <w:szCs w:val="20"/>
+              </w:rPr>
+              <w:t>Num_CPU</w:t>
+            </w:r>
+            <w:proofErr w:type="spellEnd"/>
+            <w:r>
+              <w:rPr>
+                <w:rFonts w:ascii="Times New Roman" w:hAnsi="Times New Roman" w:cs="Times New Roman"/>
+                <w:sz w:val="20"/>
+                <w:szCs w:val="20"/>
+              </w:rPr>
+              <w:t xml:space="preserve">=8, </w:t>
+            </w:r>
+            <w:proofErr w:type="spellStart"/>
+            <w:r>
+              <w:rPr>
+                <w:rFonts w:ascii="Times New Roman" w:hAnsi="Times New Roman" w:cs="Times New Roman"/>
+                <w:sz w:val="20"/>
+                <w:szCs w:val="20"/>
+              </w:rPr>
+              <w:t>Num_GPU</w:t>
+            </w:r>
+            <w:proofErr w:type="spellEnd"/>
+            <w:r>
+              <w:rPr>
+                <w:rFonts w:ascii="Times New Roman" w:hAnsi="Times New Roman" w:cs="Times New Roman"/>
+                <w:sz w:val="20"/>
+                <w:szCs w:val="20"/>
+              </w:rPr>
+              <w:t>=4</w:t>
             </w:r>
           </w:p>
           <w:p>
@@ -7057,13 +6551,41 @@
                 <w:szCs w:val="20"/>
               </w:rPr>
             </w:pPr>
-            <w:r>
-              <w:rPr>
-                <w:rFonts w:ascii="Times New Roman" w:hAnsi="Times New Roman" w:cs="Times New Roman"/>
-                <w:sz w:val="20"/>
-                <w:szCs w:val="20"/>
-              </w:rPr>
-              <w:t>Num_CPU=16, Num_GPU=4</w:t>
+            <w:proofErr w:type="spellStart"/>
+            <w:r>
+              <w:rPr>
+                <w:rFonts w:ascii="Times New Roman" w:hAnsi="Times New Roman" w:cs="Times New Roman"/>
+                <w:sz w:val="20"/>
+                <w:szCs w:val="20"/>
+              </w:rPr>
+              <w:t>Num_CPU</w:t>
+            </w:r>
+            <w:proofErr w:type="spellEnd"/>
+            <w:r>
+              <w:rPr>
+                <w:rFonts w:ascii="Times New Roman" w:hAnsi="Times New Roman" w:cs="Times New Roman"/>
+                <w:sz w:val="20"/>
+                <w:szCs w:val="20"/>
+              </w:rPr>
+              <w:t xml:space="preserve">=16, </w:t>
+            </w:r>
+            <w:proofErr w:type="spellStart"/>
+            <w:r>
+              <w:rPr>
+                <w:rFonts w:ascii="Times New Roman" w:hAnsi="Times New Roman" w:cs="Times New Roman"/>
+                <w:sz w:val="20"/>
+                <w:szCs w:val="20"/>
+              </w:rPr>
+              <w:t>Num_GPU</w:t>
+            </w:r>
+            <w:proofErr w:type="spellEnd"/>
+            <w:r>
+              <w:rPr>
+                <w:rFonts w:ascii="Times New Roman" w:hAnsi="Times New Roman" w:cs="Times New Roman"/>
+                <w:sz w:val="20"/>
+                <w:szCs w:val="20"/>
+              </w:rPr>
+              <w:t>=4</w:t>
             </w:r>
           </w:p>
           <w:p>
@@ -7153,13 +6675,41 @@
                 <w:szCs w:val="20"/>
               </w:rPr>
             </w:pPr>
-            <w:r>
-              <w:rPr>
-                <w:rFonts w:ascii="Times New Roman" w:hAnsi="Times New Roman" w:cs="Times New Roman"/>
-                <w:sz w:val="20"/>
-                <w:szCs w:val="20"/>
-              </w:rPr>
-              <w:t>Num_CPU=32, Num_GPU=8</w:t>
+            <w:proofErr w:type="spellStart"/>
+            <w:r>
+              <w:rPr>
+                <w:rFonts w:ascii="Times New Roman" w:hAnsi="Times New Roman" w:cs="Times New Roman"/>
+                <w:sz w:val="20"/>
+                <w:szCs w:val="20"/>
+              </w:rPr>
+              <w:t>Num_CPU</w:t>
+            </w:r>
+            <w:proofErr w:type="spellEnd"/>
+            <w:r>
+              <w:rPr>
+                <w:rFonts w:ascii="Times New Roman" w:hAnsi="Times New Roman" w:cs="Times New Roman"/>
+                <w:sz w:val="20"/>
+                <w:szCs w:val="20"/>
+              </w:rPr>
+              <w:t xml:space="preserve">=32, </w:t>
+            </w:r>
+            <w:proofErr w:type="spellStart"/>
+            <w:r>
+              <w:rPr>
+                <w:rFonts w:ascii="Times New Roman" w:hAnsi="Times New Roman" w:cs="Times New Roman"/>
+                <w:sz w:val="20"/>
+                <w:szCs w:val="20"/>
+              </w:rPr>
+              <w:t>Num_GPU</w:t>
+            </w:r>
+            <w:proofErr w:type="spellEnd"/>
+            <w:r>
+              <w:rPr>
+                <w:rFonts w:ascii="Times New Roman" w:hAnsi="Times New Roman" w:cs="Times New Roman"/>
+                <w:sz w:val="20"/>
+                <w:szCs w:val="20"/>
+              </w:rPr>
+              <w:t>=8</w:t>
             </w:r>
           </w:p>
           <w:p>
@@ -7252,13 +6802,41 @@
                 <w:szCs w:val="20"/>
               </w:rPr>
             </w:pPr>
-            <w:r>
-              <w:rPr>
-                <w:rFonts w:ascii="Times New Roman" w:hAnsi="Times New Roman" w:cs="Times New Roman"/>
-                <w:sz w:val="20"/>
-                <w:szCs w:val="20"/>
-              </w:rPr>
-              <w:t>Num_CPU=64, Num_GPU=8</w:t>
+            <w:proofErr w:type="spellStart"/>
+            <w:r>
+              <w:rPr>
+                <w:rFonts w:ascii="Times New Roman" w:hAnsi="Times New Roman" w:cs="Times New Roman"/>
+                <w:sz w:val="20"/>
+                <w:szCs w:val="20"/>
+              </w:rPr>
+              <w:t>Num_CPU</w:t>
+            </w:r>
+            <w:proofErr w:type="spellEnd"/>
+            <w:r>
+              <w:rPr>
+                <w:rFonts w:ascii="Times New Roman" w:hAnsi="Times New Roman" w:cs="Times New Roman"/>
+                <w:sz w:val="20"/>
+                <w:szCs w:val="20"/>
+              </w:rPr>
+              <w:t xml:space="preserve">=64, </w:t>
+            </w:r>
+            <w:proofErr w:type="spellStart"/>
+            <w:r>
+              <w:rPr>
+                <w:rFonts w:ascii="Times New Roman" w:hAnsi="Times New Roman" w:cs="Times New Roman"/>
+                <w:sz w:val="20"/>
+                <w:szCs w:val="20"/>
+              </w:rPr>
+              <w:t>Num_GPU</w:t>
+            </w:r>
+            <w:proofErr w:type="spellEnd"/>
+            <w:r>
+              <w:rPr>
+                <w:rFonts w:ascii="Times New Roman" w:hAnsi="Times New Roman" w:cs="Times New Roman"/>
+                <w:sz w:val="20"/>
+                <w:szCs w:val="20"/>
+              </w:rPr>
+              <w:t>=8</w:t>
             </w:r>
           </w:p>
         </w:tc>
@@ -7291,24 +6869,6 @@
         </w:rPr>
         <w:t xml:space="preserve"> Simulation results for Case 2 with high parallelism.</w:t>
       </w:r>
-    </w:p>
-    <w:p>
-      <w:pPr>
-        <w:rPr>
-          <w:rFonts w:ascii="Times New Roman" w:hAnsi="Times New Roman" w:cs="Times New Roman"/>
-          <w:sz w:val="20"/>
-          <w:szCs w:val="20"/>
-        </w:rPr>
-      </w:pPr>
-    </w:p>
-    <w:p>
-      <w:pPr>
-        <w:rPr>
-          <w:rFonts w:ascii="Times New Roman" w:hAnsi="Times New Roman" w:cs="Times New Roman"/>
-          <w:sz w:val="20"/>
-          <w:szCs w:val="20"/>
-        </w:rPr>
-      </w:pPr>
     </w:p>
     <w:p>
       <w:pPr>
@@ -7492,13 +7052,41 @@
                 <w:szCs w:val="20"/>
               </w:rPr>
             </w:pPr>
-            <w:r>
-              <w:rPr>
-                <w:rFonts w:ascii="Times New Roman" w:hAnsi="Times New Roman" w:cs="Times New Roman"/>
-                <w:sz w:val="20"/>
-                <w:szCs w:val="20"/>
-              </w:rPr>
-              <w:t>Num_CPU=4, Num_GPU=2</w:t>
+            <w:proofErr w:type="spellStart"/>
+            <w:r>
+              <w:rPr>
+                <w:rFonts w:ascii="Times New Roman" w:hAnsi="Times New Roman" w:cs="Times New Roman"/>
+                <w:sz w:val="20"/>
+                <w:szCs w:val="20"/>
+              </w:rPr>
+              <w:t>Num_CPU</w:t>
+            </w:r>
+            <w:proofErr w:type="spellEnd"/>
+            <w:r>
+              <w:rPr>
+                <w:rFonts w:ascii="Times New Roman" w:hAnsi="Times New Roman" w:cs="Times New Roman"/>
+                <w:sz w:val="20"/>
+                <w:szCs w:val="20"/>
+              </w:rPr>
+              <w:t xml:space="preserve">=4, </w:t>
+            </w:r>
+            <w:proofErr w:type="spellStart"/>
+            <w:r>
+              <w:rPr>
+                <w:rFonts w:ascii="Times New Roman" w:hAnsi="Times New Roman" w:cs="Times New Roman"/>
+                <w:sz w:val="20"/>
+                <w:szCs w:val="20"/>
+              </w:rPr>
+              <w:t>Num_GPU</w:t>
+            </w:r>
+            <w:proofErr w:type="spellEnd"/>
+            <w:r>
+              <w:rPr>
+                <w:rFonts w:ascii="Times New Roman" w:hAnsi="Times New Roman" w:cs="Times New Roman"/>
+                <w:sz w:val="20"/>
+                <w:szCs w:val="20"/>
+              </w:rPr>
+              <w:t>=2</w:t>
             </w:r>
           </w:p>
         </w:tc>
@@ -7612,13 +7200,41 @@
                 <w:szCs w:val="20"/>
               </w:rPr>
             </w:pPr>
-            <w:r>
-              <w:rPr>
-                <w:rFonts w:ascii="Times New Roman" w:hAnsi="Times New Roman" w:cs="Times New Roman"/>
-                <w:sz w:val="20"/>
-                <w:szCs w:val="20"/>
-              </w:rPr>
-              <w:t>Num_CPU=8, Num_GPU=4</w:t>
+            <w:proofErr w:type="spellStart"/>
+            <w:r>
+              <w:rPr>
+                <w:rFonts w:ascii="Times New Roman" w:hAnsi="Times New Roman" w:cs="Times New Roman"/>
+                <w:sz w:val="20"/>
+                <w:szCs w:val="20"/>
+              </w:rPr>
+              <w:t>Num_CPU</w:t>
+            </w:r>
+            <w:proofErr w:type="spellEnd"/>
+            <w:r>
+              <w:rPr>
+                <w:rFonts w:ascii="Times New Roman" w:hAnsi="Times New Roman" w:cs="Times New Roman"/>
+                <w:sz w:val="20"/>
+                <w:szCs w:val="20"/>
+              </w:rPr>
+              <w:t xml:space="preserve">=8, </w:t>
+            </w:r>
+            <w:proofErr w:type="spellStart"/>
+            <w:r>
+              <w:rPr>
+                <w:rFonts w:ascii="Times New Roman" w:hAnsi="Times New Roman" w:cs="Times New Roman"/>
+                <w:sz w:val="20"/>
+                <w:szCs w:val="20"/>
+              </w:rPr>
+              <w:t>Num_GPU</w:t>
+            </w:r>
+            <w:proofErr w:type="spellEnd"/>
+            <w:r>
+              <w:rPr>
+                <w:rFonts w:ascii="Times New Roman" w:hAnsi="Times New Roman" w:cs="Times New Roman"/>
+                <w:sz w:val="20"/>
+                <w:szCs w:val="20"/>
+              </w:rPr>
+              <w:t>=4</w:t>
             </w:r>
           </w:p>
         </w:tc>
@@ -7732,13 +7348,41 @@
                 <w:szCs w:val="20"/>
               </w:rPr>
             </w:pPr>
-            <w:r>
-              <w:rPr>
-                <w:rFonts w:ascii="Times New Roman" w:hAnsi="Times New Roman" w:cs="Times New Roman"/>
-                <w:sz w:val="20"/>
-                <w:szCs w:val="20"/>
-              </w:rPr>
-              <w:t>Num_CPU=16, Num_GPU=4</w:t>
+            <w:proofErr w:type="spellStart"/>
+            <w:r>
+              <w:rPr>
+                <w:rFonts w:ascii="Times New Roman" w:hAnsi="Times New Roman" w:cs="Times New Roman"/>
+                <w:sz w:val="20"/>
+                <w:szCs w:val="20"/>
+              </w:rPr>
+              <w:t>Num_CPU</w:t>
+            </w:r>
+            <w:proofErr w:type="spellEnd"/>
+            <w:r>
+              <w:rPr>
+                <w:rFonts w:ascii="Times New Roman" w:hAnsi="Times New Roman" w:cs="Times New Roman"/>
+                <w:sz w:val="20"/>
+                <w:szCs w:val="20"/>
+              </w:rPr>
+              <w:t xml:space="preserve">=16, </w:t>
+            </w:r>
+            <w:proofErr w:type="spellStart"/>
+            <w:r>
+              <w:rPr>
+                <w:rFonts w:ascii="Times New Roman" w:hAnsi="Times New Roman" w:cs="Times New Roman"/>
+                <w:sz w:val="20"/>
+                <w:szCs w:val="20"/>
+              </w:rPr>
+              <w:t>Num_GPU</w:t>
+            </w:r>
+            <w:proofErr w:type="spellEnd"/>
+            <w:r>
+              <w:rPr>
+                <w:rFonts w:ascii="Times New Roman" w:hAnsi="Times New Roman" w:cs="Times New Roman"/>
+                <w:sz w:val="20"/>
+                <w:szCs w:val="20"/>
+              </w:rPr>
+              <w:t>=4</w:t>
             </w:r>
           </w:p>
         </w:tc>
@@ -7852,13 +7496,41 @@
                 <w:szCs w:val="20"/>
               </w:rPr>
             </w:pPr>
-            <w:r>
-              <w:rPr>
-                <w:rFonts w:ascii="Times New Roman" w:hAnsi="Times New Roman" w:cs="Times New Roman"/>
-                <w:sz w:val="20"/>
-                <w:szCs w:val="20"/>
-              </w:rPr>
-              <w:t>Num_CPU=32, Num_GPU=8</w:t>
+            <w:proofErr w:type="spellStart"/>
+            <w:r>
+              <w:rPr>
+                <w:rFonts w:ascii="Times New Roman" w:hAnsi="Times New Roman" w:cs="Times New Roman"/>
+                <w:sz w:val="20"/>
+                <w:szCs w:val="20"/>
+              </w:rPr>
+              <w:t>Num_CPU</w:t>
+            </w:r>
+            <w:proofErr w:type="spellEnd"/>
+            <w:r>
+              <w:rPr>
+                <w:rFonts w:ascii="Times New Roman" w:hAnsi="Times New Roman" w:cs="Times New Roman"/>
+                <w:sz w:val="20"/>
+                <w:szCs w:val="20"/>
+              </w:rPr>
+              <w:t xml:space="preserve">=32, </w:t>
+            </w:r>
+            <w:proofErr w:type="spellStart"/>
+            <w:r>
+              <w:rPr>
+                <w:rFonts w:ascii="Times New Roman" w:hAnsi="Times New Roman" w:cs="Times New Roman"/>
+                <w:sz w:val="20"/>
+                <w:szCs w:val="20"/>
+              </w:rPr>
+              <w:t>Num_GPU</w:t>
+            </w:r>
+            <w:proofErr w:type="spellEnd"/>
+            <w:r>
+              <w:rPr>
+                <w:rFonts w:ascii="Times New Roman" w:hAnsi="Times New Roman" w:cs="Times New Roman"/>
+                <w:sz w:val="20"/>
+                <w:szCs w:val="20"/>
+              </w:rPr>
+              <w:t>=8</w:t>
             </w:r>
           </w:p>
         </w:tc>
@@ -7972,13 +7644,41 @@
                 <w:szCs w:val="20"/>
               </w:rPr>
             </w:pPr>
-            <w:r>
-              <w:rPr>
-                <w:rFonts w:ascii="Times New Roman" w:hAnsi="Times New Roman" w:cs="Times New Roman"/>
-                <w:sz w:val="20"/>
-                <w:szCs w:val="20"/>
-              </w:rPr>
-              <w:t>Num_CPU=64, Num_GPU=8</w:t>
+            <w:proofErr w:type="spellStart"/>
+            <w:r>
+              <w:rPr>
+                <w:rFonts w:ascii="Times New Roman" w:hAnsi="Times New Roman" w:cs="Times New Roman"/>
+                <w:sz w:val="20"/>
+                <w:szCs w:val="20"/>
+              </w:rPr>
+              <w:t>Num_CPU</w:t>
+            </w:r>
+            <w:proofErr w:type="spellEnd"/>
+            <w:r>
+              <w:rPr>
+                <w:rFonts w:ascii="Times New Roman" w:hAnsi="Times New Roman" w:cs="Times New Roman"/>
+                <w:sz w:val="20"/>
+                <w:szCs w:val="20"/>
+              </w:rPr>
+              <w:t xml:space="preserve">=64, </w:t>
+            </w:r>
+            <w:proofErr w:type="spellStart"/>
+            <w:r>
+              <w:rPr>
+                <w:rFonts w:ascii="Times New Roman" w:hAnsi="Times New Roman" w:cs="Times New Roman"/>
+                <w:sz w:val="20"/>
+                <w:szCs w:val="20"/>
+              </w:rPr>
+              <w:t>Num_GPU</w:t>
+            </w:r>
+            <w:proofErr w:type="spellEnd"/>
+            <w:r>
+              <w:rPr>
+                <w:rFonts w:ascii="Times New Roman" w:hAnsi="Times New Roman" w:cs="Times New Roman"/>
+                <w:sz w:val="20"/>
+                <w:szCs w:val="20"/>
+              </w:rPr>
+              <w:t>=8</w:t>
             </w:r>
           </w:p>
         </w:tc>
@@ -8483,435 +8183,6 @@
         </w:rPr>
       </w:pPr>
     </w:p>
-    <w:p>
-      <w:pPr>
-        <w:jc w:val="both"/>
-        <w:rPr>
-          <w:rFonts w:ascii="Times New Roman" w:hAnsi="Times New Roman" w:cs="Times New Roman"/>
-          <w:sz w:val="20"/>
-          <w:szCs w:val="20"/>
-        </w:rPr>
-      </w:pPr>
-      <w:bookmarkStart w:id="3" w:name="_Hlk209176318"/>
-      <w:r>
-        <w:rPr>
-          <w:rFonts w:ascii="Times New Roman" w:hAnsi="Times New Roman" w:cs="Times New Roman"/>
-          <w:sz w:val="20"/>
-          <w:szCs w:val="20"/>
-        </w:rPr>
-        <w:t xml:space="preserve">Fig. 5 depicts </w:t>
-      </w:r>
-      <w:r>
-        <w:rPr>
-          <w:rFonts w:ascii="Times New Roman" w:hAnsi="Times New Roman" w:cs="Times New Roman"/>
-          <w:sz w:val="20"/>
-          <w:szCs w:val="20"/>
-        </w:rPr>
-        <w:t xml:space="preserve">that </w:t>
-      </w:r>
-      <w:r>
-        <w:rPr>
-          <w:rFonts w:ascii="Times New Roman" w:hAnsi="Times New Roman" w:cs="Times New Roman"/>
-          <w:sz w:val="20"/>
-          <w:szCs w:val="20"/>
-        </w:rPr>
-        <w:t xml:space="preserve">the new approach obtained some improvements, especially when more computing elements are available in the system. </w:t>
-      </w:r>
-      <w:r>
-        <w:rPr>
-          <w:rFonts w:ascii="Times New Roman" w:hAnsi="Times New Roman" w:cs="Times New Roman"/>
-          <w:sz w:val="20"/>
-          <w:szCs w:val="20"/>
-        </w:rPr>
-        <w:t xml:space="preserve">The reason is that the number of tasks is high in this case, so </w:t>
-      </w:r>
-      <w:r>
-        <w:rPr>
-          <w:rFonts w:ascii="Times New Roman" w:hAnsi="Times New Roman" w:cs="Times New Roman"/>
-          <w:sz w:val="20"/>
-          <w:szCs w:val="20"/>
-        </w:rPr>
-        <w:t>the</w:t>
-      </w:r>
-      <w:r>
-        <w:rPr>
-          <w:rFonts w:ascii="Times New Roman" w:hAnsi="Times New Roman" w:cs="Times New Roman"/>
-          <w:sz w:val="20"/>
-          <w:szCs w:val="20"/>
-        </w:rPr>
-        <w:t xml:space="preserve"> </w:t>
-      </w:r>
-      <w:r>
-        <w:rPr>
-          <w:rFonts w:ascii="Times New Roman" w:hAnsi="Times New Roman" w:cs="Times New Roman"/>
-          <w:sz w:val="20"/>
-          <w:szCs w:val="20"/>
-        </w:rPr>
-        <w:t>in</w:t>
-      </w:r>
-      <w:r>
-        <w:rPr>
-          <w:rFonts w:ascii="Times New Roman" w:hAnsi="Times New Roman" w:cs="Times New Roman"/>
-          <w:sz w:val="20"/>
-          <w:szCs w:val="20"/>
-        </w:rPr>
-        <w:t xml:space="preserve">efficiency of the other methods is </w:t>
-      </w:r>
-      <w:r>
-        <w:rPr>
-          <w:rFonts w:ascii="Times New Roman" w:hAnsi="Times New Roman" w:cs="Times New Roman"/>
-          <w:sz w:val="20"/>
-          <w:szCs w:val="20"/>
-        </w:rPr>
-        <w:t>most</w:t>
-      </w:r>
-      <w:r>
-        <w:rPr>
-          <w:rFonts w:ascii="Times New Roman" w:hAnsi="Times New Roman" w:cs="Times New Roman"/>
-          <w:sz w:val="20"/>
-          <w:szCs w:val="20"/>
-        </w:rPr>
-        <w:t xml:space="preserve"> noticeable </w:t>
-      </w:r>
-      <w:r>
-        <w:rPr>
-          <w:rFonts w:ascii="Times New Roman" w:hAnsi="Times New Roman" w:cs="Times New Roman"/>
-          <w:sz w:val="20"/>
-          <w:szCs w:val="20"/>
-        </w:rPr>
-        <w:t>when</w:t>
-      </w:r>
-      <w:r>
-        <w:rPr>
-          <w:rFonts w:ascii="Times New Roman" w:hAnsi="Times New Roman" w:cs="Times New Roman"/>
-          <w:sz w:val="20"/>
-          <w:szCs w:val="20"/>
-        </w:rPr>
-        <w:t xml:space="preserve"> allocating tasks to unsuitable local queues and selecting inappropriate tasks from the queues.</w:t>
-      </w:r>
-      <w:r>
-        <w:rPr>
-          <w:rFonts w:ascii="Times New Roman" w:hAnsi="Times New Roman" w:cs="Times New Roman"/>
-          <w:sz w:val="20"/>
-          <w:szCs w:val="20"/>
-        </w:rPr>
-        <w:t xml:space="preserve"> </w:t>
-      </w:r>
-      <w:r>
-        <w:rPr>
-          <w:rFonts w:ascii="Times New Roman" w:hAnsi="Times New Roman" w:cs="Times New Roman"/>
-          <w:sz w:val="20"/>
-          <w:szCs w:val="20"/>
-        </w:rPr>
-        <w:t>Th</w:t>
-      </w:r>
-      <w:r>
-        <w:rPr>
-          <w:rFonts w:ascii="Times New Roman" w:hAnsi="Times New Roman" w:cs="Times New Roman"/>
-          <w:sz w:val="20"/>
-          <w:szCs w:val="20"/>
-        </w:rPr>
-        <w:t>is</w:t>
-      </w:r>
-      <w:r>
-        <w:rPr>
-          <w:rFonts w:ascii="Times New Roman" w:hAnsi="Times New Roman" w:cs="Times New Roman"/>
-          <w:sz w:val="20"/>
-          <w:szCs w:val="20"/>
-        </w:rPr>
-        <w:t xml:space="preserve"> </w:t>
-      </w:r>
-      <w:r>
-        <w:rPr>
-          <w:rFonts w:ascii="Times New Roman" w:hAnsi="Times New Roman" w:cs="Times New Roman"/>
-          <w:sz w:val="20"/>
-          <w:szCs w:val="20"/>
-        </w:rPr>
-        <w:t>feedback</w:t>
-      </w:r>
-      <w:r>
-        <w:rPr>
-          <w:rFonts w:ascii="Times New Roman" w:hAnsi="Times New Roman" w:cs="Times New Roman"/>
-          <w:sz w:val="20"/>
-          <w:szCs w:val="20"/>
-        </w:rPr>
-        <w:t xml:space="preserve"> reduce</w:t>
-      </w:r>
-      <w:r>
-        <w:rPr>
-          <w:rFonts w:ascii="Times New Roman" w:hAnsi="Times New Roman" w:cs="Times New Roman"/>
-          <w:sz w:val="20"/>
-          <w:szCs w:val="20"/>
-        </w:rPr>
-        <w:t>s</w:t>
-      </w:r>
-      <w:r>
-        <w:rPr>
-          <w:rFonts w:ascii="Times New Roman" w:hAnsi="Times New Roman" w:cs="Times New Roman"/>
-          <w:sz w:val="20"/>
-          <w:szCs w:val="20"/>
-        </w:rPr>
-        <w:t xml:space="preserve"> the work-improving of mapping and the </w:t>
-      </w:r>
-      <w:r>
-        <w:rPr>
-          <w:rFonts w:ascii="Times New Roman" w:hAnsi="Times New Roman" w:cs="Times New Roman"/>
-          <w:sz w:val="20"/>
-          <w:szCs w:val="20"/>
-        </w:rPr>
-        <w:t>load-</w:t>
-      </w:r>
-      <w:r>
-        <w:rPr>
-          <w:rFonts w:ascii="Times New Roman" w:hAnsi="Times New Roman" w:cs="Times New Roman"/>
-          <w:sz w:val="20"/>
-          <w:szCs w:val="20"/>
-        </w:rPr>
-        <w:t xml:space="preserve">balancing of local queues. In addition, the difference between the results achieved in Figs. </w:t>
-      </w:r>
-      <w:r>
-        <w:rPr>
-          <w:rFonts w:ascii="Times New Roman" w:hAnsi="Times New Roman" w:cs="Times New Roman"/>
-          <w:sz w:val="20"/>
-          <w:szCs w:val="20"/>
-        </w:rPr>
-        <w:t>2</w:t>
-      </w:r>
-      <w:r>
-        <w:rPr>
-          <w:rFonts w:ascii="Times New Roman" w:hAnsi="Times New Roman" w:cs="Times New Roman"/>
-          <w:sz w:val="20"/>
-          <w:szCs w:val="20"/>
-        </w:rPr>
-        <w:t xml:space="preserve"> and </w:t>
-      </w:r>
-      <w:r>
-        <w:rPr>
-          <w:rFonts w:ascii="Times New Roman" w:hAnsi="Times New Roman" w:cs="Times New Roman"/>
-          <w:sz w:val="20"/>
-          <w:szCs w:val="20"/>
-        </w:rPr>
-        <w:t>5</w:t>
-      </w:r>
-      <w:r>
-        <w:rPr>
-          <w:rFonts w:ascii="Times New Roman" w:hAnsi="Times New Roman" w:cs="Times New Roman"/>
-          <w:sz w:val="20"/>
-          <w:szCs w:val="20"/>
-        </w:rPr>
-        <w:t xml:space="preserve"> indicates that </w:t>
-      </w:r>
-      <w:r>
-        <w:rPr>
-          <w:rFonts w:ascii="Times New Roman" w:hAnsi="Times New Roman" w:cs="Times New Roman"/>
-          <w:sz w:val="20"/>
-          <w:szCs w:val="20"/>
-        </w:rPr>
-        <w:t xml:space="preserve">the number of data dependencies between tasks increases </w:t>
-      </w:r>
-      <w:r>
-        <w:rPr>
-          <w:rFonts w:ascii="Times New Roman" w:hAnsi="Times New Roman" w:cs="Times New Roman"/>
-          <w:sz w:val="20"/>
-          <w:szCs w:val="20"/>
-        </w:rPr>
-        <w:t>as</w:t>
-      </w:r>
-      <w:r>
-        <w:rPr>
-          <w:rFonts w:ascii="Times New Roman" w:hAnsi="Times New Roman" w:cs="Times New Roman"/>
-          <w:sz w:val="20"/>
-          <w:szCs w:val="20"/>
-        </w:rPr>
-        <w:t xml:space="preserve"> the number of tasks</w:t>
-      </w:r>
-      <w:r>
-        <w:rPr>
-          <w:rFonts w:ascii="Times New Roman" w:hAnsi="Times New Roman" w:cs="Times New Roman"/>
-          <w:sz w:val="20"/>
-          <w:szCs w:val="20"/>
-        </w:rPr>
-        <w:t xml:space="preserve"> increases,</w:t>
-      </w:r>
-      <w:r>
-        <w:rPr>
-          <w:rFonts w:ascii="Times New Roman" w:hAnsi="Times New Roman" w:cs="Times New Roman"/>
-          <w:sz w:val="20"/>
-          <w:szCs w:val="20"/>
-        </w:rPr>
-        <w:t xml:space="preserve"> and therefore</w:t>
-      </w:r>
-      <w:r>
-        <w:rPr>
-          <w:rFonts w:ascii="Times New Roman" w:hAnsi="Times New Roman" w:cs="Times New Roman"/>
-          <w:sz w:val="20"/>
-          <w:szCs w:val="20"/>
-        </w:rPr>
-        <w:t>,</w:t>
-      </w:r>
-      <w:r>
-        <w:rPr>
-          <w:rFonts w:ascii="Times New Roman" w:hAnsi="Times New Roman" w:cs="Times New Roman"/>
-          <w:sz w:val="20"/>
-          <w:szCs w:val="20"/>
-        </w:rPr>
-        <w:t xml:space="preserve"> the number of </w:t>
-      </w:r>
-      <w:r>
-        <w:rPr>
-          <w:rFonts w:ascii="Times New Roman" w:hAnsi="Times New Roman" w:cs="Times New Roman"/>
-          <w:sz w:val="20"/>
-          <w:szCs w:val="20"/>
-        </w:rPr>
-        <w:t xml:space="preserve">tasks </w:t>
-      </w:r>
-      <w:r>
-        <w:rPr>
-          <w:rFonts w:ascii="Times New Roman" w:hAnsi="Times New Roman" w:cs="Times New Roman"/>
-          <w:sz w:val="20"/>
-          <w:szCs w:val="20"/>
-        </w:rPr>
-        <w:t xml:space="preserve">executing </w:t>
-      </w:r>
-      <w:r>
-        <w:rPr>
-          <w:rFonts w:ascii="Times New Roman" w:hAnsi="Times New Roman" w:cs="Times New Roman"/>
-          <w:sz w:val="20"/>
-          <w:szCs w:val="20"/>
-        </w:rPr>
-        <w:t>in parallel</w:t>
-      </w:r>
-      <w:r>
-        <w:rPr>
-          <w:rFonts w:ascii="Times New Roman" w:hAnsi="Times New Roman" w:cs="Times New Roman"/>
-          <w:sz w:val="20"/>
-          <w:szCs w:val="20"/>
-        </w:rPr>
-        <w:t xml:space="preserve"> decrease</w:t>
-      </w:r>
-      <w:r>
-        <w:rPr>
-          <w:rFonts w:ascii="Times New Roman" w:hAnsi="Times New Roman" w:cs="Times New Roman"/>
-          <w:sz w:val="20"/>
-          <w:szCs w:val="20"/>
-        </w:rPr>
-        <w:t>s</w:t>
-      </w:r>
-      <w:r>
-        <w:rPr>
-          <w:rFonts w:ascii="Times New Roman" w:hAnsi="Times New Roman" w:cs="Times New Roman"/>
-          <w:sz w:val="20"/>
-          <w:szCs w:val="20"/>
-        </w:rPr>
-        <w:t>.</w:t>
-      </w:r>
-      <w:r>
-        <w:rPr>
-          <w:rFonts w:ascii="Times New Roman" w:hAnsi="Times New Roman" w:cs="Times New Roman"/>
-          <w:sz w:val="20"/>
-          <w:szCs w:val="20"/>
-        </w:rPr>
-        <w:t xml:space="preserve"> </w:t>
-      </w:r>
-      <w:r>
-        <w:rPr>
-          <w:rFonts w:ascii="Times New Roman" w:hAnsi="Times New Roman" w:cs="Times New Roman"/>
-          <w:sz w:val="20"/>
-          <w:szCs w:val="20"/>
-        </w:rPr>
-        <w:t>However, in the case of using highe</w:t>
-      </w:r>
-      <w:r>
-        <w:rPr>
-          <w:rFonts w:ascii="Times New Roman" w:hAnsi="Times New Roman" w:cs="Times New Roman"/>
-          <w:sz w:val="20"/>
-          <w:szCs w:val="20"/>
-        </w:rPr>
-        <w:t>r</w:t>
-      </w:r>
-      <w:r>
-        <w:rPr>
-          <w:rFonts w:ascii="Times New Roman" w:hAnsi="Times New Roman" w:cs="Times New Roman"/>
-          <w:sz w:val="20"/>
-          <w:szCs w:val="20"/>
-        </w:rPr>
-        <w:t xml:space="preserve"> computing elements, the results obtained in Fig. 5 show </w:t>
-      </w:r>
-      <w:r>
-        <w:rPr>
-          <w:rFonts w:ascii="Times New Roman" w:hAnsi="Times New Roman" w:cs="Times New Roman"/>
-          <w:sz w:val="20"/>
-          <w:szCs w:val="20"/>
-        </w:rPr>
-        <w:t>further</w:t>
-      </w:r>
-      <w:r>
-        <w:rPr>
-          <w:rFonts w:ascii="Times New Roman" w:hAnsi="Times New Roman" w:cs="Times New Roman"/>
-          <w:sz w:val="20"/>
-          <w:szCs w:val="20"/>
-        </w:rPr>
-        <w:t xml:space="preserve"> improvements</w:t>
-      </w:r>
-      <w:r>
-        <w:rPr>
-          <w:rFonts w:ascii="Times New Roman" w:hAnsi="Times New Roman" w:cs="Times New Roman"/>
-          <w:sz w:val="20"/>
-          <w:szCs w:val="20"/>
-        </w:rPr>
-        <w:t>,</w:t>
-      </w:r>
-      <w:r>
-        <w:rPr>
-          <w:rFonts w:ascii="Times New Roman" w:hAnsi="Times New Roman" w:cs="Times New Roman"/>
-          <w:sz w:val="20"/>
-          <w:szCs w:val="20"/>
-        </w:rPr>
-        <w:t xml:space="preserve"> </w:t>
-      </w:r>
-      <w:r>
-        <w:rPr>
-          <w:rFonts w:ascii="Times New Roman" w:hAnsi="Times New Roman" w:cs="Times New Roman"/>
-          <w:sz w:val="20"/>
-          <w:szCs w:val="20"/>
-        </w:rPr>
-        <w:t>since</w:t>
-      </w:r>
-      <w:r>
-        <w:rPr>
-          <w:rFonts w:ascii="Times New Roman" w:hAnsi="Times New Roman" w:cs="Times New Roman"/>
-          <w:sz w:val="20"/>
-          <w:szCs w:val="20"/>
-        </w:rPr>
-        <w:t xml:space="preserve"> the most appropriate tasks </w:t>
-      </w:r>
-      <w:r>
-        <w:rPr>
-          <w:rFonts w:ascii="Times New Roman" w:hAnsi="Times New Roman" w:cs="Times New Roman"/>
-          <w:sz w:val="20"/>
-          <w:szCs w:val="20"/>
-        </w:rPr>
-        <w:t>as well as</w:t>
-      </w:r>
-      <w:r>
-        <w:rPr>
-          <w:rFonts w:ascii="Times New Roman" w:hAnsi="Times New Roman" w:cs="Times New Roman"/>
-          <w:sz w:val="20"/>
-          <w:szCs w:val="20"/>
-        </w:rPr>
-        <w:t xml:space="preserve"> local queues can be still selected.</w:t>
-      </w:r>
-    </w:p>
-    <w:bookmarkEnd w:id="3"/>
-    <w:p>
-      <w:pPr>
-        <w:rPr>
-          <w:rFonts w:ascii="Times New Roman" w:hAnsi="Times New Roman" w:cs="Times New Roman"/>
-          <w:sz w:val="20"/>
-          <w:szCs w:val="20"/>
-        </w:rPr>
-      </w:pPr>
-    </w:p>
     <w:tbl>
       <w:tblPr>
         <w:tblStyle w:val="TableGrid"/>
@@ -9007,13 +8278,41 @@
                 <w:szCs w:val="20"/>
               </w:rPr>
             </w:pPr>
-            <w:r>
-              <w:rPr>
-                <w:rFonts w:ascii="Times New Roman" w:hAnsi="Times New Roman" w:cs="Times New Roman"/>
-                <w:sz w:val="20"/>
-                <w:szCs w:val="20"/>
-              </w:rPr>
-              <w:t>Num_CPU=4, Num_GPU=2</w:t>
+            <w:proofErr w:type="spellStart"/>
+            <w:r>
+              <w:rPr>
+                <w:rFonts w:ascii="Times New Roman" w:hAnsi="Times New Roman" w:cs="Times New Roman"/>
+                <w:sz w:val="20"/>
+                <w:szCs w:val="20"/>
+              </w:rPr>
+              <w:t>Num_CPU</w:t>
+            </w:r>
+            <w:proofErr w:type="spellEnd"/>
+            <w:r>
+              <w:rPr>
+                <w:rFonts w:ascii="Times New Roman" w:hAnsi="Times New Roman" w:cs="Times New Roman"/>
+                <w:sz w:val="20"/>
+                <w:szCs w:val="20"/>
+              </w:rPr>
+              <w:t xml:space="preserve">=4, </w:t>
+            </w:r>
+            <w:proofErr w:type="spellStart"/>
+            <w:r>
+              <w:rPr>
+                <w:rFonts w:ascii="Times New Roman" w:hAnsi="Times New Roman" w:cs="Times New Roman"/>
+                <w:sz w:val="20"/>
+                <w:szCs w:val="20"/>
+              </w:rPr>
+              <w:t>Num_GPU</w:t>
+            </w:r>
+            <w:proofErr w:type="spellEnd"/>
+            <w:r>
+              <w:rPr>
+                <w:rFonts w:ascii="Times New Roman" w:hAnsi="Times New Roman" w:cs="Times New Roman"/>
+                <w:sz w:val="20"/>
+                <w:szCs w:val="20"/>
+              </w:rPr>
+              <w:t>=2</w:t>
             </w:r>
           </w:p>
           <w:p>
@@ -9103,13 +8402,41 @@
                 <w:szCs w:val="20"/>
               </w:rPr>
             </w:pPr>
-            <w:r>
-              <w:rPr>
-                <w:rFonts w:ascii="Times New Roman" w:hAnsi="Times New Roman" w:cs="Times New Roman"/>
-                <w:sz w:val="20"/>
-                <w:szCs w:val="20"/>
-              </w:rPr>
-              <w:t>Num_CPU=8, Num_GPU=4</w:t>
+            <w:proofErr w:type="spellStart"/>
+            <w:r>
+              <w:rPr>
+                <w:rFonts w:ascii="Times New Roman" w:hAnsi="Times New Roman" w:cs="Times New Roman"/>
+                <w:sz w:val="20"/>
+                <w:szCs w:val="20"/>
+              </w:rPr>
+              <w:t>Num_CPU</w:t>
+            </w:r>
+            <w:proofErr w:type="spellEnd"/>
+            <w:r>
+              <w:rPr>
+                <w:rFonts w:ascii="Times New Roman" w:hAnsi="Times New Roman" w:cs="Times New Roman"/>
+                <w:sz w:val="20"/>
+                <w:szCs w:val="20"/>
+              </w:rPr>
+              <w:t xml:space="preserve">=8, </w:t>
+            </w:r>
+            <w:proofErr w:type="spellStart"/>
+            <w:r>
+              <w:rPr>
+                <w:rFonts w:ascii="Times New Roman" w:hAnsi="Times New Roman" w:cs="Times New Roman"/>
+                <w:sz w:val="20"/>
+                <w:szCs w:val="20"/>
+              </w:rPr>
+              <w:t>Num_GPU</w:t>
+            </w:r>
+            <w:proofErr w:type="spellEnd"/>
+            <w:r>
+              <w:rPr>
+                <w:rFonts w:ascii="Times New Roman" w:hAnsi="Times New Roman" w:cs="Times New Roman"/>
+                <w:sz w:val="20"/>
+                <w:szCs w:val="20"/>
+              </w:rPr>
+              <w:t>=4</w:t>
             </w:r>
           </w:p>
           <w:p>
@@ -9145,7 +8472,6 @@
                 <w:sz w:val="20"/>
                 <w:szCs w:val="20"/>
               </w:rPr>
-              <w:lastRenderedPageBreak/>
               <w:drawing>
                 <wp:inline distT="0" distB="0" distL="0" distR="0" wp14:anchorId="4A9FD422" wp14:editId="16E5F6A9">
                   <wp:extent cx="3240000" cy="1945798"/>
@@ -9202,13 +8528,41 @@
                 <w:szCs w:val="20"/>
               </w:rPr>
             </w:pPr>
-            <w:r>
-              <w:rPr>
-                <w:rFonts w:ascii="Times New Roman" w:hAnsi="Times New Roman" w:cs="Times New Roman"/>
-                <w:sz w:val="20"/>
-                <w:szCs w:val="20"/>
-              </w:rPr>
-              <w:t>Num_CPU=16, Num_GPU=4</w:t>
+            <w:proofErr w:type="spellStart"/>
+            <w:r>
+              <w:rPr>
+                <w:rFonts w:ascii="Times New Roman" w:hAnsi="Times New Roman" w:cs="Times New Roman"/>
+                <w:sz w:val="20"/>
+                <w:szCs w:val="20"/>
+              </w:rPr>
+              <w:t>Num_CPU</w:t>
+            </w:r>
+            <w:proofErr w:type="spellEnd"/>
+            <w:r>
+              <w:rPr>
+                <w:rFonts w:ascii="Times New Roman" w:hAnsi="Times New Roman" w:cs="Times New Roman"/>
+                <w:sz w:val="20"/>
+                <w:szCs w:val="20"/>
+              </w:rPr>
+              <w:t xml:space="preserve">=16, </w:t>
+            </w:r>
+            <w:proofErr w:type="spellStart"/>
+            <w:r>
+              <w:rPr>
+                <w:rFonts w:ascii="Times New Roman" w:hAnsi="Times New Roman" w:cs="Times New Roman"/>
+                <w:sz w:val="20"/>
+                <w:szCs w:val="20"/>
+              </w:rPr>
+              <w:t>Num_GPU</w:t>
+            </w:r>
+            <w:proofErr w:type="spellEnd"/>
+            <w:r>
+              <w:rPr>
+                <w:rFonts w:ascii="Times New Roman" w:hAnsi="Times New Roman" w:cs="Times New Roman"/>
+                <w:sz w:val="20"/>
+                <w:szCs w:val="20"/>
+              </w:rPr>
+              <w:t>=4</w:t>
             </w:r>
           </w:p>
         </w:tc>
@@ -9288,13 +8642,41 @@
                 <w:szCs w:val="20"/>
               </w:rPr>
             </w:pPr>
-            <w:r>
-              <w:rPr>
-                <w:rFonts w:ascii="Times New Roman" w:hAnsi="Times New Roman" w:cs="Times New Roman"/>
-                <w:sz w:val="20"/>
-                <w:szCs w:val="20"/>
-              </w:rPr>
-              <w:t>Num_CPU=32, Num_GPU=8</w:t>
+            <w:proofErr w:type="spellStart"/>
+            <w:r>
+              <w:rPr>
+                <w:rFonts w:ascii="Times New Roman" w:hAnsi="Times New Roman" w:cs="Times New Roman"/>
+                <w:sz w:val="20"/>
+                <w:szCs w:val="20"/>
+              </w:rPr>
+              <w:t>Num_CPU</w:t>
+            </w:r>
+            <w:proofErr w:type="spellEnd"/>
+            <w:r>
+              <w:rPr>
+                <w:rFonts w:ascii="Times New Roman" w:hAnsi="Times New Roman" w:cs="Times New Roman"/>
+                <w:sz w:val="20"/>
+                <w:szCs w:val="20"/>
+              </w:rPr>
+              <w:t xml:space="preserve">=32, </w:t>
+            </w:r>
+            <w:proofErr w:type="spellStart"/>
+            <w:r>
+              <w:rPr>
+                <w:rFonts w:ascii="Times New Roman" w:hAnsi="Times New Roman" w:cs="Times New Roman"/>
+                <w:sz w:val="20"/>
+                <w:szCs w:val="20"/>
+              </w:rPr>
+              <w:t>Num_GPU</w:t>
+            </w:r>
+            <w:proofErr w:type="spellEnd"/>
+            <w:r>
+              <w:rPr>
+                <w:rFonts w:ascii="Times New Roman" w:hAnsi="Times New Roman" w:cs="Times New Roman"/>
+                <w:sz w:val="20"/>
+                <w:szCs w:val="20"/>
+              </w:rPr>
+              <w:t>=8</w:t>
             </w:r>
           </w:p>
         </w:tc>
@@ -9321,6 +8703,7 @@
                 <w:sz w:val="20"/>
                 <w:szCs w:val="20"/>
               </w:rPr>
+              <w:lastRenderedPageBreak/>
               <w:drawing>
                 <wp:inline distT="0" distB="0" distL="0" distR="0" wp14:anchorId="079A573B" wp14:editId="74909606">
                   <wp:extent cx="3240000" cy="1945798"/>
@@ -9613,13 +8996,41 @@
                 <w:szCs w:val="20"/>
               </w:rPr>
             </w:pPr>
-            <w:r>
-              <w:rPr>
-                <w:rFonts w:ascii="Times New Roman" w:hAnsi="Times New Roman" w:cs="Times New Roman"/>
-                <w:sz w:val="20"/>
-                <w:szCs w:val="20"/>
-              </w:rPr>
-              <w:t>Num_CPU=4, Num_GPU=2</w:t>
+            <w:proofErr w:type="spellStart"/>
+            <w:r>
+              <w:rPr>
+                <w:rFonts w:ascii="Times New Roman" w:hAnsi="Times New Roman" w:cs="Times New Roman"/>
+                <w:sz w:val="20"/>
+                <w:szCs w:val="20"/>
+              </w:rPr>
+              <w:t>Num_CPU</w:t>
+            </w:r>
+            <w:proofErr w:type="spellEnd"/>
+            <w:r>
+              <w:rPr>
+                <w:rFonts w:ascii="Times New Roman" w:hAnsi="Times New Roman" w:cs="Times New Roman"/>
+                <w:sz w:val="20"/>
+                <w:szCs w:val="20"/>
+              </w:rPr>
+              <w:t xml:space="preserve">=4, </w:t>
+            </w:r>
+            <w:proofErr w:type="spellStart"/>
+            <w:r>
+              <w:rPr>
+                <w:rFonts w:ascii="Times New Roman" w:hAnsi="Times New Roman" w:cs="Times New Roman"/>
+                <w:sz w:val="20"/>
+                <w:szCs w:val="20"/>
+              </w:rPr>
+              <w:t>Num_GPU</w:t>
+            </w:r>
+            <w:proofErr w:type="spellEnd"/>
+            <w:r>
+              <w:rPr>
+                <w:rFonts w:ascii="Times New Roman" w:hAnsi="Times New Roman" w:cs="Times New Roman"/>
+                <w:sz w:val="20"/>
+                <w:szCs w:val="20"/>
+              </w:rPr>
+              <w:t>=2</w:t>
             </w:r>
           </w:p>
         </w:tc>
@@ -9733,13 +9144,41 @@
                 <w:szCs w:val="20"/>
               </w:rPr>
             </w:pPr>
-            <w:r>
-              <w:rPr>
-                <w:rFonts w:ascii="Times New Roman" w:hAnsi="Times New Roman" w:cs="Times New Roman"/>
-                <w:sz w:val="20"/>
-                <w:szCs w:val="20"/>
-              </w:rPr>
-              <w:t>Num_CPU=8, Num_GPU=4</w:t>
+            <w:proofErr w:type="spellStart"/>
+            <w:r>
+              <w:rPr>
+                <w:rFonts w:ascii="Times New Roman" w:hAnsi="Times New Roman" w:cs="Times New Roman"/>
+                <w:sz w:val="20"/>
+                <w:szCs w:val="20"/>
+              </w:rPr>
+              <w:t>Num_CPU</w:t>
+            </w:r>
+            <w:proofErr w:type="spellEnd"/>
+            <w:r>
+              <w:rPr>
+                <w:rFonts w:ascii="Times New Roman" w:hAnsi="Times New Roman" w:cs="Times New Roman"/>
+                <w:sz w:val="20"/>
+                <w:szCs w:val="20"/>
+              </w:rPr>
+              <w:t xml:space="preserve">=8, </w:t>
+            </w:r>
+            <w:proofErr w:type="spellStart"/>
+            <w:r>
+              <w:rPr>
+                <w:rFonts w:ascii="Times New Roman" w:hAnsi="Times New Roman" w:cs="Times New Roman"/>
+                <w:sz w:val="20"/>
+                <w:szCs w:val="20"/>
+              </w:rPr>
+              <w:t>Num_GPU</w:t>
+            </w:r>
+            <w:proofErr w:type="spellEnd"/>
+            <w:r>
+              <w:rPr>
+                <w:rFonts w:ascii="Times New Roman" w:hAnsi="Times New Roman" w:cs="Times New Roman"/>
+                <w:sz w:val="20"/>
+                <w:szCs w:val="20"/>
+              </w:rPr>
+              <w:t>=4</w:t>
             </w:r>
           </w:p>
         </w:tc>
@@ -9853,13 +9292,41 @@
                 <w:szCs w:val="20"/>
               </w:rPr>
             </w:pPr>
-            <w:r>
-              <w:rPr>
-                <w:rFonts w:ascii="Times New Roman" w:hAnsi="Times New Roman" w:cs="Times New Roman"/>
-                <w:sz w:val="20"/>
-                <w:szCs w:val="20"/>
-              </w:rPr>
-              <w:t>Num_CPU=16, Num_GPU=4</w:t>
+            <w:proofErr w:type="spellStart"/>
+            <w:r>
+              <w:rPr>
+                <w:rFonts w:ascii="Times New Roman" w:hAnsi="Times New Roman" w:cs="Times New Roman"/>
+                <w:sz w:val="20"/>
+                <w:szCs w:val="20"/>
+              </w:rPr>
+              <w:t>Num_CPU</w:t>
+            </w:r>
+            <w:proofErr w:type="spellEnd"/>
+            <w:r>
+              <w:rPr>
+                <w:rFonts w:ascii="Times New Roman" w:hAnsi="Times New Roman" w:cs="Times New Roman"/>
+                <w:sz w:val="20"/>
+                <w:szCs w:val="20"/>
+              </w:rPr>
+              <w:t xml:space="preserve">=16, </w:t>
+            </w:r>
+            <w:proofErr w:type="spellStart"/>
+            <w:r>
+              <w:rPr>
+                <w:rFonts w:ascii="Times New Roman" w:hAnsi="Times New Roman" w:cs="Times New Roman"/>
+                <w:sz w:val="20"/>
+                <w:szCs w:val="20"/>
+              </w:rPr>
+              <w:t>Num_GPU</w:t>
+            </w:r>
+            <w:proofErr w:type="spellEnd"/>
+            <w:r>
+              <w:rPr>
+                <w:rFonts w:ascii="Times New Roman" w:hAnsi="Times New Roman" w:cs="Times New Roman"/>
+                <w:sz w:val="20"/>
+                <w:szCs w:val="20"/>
+              </w:rPr>
+              <w:t>=4</w:t>
             </w:r>
           </w:p>
         </w:tc>
@@ -9973,13 +9440,41 @@
                 <w:szCs w:val="20"/>
               </w:rPr>
             </w:pPr>
-            <w:r>
-              <w:rPr>
-                <w:rFonts w:ascii="Times New Roman" w:hAnsi="Times New Roman" w:cs="Times New Roman"/>
-                <w:sz w:val="20"/>
-                <w:szCs w:val="20"/>
-              </w:rPr>
-              <w:t>Num_CPU=32, Num_GPU=8</w:t>
+            <w:proofErr w:type="spellStart"/>
+            <w:r>
+              <w:rPr>
+                <w:rFonts w:ascii="Times New Roman" w:hAnsi="Times New Roman" w:cs="Times New Roman"/>
+                <w:sz w:val="20"/>
+                <w:szCs w:val="20"/>
+              </w:rPr>
+              <w:t>Num_CPU</w:t>
+            </w:r>
+            <w:proofErr w:type="spellEnd"/>
+            <w:r>
+              <w:rPr>
+                <w:rFonts w:ascii="Times New Roman" w:hAnsi="Times New Roman" w:cs="Times New Roman"/>
+                <w:sz w:val="20"/>
+                <w:szCs w:val="20"/>
+              </w:rPr>
+              <w:t xml:space="preserve">=32, </w:t>
+            </w:r>
+            <w:proofErr w:type="spellStart"/>
+            <w:r>
+              <w:rPr>
+                <w:rFonts w:ascii="Times New Roman" w:hAnsi="Times New Roman" w:cs="Times New Roman"/>
+                <w:sz w:val="20"/>
+                <w:szCs w:val="20"/>
+              </w:rPr>
+              <w:t>Num_GPU</w:t>
+            </w:r>
+            <w:proofErr w:type="spellEnd"/>
+            <w:r>
+              <w:rPr>
+                <w:rFonts w:ascii="Times New Roman" w:hAnsi="Times New Roman" w:cs="Times New Roman"/>
+                <w:sz w:val="20"/>
+                <w:szCs w:val="20"/>
+              </w:rPr>
+              <w:t>=8</w:t>
             </w:r>
           </w:p>
         </w:tc>
@@ -10093,13 +9588,41 @@
                 <w:szCs w:val="20"/>
               </w:rPr>
             </w:pPr>
-            <w:r>
-              <w:rPr>
-                <w:rFonts w:ascii="Times New Roman" w:hAnsi="Times New Roman" w:cs="Times New Roman"/>
-                <w:sz w:val="20"/>
-                <w:szCs w:val="20"/>
-              </w:rPr>
-              <w:t>Num_CPU=64, Num_GPU=8</w:t>
+            <w:proofErr w:type="spellStart"/>
+            <w:r>
+              <w:rPr>
+                <w:rFonts w:ascii="Times New Roman" w:hAnsi="Times New Roman" w:cs="Times New Roman"/>
+                <w:sz w:val="20"/>
+                <w:szCs w:val="20"/>
+              </w:rPr>
+              <w:t>Num_CPU</w:t>
+            </w:r>
+            <w:proofErr w:type="spellEnd"/>
+            <w:r>
+              <w:rPr>
+                <w:rFonts w:ascii="Times New Roman" w:hAnsi="Times New Roman" w:cs="Times New Roman"/>
+                <w:sz w:val="20"/>
+                <w:szCs w:val="20"/>
+              </w:rPr>
+              <w:t xml:space="preserve">=64, </w:t>
+            </w:r>
+            <w:proofErr w:type="spellStart"/>
+            <w:r>
+              <w:rPr>
+                <w:rFonts w:ascii="Times New Roman" w:hAnsi="Times New Roman" w:cs="Times New Roman"/>
+                <w:sz w:val="20"/>
+                <w:szCs w:val="20"/>
+              </w:rPr>
+              <w:t>Num_GPU</w:t>
+            </w:r>
+            <w:proofErr w:type="spellEnd"/>
+            <w:r>
+              <w:rPr>
+                <w:rFonts w:ascii="Times New Roman" w:hAnsi="Times New Roman" w:cs="Times New Roman"/>
+                <w:sz w:val="20"/>
+                <w:szCs w:val="20"/>
+              </w:rPr>
+              <w:t>=8</w:t>
             </w:r>
           </w:p>
         </w:tc>
@@ -10597,27 +10120,6 @@
     </w:p>
     <w:p>
       <w:pPr>
-        <w:jc w:val="both"/>
-        <w:rPr>
-          <w:rFonts w:ascii="Times New Roman" w:hAnsi="Times New Roman" w:cs="Times New Roman"/>
-          <w:noProof/>
-          <w:sz w:val="20"/>
-          <w:szCs w:val="20"/>
-        </w:rPr>
-      </w:pPr>
-      <w:r>
-        <w:rPr>
-          <w:rFonts w:ascii="Times New Roman" w:hAnsi="Times New Roman" w:cs="Times New Roman"/>
-          <w:noProof/>
-          <w:sz w:val="20"/>
-          <w:szCs w:val="20"/>
-        </w:rPr>
-        <w:lastRenderedPageBreak/>
-        <w:t>Fig. 6 shows the comparison results obtained with the mapping methods, where there is low parallelism in the system. The comparisons indicate that the WCRT achieved using the proposed approach is lower than that achieved with the others in all the cases. Moreover, the variability of the response times obtained with the new approach is lower in most cases. Furthermore, the difference between the results in Figs 3 and 6 represents that the obtained improvements are more significant when there are more tasks available in this case. However, the main improvements are achieved after increasing the number of CPUs to 8 and the number of GPUs to 4. The reason is that the new algorithms can improve the work-conserving of the mapping process by selecting tasks with shorter execution time and more outgoing tasks, as well as improve the load-balancing of local queues by choosing the queues with shorter execution time. Consequently, the response time and its variability are reduced when executing with many computing elements.</w:t>
-      </w:r>
-    </w:p>
-    <w:p>
-      <w:pPr>
         <w:rPr>
           <w:rFonts w:ascii="Times New Roman" w:hAnsi="Times New Roman" w:cs="Times New Roman"/>
           <w:sz w:val="20"/>
@@ -10664,6 +10166,7 @@
                 <w:sz w:val="20"/>
                 <w:szCs w:val="20"/>
               </w:rPr>
+              <w:lastRenderedPageBreak/>
               <w:drawing>
                 <wp:inline distT="0" distB="0" distL="0" distR="0" wp14:anchorId="2D5937BB" wp14:editId="698E1F6A">
                   <wp:extent cx="3240000" cy="1945798"/>
@@ -10720,13 +10223,41 @@
                 <w:szCs w:val="20"/>
               </w:rPr>
             </w:pPr>
-            <w:r>
-              <w:rPr>
-                <w:rFonts w:ascii="Times New Roman" w:hAnsi="Times New Roman" w:cs="Times New Roman"/>
-                <w:sz w:val="20"/>
-                <w:szCs w:val="20"/>
-              </w:rPr>
-              <w:t>Num_CPU=4, Num_GPU=2</w:t>
+            <w:proofErr w:type="spellStart"/>
+            <w:r>
+              <w:rPr>
+                <w:rFonts w:ascii="Times New Roman" w:hAnsi="Times New Roman" w:cs="Times New Roman"/>
+                <w:sz w:val="20"/>
+                <w:szCs w:val="20"/>
+              </w:rPr>
+              <w:t>Num_CPU</w:t>
+            </w:r>
+            <w:proofErr w:type="spellEnd"/>
+            <w:r>
+              <w:rPr>
+                <w:rFonts w:ascii="Times New Roman" w:hAnsi="Times New Roman" w:cs="Times New Roman"/>
+                <w:sz w:val="20"/>
+                <w:szCs w:val="20"/>
+              </w:rPr>
+              <w:t xml:space="preserve">=4, </w:t>
+            </w:r>
+            <w:proofErr w:type="spellStart"/>
+            <w:r>
+              <w:rPr>
+                <w:rFonts w:ascii="Times New Roman" w:hAnsi="Times New Roman" w:cs="Times New Roman"/>
+                <w:sz w:val="20"/>
+                <w:szCs w:val="20"/>
+              </w:rPr>
+              <w:t>Num_GPU</w:t>
+            </w:r>
+            <w:proofErr w:type="spellEnd"/>
+            <w:r>
+              <w:rPr>
+                <w:rFonts w:ascii="Times New Roman" w:hAnsi="Times New Roman" w:cs="Times New Roman"/>
+                <w:sz w:val="20"/>
+                <w:szCs w:val="20"/>
+              </w:rPr>
+              <w:t>=2</w:t>
             </w:r>
           </w:p>
           <w:p>
@@ -10816,13 +10347,41 @@
                 <w:szCs w:val="20"/>
               </w:rPr>
             </w:pPr>
-            <w:r>
-              <w:rPr>
-                <w:rFonts w:ascii="Times New Roman" w:hAnsi="Times New Roman" w:cs="Times New Roman"/>
-                <w:sz w:val="20"/>
-                <w:szCs w:val="20"/>
-              </w:rPr>
-              <w:t>Num_CPU=8, Num_GPU=4</w:t>
+            <w:proofErr w:type="spellStart"/>
+            <w:r>
+              <w:rPr>
+                <w:rFonts w:ascii="Times New Roman" w:hAnsi="Times New Roman" w:cs="Times New Roman"/>
+                <w:sz w:val="20"/>
+                <w:szCs w:val="20"/>
+              </w:rPr>
+              <w:t>Num_CPU</w:t>
+            </w:r>
+            <w:proofErr w:type="spellEnd"/>
+            <w:r>
+              <w:rPr>
+                <w:rFonts w:ascii="Times New Roman" w:hAnsi="Times New Roman" w:cs="Times New Roman"/>
+                <w:sz w:val="20"/>
+                <w:szCs w:val="20"/>
+              </w:rPr>
+              <w:t xml:space="preserve">=8, </w:t>
+            </w:r>
+            <w:proofErr w:type="spellStart"/>
+            <w:r>
+              <w:rPr>
+                <w:rFonts w:ascii="Times New Roman" w:hAnsi="Times New Roman" w:cs="Times New Roman"/>
+                <w:sz w:val="20"/>
+                <w:szCs w:val="20"/>
+              </w:rPr>
+              <w:t>Num_GPU</w:t>
+            </w:r>
+            <w:proofErr w:type="spellEnd"/>
+            <w:r>
+              <w:rPr>
+                <w:rFonts w:ascii="Times New Roman" w:hAnsi="Times New Roman" w:cs="Times New Roman"/>
+                <w:sz w:val="20"/>
+                <w:szCs w:val="20"/>
+              </w:rPr>
+              <w:t>=4</w:t>
             </w:r>
           </w:p>
           <w:p>
@@ -10914,13 +10473,41 @@
                 <w:szCs w:val="20"/>
               </w:rPr>
             </w:pPr>
-            <w:r>
-              <w:rPr>
-                <w:rFonts w:ascii="Times New Roman" w:hAnsi="Times New Roman" w:cs="Times New Roman"/>
-                <w:sz w:val="20"/>
-                <w:szCs w:val="20"/>
-              </w:rPr>
-              <w:t>Num_CPU=16, Num_GPU=4</w:t>
+            <w:proofErr w:type="spellStart"/>
+            <w:r>
+              <w:rPr>
+                <w:rFonts w:ascii="Times New Roman" w:hAnsi="Times New Roman" w:cs="Times New Roman"/>
+                <w:sz w:val="20"/>
+                <w:szCs w:val="20"/>
+              </w:rPr>
+              <w:t>Num_CPU</w:t>
+            </w:r>
+            <w:proofErr w:type="spellEnd"/>
+            <w:r>
+              <w:rPr>
+                <w:rFonts w:ascii="Times New Roman" w:hAnsi="Times New Roman" w:cs="Times New Roman"/>
+                <w:sz w:val="20"/>
+                <w:szCs w:val="20"/>
+              </w:rPr>
+              <w:t xml:space="preserve">=16, </w:t>
+            </w:r>
+            <w:proofErr w:type="spellStart"/>
+            <w:r>
+              <w:rPr>
+                <w:rFonts w:ascii="Times New Roman" w:hAnsi="Times New Roman" w:cs="Times New Roman"/>
+                <w:sz w:val="20"/>
+                <w:szCs w:val="20"/>
+              </w:rPr>
+              <w:t>Num_GPU</w:t>
+            </w:r>
+            <w:proofErr w:type="spellEnd"/>
+            <w:r>
+              <w:rPr>
+                <w:rFonts w:ascii="Times New Roman" w:hAnsi="Times New Roman" w:cs="Times New Roman"/>
+                <w:sz w:val="20"/>
+                <w:szCs w:val="20"/>
+              </w:rPr>
+              <w:t>=4</w:t>
             </w:r>
           </w:p>
           <w:p>
@@ -11010,13 +10597,41 @@
                 <w:szCs w:val="20"/>
               </w:rPr>
             </w:pPr>
-            <w:r>
-              <w:rPr>
-                <w:rFonts w:ascii="Times New Roman" w:hAnsi="Times New Roman" w:cs="Times New Roman"/>
-                <w:sz w:val="20"/>
-                <w:szCs w:val="20"/>
-              </w:rPr>
-              <w:t>Num_CPU=32, Num_GPU=8</w:t>
+            <w:proofErr w:type="spellStart"/>
+            <w:r>
+              <w:rPr>
+                <w:rFonts w:ascii="Times New Roman" w:hAnsi="Times New Roman" w:cs="Times New Roman"/>
+                <w:sz w:val="20"/>
+                <w:szCs w:val="20"/>
+              </w:rPr>
+              <w:t>Num_CPU</w:t>
+            </w:r>
+            <w:proofErr w:type="spellEnd"/>
+            <w:r>
+              <w:rPr>
+                <w:rFonts w:ascii="Times New Roman" w:hAnsi="Times New Roman" w:cs="Times New Roman"/>
+                <w:sz w:val="20"/>
+                <w:szCs w:val="20"/>
+              </w:rPr>
+              <w:t xml:space="preserve">=32, </w:t>
+            </w:r>
+            <w:proofErr w:type="spellStart"/>
+            <w:r>
+              <w:rPr>
+                <w:rFonts w:ascii="Times New Roman" w:hAnsi="Times New Roman" w:cs="Times New Roman"/>
+                <w:sz w:val="20"/>
+                <w:szCs w:val="20"/>
+              </w:rPr>
+              <w:t>Num_GPU</w:t>
+            </w:r>
+            <w:proofErr w:type="spellEnd"/>
+            <w:r>
+              <w:rPr>
+                <w:rFonts w:ascii="Times New Roman" w:hAnsi="Times New Roman" w:cs="Times New Roman"/>
+                <w:sz w:val="20"/>
+                <w:szCs w:val="20"/>
+              </w:rPr>
+              <w:t>=8</w:t>
             </w:r>
           </w:p>
           <w:p>
@@ -11109,13 +10724,41 @@
                 <w:szCs w:val="20"/>
               </w:rPr>
             </w:pPr>
-            <w:r>
-              <w:rPr>
-                <w:rFonts w:ascii="Times New Roman" w:hAnsi="Times New Roman" w:cs="Times New Roman"/>
-                <w:sz w:val="20"/>
-                <w:szCs w:val="20"/>
-              </w:rPr>
-              <w:t>Num_CPU=64, Num_GPU=8</w:t>
+            <w:proofErr w:type="spellStart"/>
+            <w:r>
+              <w:rPr>
+                <w:rFonts w:ascii="Times New Roman" w:hAnsi="Times New Roman" w:cs="Times New Roman"/>
+                <w:sz w:val="20"/>
+                <w:szCs w:val="20"/>
+              </w:rPr>
+              <w:t>Num_CPU</w:t>
+            </w:r>
+            <w:proofErr w:type="spellEnd"/>
+            <w:r>
+              <w:rPr>
+                <w:rFonts w:ascii="Times New Roman" w:hAnsi="Times New Roman" w:cs="Times New Roman"/>
+                <w:sz w:val="20"/>
+                <w:szCs w:val="20"/>
+              </w:rPr>
+              <w:t xml:space="preserve">=64, </w:t>
+            </w:r>
+            <w:proofErr w:type="spellStart"/>
+            <w:r>
+              <w:rPr>
+                <w:rFonts w:ascii="Times New Roman" w:hAnsi="Times New Roman" w:cs="Times New Roman"/>
+                <w:sz w:val="20"/>
+                <w:szCs w:val="20"/>
+              </w:rPr>
+              <w:t>Num_GPU</w:t>
+            </w:r>
+            <w:proofErr w:type="spellEnd"/>
+            <w:r>
+              <w:rPr>
+                <w:rFonts w:ascii="Times New Roman" w:hAnsi="Times New Roman" w:cs="Times New Roman"/>
+                <w:sz w:val="20"/>
+                <w:szCs w:val="20"/>
+              </w:rPr>
+              <w:t>=8</w:t>
             </w:r>
           </w:p>
         </w:tc>
@@ -11175,7 +10818,6 @@
           <w:sz w:val="20"/>
           <w:szCs w:val="20"/>
         </w:rPr>
-        <w:lastRenderedPageBreak/>
         <w:t>Speedup of the new method (standard deviation)</w:t>
       </w:r>
     </w:p>
@@ -11322,13 +10964,41 @@
                 <w:szCs w:val="20"/>
               </w:rPr>
             </w:pPr>
-            <w:r>
-              <w:rPr>
-                <w:rFonts w:ascii="Times New Roman" w:hAnsi="Times New Roman" w:cs="Times New Roman"/>
-                <w:sz w:val="20"/>
-                <w:szCs w:val="20"/>
-              </w:rPr>
-              <w:t>Num_CPU=4, Num_GPU=2</w:t>
+            <w:proofErr w:type="spellStart"/>
+            <w:r>
+              <w:rPr>
+                <w:rFonts w:ascii="Times New Roman" w:hAnsi="Times New Roman" w:cs="Times New Roman"/>
+                <w:sz w:val="20"/>
+                <w:szCs w:val="20"/>
+              </w:rPr>
+              <w:t>Num_CPU</w:t>
+            </w:r>
+            <w:proofErr w:type="spellEnd"/>
+            <w:r>
+              <w:rPr>
+                <w:rFonts w:ascii="Times New Roman" w:hAnsi="Times New Roman" w:cs="Times New Roman"/>
+                <w:sz w:val="20"/>
+                <w:szCs w:val="20"/>
+              </w:rPr>
+              <w:t xml:space="preserve">=4, </w:t>
+            </w:r>
+            <w:proofErr w:type="spellStart"/>
+            <w:r>
+              <w:rPr>
+                <w:rFonts w:ascii="Times New Roman" w:hAnsi="Times New Roman" w:cs="Times New Roman"/>
+                <w:sz w:val="20"/>
+                <w:szCs w:val="20"/>
+              </w:rPr>
+              <w:t>Num_GPU</w:t>
+            </w:r>
+            <w:proofErr w:type="spellEnd"/>
+            <w:r>
+              <w:rPr>
+                <w:rFonts w:ascii="Times New Roman" w:hAnsi="Times New Roman" w:cs="Times New Roman"/>
+                <w:sz w:val="20"/>
+                <w:szCs w:val="20"/>
+              </w:rPr>
+              <w:t>=2</w:t>
             </w:r>
           </w:p>
         </w:tc>
@@ -11442,13 +11112,41 @@
                 <w:szCs w:val="20"/>
               </w:rPr>
             </w:pPr>
-            <w:r>
-              <w:rPr>
-                <w:rFonts w:ascii="Times New Roman" w:hAnsi="Times New Roman" w:cs="Times New Roman"/>
-                <w:sz w:val="20"/>
-                <w:szCs w:val="20"/>
-              </w:rPr>
-              <w:t>Num_CPU=8, Num_GPU=4</w:t>
+            <w:proofErr w:type="spellStart"/>
+            <w:r>
+              <w:rPr>
+                <w:rFonts w:ascii="Times New Roman" w:hAnsi="Times New Roman" w:cs="Times New Roman"/>
+                <w:sz w:val="20"/>
+                <w:szCs w:val="20"/>
+              </w:rPr>
+              <w:t>Num_CPU</w:t>
+            </w:r>
+            <w:proofErr w:type="spellEnd"/>
+            <w:r>
+              <w:rPr>
+                <w:rFonts w:ascii="Times New Roman" w:hAnsi="Times New Roman" w:cs="Times New Roman"/>
+                <w:sz w:val="20"/>
+                <w:szCs w:val="20"/>
+              </w:rPr>
+              <w:t xml:space="preserve">=8, </w:t>
+            </w:r>
+            <w:proofErr w:type="spellStart"/>
+            <w:r>
+              <w:rPr>
+                <w:rFonts w:ascii="Times New Roman" w:hAnsi="Times New Roman" w:cs="Times New Roman"/>
+                <w:sz w:val="20"/>
+                <w:szCs w:val="20"/>
+              </w:rPr>
+              <w:t>Num_GPU</w:t>
+            </w:r>
+            <w:proofErr w:type="spellEnd"/>
+            <w:r>
+              <w:rPr>
+                <w:rFonts w:ascii="Times New Roman" w:hAnsi="Times New Roman" w:cs="Times New Roman"/>
+                <w:sz w:val="20"/>
+                <w:szCs w:val="20"/>
+              </w:rPr>
+              <w:t>=4</w:t>
             </w:r>
           </w:p>
         </w:tc>
@@ -11562,13 +11260,41 @@
                 <w:szCs w:val="20"/>
               </w:rPr>
             </w:pPr>
-            <w:r>
-              <w:rPr>
-                <w:rFonts w:ascii="Times New Roman" w:hAnsi="Times New Roman" w:cs="Times New Roman"/>
-                <w:sz w:val="20"/>
-                <w:szCs w:val="20"/>
-              </w:rPr>
-              <w:t>Num_CPU=16, Num_GPU=4</w:t>
+            <w:proofErr w:type="spellStart"/>
+            <w:r>
+              <w:rPr>
+                <w:rFonts w:ascii="Times New Roman" w:hAnsi="Times New Roman" w:cs="Times New Roman"/>
+                <w:sz w:val="20"/>
+                <w:szCs w:val="20"/>
+              </w:rPr>
+              <w:t>Num_CPU</w:t>
+            </w:r>
+            <w:proofErr w:type="spellEnd"/>
+            <w:r>
+              <w:rPr>
+                <w:rFonts w:ascii="Times New Roman" w:hAnsi="Times New Roman" w:cs="Times New Roman"/>
+                <w:sz w:val="20"/>
+                <w:szCs w:val="20"/>
+              </w:rPr>
+              <w:t xml:space="preserve">=16, </w:t>
+            </w:r>
+            <w:proofErr w:type="spellStart"/>
+            <w:r>
+              <w:rPr>
+                <w:rFonts w:ascii="Times New Roman" w:hAnsi="Times New Roman" w:cs="Times New Roman"/>
+                <w:sz w:val="20"/>
+                <w:szCs w:val="20"/>
+              </w:rPr>
+              <w:t>Num_GPU</w:t>
+            </w:r>
+            <w:proofErr w:type="spellEnd"/>
+            <w:r>
+              <w:rPr>
+                <w:rFonts w:ascii="Times New Roman" w:hAnsi="Times New Roman" w:cs="Times New Roman"/>
+                <w:sz w:val="20"/>
+                <w:szCs w:val="20"/>
+              </w:rPr>
+              <w:t>=4</w:t>
             </w:r>
           </w:p>
         </w:tc>
@@ -11682,13 +11408,41 @@
                 <w:szCs w:val="20"/>
               </w:rPr>
             </w:pPr>
-            <w:r>
-              <w:rPr>
-                <w:rFonts w:ascii="Times New Roman" w:hAnsi="Times New Roman" w:cs="Times New Roman"/>
-                <w:sz w:val="20"/>
-                <w:szCs w:val="20"/>
-              </w:rPr>
-              <w:t>Num_CPU=32, Num_GPU=8</w:t>
+            <w:proofErr w:type="spellStart"/>
+            <w:r>
+              <w:rPr>
+                <w:rFonts w:ascii="Times New Roman" w:hAnsi="Times New Roman" w:cs="Times New Roman"/>
+                <w:sz w:val="20"/>
+                <w:szCs w:val="20"/>
+              </w:rPr>
+              <w:t>Num_CPU</w:t>
+            </w:r>
+            <w:proofErr w:type="spellEnd"/>
+            <w:r>
+              <w:rPr>
+                <w:rFonts w:ascii="Times New Roman" w:hAnsi="Times New Roman" w:cs="Times New Roman"/>
+                <w:sz w:val="20"/>
+                <w:szCs w:val="20"/>
+              </w:rPr>
+              <w:t xml:space="preserve">=32, </w:t>
+            </w:r>
+            <w:proofErr w:type="spellStart"/>
+            <w:r>
+              <w:rPr>
+                <w:rFonts w:ascii="Times New Roman" w:hAnsi="Times New Roman" w:cs="Times New Roman"/>
+                <w:sz w:val="20"/>
+                <w:szCs w:val="20"/>
+              </w:rPr>
+              <w:t>Num_GPU</w:t>
+            </w:r>
+            <w:proofErr w:type="spellEnd"/>
+            <w:r>
+              <w:rPr>
+                <w:rFonts w:ascii="Times New Roman" w:hAnsi="Times New Roman" w:cs="Times New Roman"/>
+                <w:sz w:val="20"/>
+                <w:szCs w:val="20"/>
+              </w:rPr>
+              <w:t>=8</w:t>
             </w:r>
           </w:p>
         </w:tc>
@@ -11802,13 +11556,41 @@
                 <w:szCs w:val="20"/>
               </w:rPr>
             </w:pPr>
-            <w:r>
-              <w:rPr>
-                <w:rFonts w:ascii="Times New Roman" w:hAnsi="Times New Roman" w:cs="Times New Roman"/>
-                <w:sz w:val="20"/>
-                <w:szCs w:val="20"/>
-              </w:rPr>
-              <w:t>Num_CPU=64, Num_GPU=8</w:t>
+            <w:proofErr w:type="spellStart"/>
+            <w:r>
+              <w:rPr>
+                <w:rFonts w:ascii="Times New Roman" w:hAnsi="Times New Roman" w:cs="Times New Roman"/>
+                <w:sz w:val="20"/>
+                <w:szCs w:val="20"/>
+              </w:rPr>
+              <w:t>Num_CPU</w:t>
+            </w:r>
+            <w:proofErr w:type="spellEnd"/>
+            <w:r>
+              <w:rPr>
+                <w:rFonts w:ascii="Times New Roman" w:hAnsi="Times New Roman" w:cs="Times New Roman"/>
+                <w:sz w:val="20"/>
+                <w:szCs w:val="20"/>
+              </w:rPr>
+              <w:t xml:space="preserve">=64, </w:t>
+            </w:r>
+            <w:proofErr w:type="spellStart"/>
+            <w:r>
+              <w:rPr>
+                <w:rFonts w:ascii="Times New Roman" w:hAnsi="Times New Roman" w:cs="Times New Roman"/>
+                <w:sz w:val="20"/>
+                <w:szCs w:val="20"/>
+              </w:rPr>
+              <w:t>Num_GPU</w:t>
+            </w:r>
+            <w:proofErr w:type="spellEnd"/>
+            <w:r>
+              <w:rPr>
+                <w:rFonts w:ascii="Times New Roman" w:hAnsi="Times New Roman" w:cs="Times New Roman"/>
+                <w:sz w:val="20"/>
+                <w:szCs w:val="20"/>
+              </w:rPr>
+              <w:t>=8</w:t>
             </w:r>
           </w:p>
         </w:tc>
@@ -12239,6 +12021,7 @@
           <w:sz w:val="20"/>
           <w:szCs w:val="20"/>
         </w:rPr>
+        <w:lastRenderedPageBreak/>
         <w:t xml:space="preserve">Case 3 (number of </w:t>
       </w:r>
       <w:r>
@@ -12380,629 +12163,6 @@
         </w:rPr>
       </w:pPr>
     </w:p>
-    <w:p>
-      <w:pPr>
-        <w:jc w:val="both"/>
-        <w:rPr>
-          <w:rFonts w:ascii="Times New Roman" w:hAnsi="Times New Roman" w:cs="Times New Roman"/>
-          <w:sz w:val="20"/>
-          <w:szCs w:val="20"/>
-        </w:rPr>
-      </w:pPr>
-      <w:bookmarkStart w:id="4" w:name="_Hlk209176366"/>
-      <w:r>
-        <w:rPr>
-          <w:rFonts w:ascii="Times New Roman" w:hAnsi="Times New Roman" w:cs="Times New Roman"/>
-          <w:sz w:val="20"/>
-          <w:szCs w:val="20"/>
-        </w:rPr>
-        <w:t xml:space="preserve">Fig. 7 shows </w:t>
-      </w:r>
-      <w:r>
-        <w:rPr>
-          <w:rFonts w:ascii="Times New Roman" w:hAnsi="Times New Roman" w:cs="Times New Roman"/>
-          <w:sz w:val="20"/>
-          <w:szCs w:val="20"/>
-        </w:rPr>
-        <w:t xml:space="preserve">the </w:t>
-      </w:r>
-      <w:r>
-        <w:rPr>
-          <w:rFonts w:ascii="Times New Roman" w:hAnsi="Times New Roman" w:cs="Times New Roman"/>
-          <w:sz w:val="20"/>
-          <w:szCs w:val="20"/>
-        </w:rPr>
-        <w:t>considerable improvements obtained with the proposed approach compar</w:t>
-      </w:r>
-      <w:r>
-        <w:rPr>
-          <w:rFonts w:ascii="Times New Roman" w:hAnsi="Times New Roman" w:cs="Times New Roman"/>
-          <w:sz w:val="20"/>
-          <w:szCs w:val="20"/>
-        </w:rPr>
-        <w:t>ed</w:t>
-      </w:r>
-      <w:r>
-        <w:rPr>
-          <w:rFonts w:ascii="Times New Roman" w:hAnsi="Times New Roman" w:cs="Times New Roman"/>
-          <w:sz w:val="20"/>
-          <w:szCs w:val="20"/>
-        </w:rPr>
-        <w:t xml:space="preserve"> </w:t>
-      </w:r>
-      <w:r>
-        <w:rPr>
-          <w:rFonts w:ascii="Times New Roman" w:hAnsi="Times New Roman" w:cs="Times New Roman"/>
-          <w:sz w:val="20"/>
-          <w:szCs w:val="20"/>
-        </w:rPr>
-        <w:t>to</w:t>
-      </w:r>
-      <w:r>
-        <w:rPr>
-          <w:rFonts w:ascii="Times New Roman" w:hAnsi="Times New Roman" w:cs="Times New Roman"/>
-          <w:sz w:val="20"/>
-          <w:szCs w:val="20"/>
-        </w:rPr>
-        <w:t xml:space="preserve"> the others, especially </w:t>
-      </w:r>
-      <w:r>
-        <w:rPr>
-          <w:rFonts w:ascii="Times New Roman" w:hAnsi="Times New Roman" w:cs="Times New Roman"/>
-          <w:sz w:val="20"/>
-          <w:szCs w:val="20"/>
-        </w:rPr>
-        <w:t>when</w:t>
-      </w:r>
-      <w:r>
-        <w:rPr>
-          <w:rFonts w:ascii="Times New Roman" w:hAnsi="Times New Roman" w:cs="Times New Roman"/>
-          <w:sz w:val="20"/>
-          <w:szCs w:val="20"/>
-        </w:rPr>
-        <w:t xml:space="preserve"> executing tasks with the </w:t>
-      </w:r>
-      <w:r>
-        <w:rPr>
-          <w:rFonts w:ascii="Times New Roman" w:hAnsi="Times New Roman" w:cs="Times New Roman"/>
-          <w:sz w:val="20"/>
-          <w:szCs w:val="20"/>
-        </w:rPr>
-        <w:t>largest number</w:t>
-      </w:r>
-      <w:r>
-        <w:rPr>
-          <w:rFonts w:ascii="Times New Roman" w:hAnsi="Times New Roman" w:cs="Times New Roman"/>
-          <w:sz w:val="20"/>
-          <w:szCs w:val="20"/>
-        </w:rPr>
-        <w:t xml:space="preserve"> of computing elements. </w:t>
-      </w:r>
-      <w:r>
-        <w:rPr>
-          <w:rFonts w:ascii="Times New Roman" w:hAnsi="Times New Roman" w:cs="Times New Roman"/>
-          <w:sz w:val="20"/>
-          <w:szCs w:val="20"/>
-        </w:rPr>
-        <w:t>This is due to</w:t>
-      </w:r>
-      <w:r>
-        <w:rPr>
-          <w:rFonts w:ascii="Times New Roman" w:hAnsi="Times New Roman" w:cs="Times New Roman"/>
-          <w:sz w:val="20"/>
-          <w:szCs w:val="20"/>
-        </w:rPr>
-        <w:t xml:space="preserve"> </w:t>
-      </w:r>
-      <w:r>
-        <w:rPr>
-          <w:rFonts w:ascii="Times New Roman" w:hAnsi="Times New Roman" w:cs="Times New Roman"/>
-          <w:sz w:val="20"/>
-          <w:szCs w:val="20"/>
-        </w:rPr>
-        <w:t xml:space="preserve">the </w:t>
-      </w:r>
-      <w:r>
-        <w:rPr>
-          <w:rFonts w:ascii="Times New Roman" w:hAnsi="Times New Roman" w:cs="Times New Roman"/>
-          <w:sz w:val="20"/>
-          <w:szCs w:val="20"/>
-        </w:rPr>
-        <w:t xml:space="preserve">high </w:t>
-      </w:r>
-      <w:r>
-        <w:rPr>
-          <w:rFonts w:ascii="Times New Roman" w:hAnsi="Times New Roman" w:cs="Times New Roman"/>
-          <w:sz w:val="20"/>
-          <w:szCs w:val="20"/>
-        </w:rPr>
-        <w:t xml:space="preserve">number of parallel executing tasks in this case, compared to the other cases, </w:t>
-      </w:r>
-      <w:r>
-        <w:rPr>
-          <w:rFonts w:ascii="Times New Roman" w:hAnsi="Times New Roman" w:cs="Times New Roman"/>
-          <w:sz w:val="20"/>
-          <w:szCs w:val="20"/>
-        </w:rPr>
-        <w:t>due to</w:t>
-      </w:r>
-      <w:r>
-        <w:rPr>
-          <w:rFonts w:ascii="Times New Roman" w:hAnsi="Times New Roman" w:cs="Times New Roman"/>
-          <w:sz w:val="20"/>
-          <w:szCs w:val="20"/>
-        </w:rPr>
-        <w:t xml:space="preserve"> </w:t>
-      </w:r>
-      <w:r>
-        <w:rPr>
-          <w:rFonts w:ascii="Times New Roman" w:hAnsi="Times New Roman" w:cs="Times New Roman"/>
-          <w:sz w:val="20"/>
-          <w:szCs w:val="20"/>
-        </w:rPr>
-        <w:t>the</w:t>
-      </w:r>
-      <w:r>
-        <w:rPr>
-          <w:rFonts w:ascii="Times New Roman" w:hAnsi="Times New Roman" w:cs="Times New Roman"/>
-          <w:sz w:val="20"/>
-          <w:szCs w:val="20"/>
-        </w:rPr>
-        <w:t xml:space="preserve"> high number of tasks</w:t>
-      </w:r>
-      <w:r>
-        <w:rPr>
-          <w:rFonts w:ascii="Times New Roman" w:hAnsi="Times New Roman" w:cs="Times New Roman"/>
-          <w:sz w:val="20"/>
-          <w:szCs w:val="20"/>
-        </w:rPr>
-        <w:t xml:space="preserve"> executed</w:t>
-      </w:r>
-      <w:r>
-        <w:rPr>
-          <w:rFonts w:ascii="Times New Roman" w:hAnsi="Times New Roman" w:cs="Times New Roman"/>
-          <w:sz w:val="20"/>
-          <w:szCs w:val="20"/>
-        </w:rPr>
-        <w:t xml:space="preserve">, as well as </w:t>
-      </w:r>
-      <w:r>
-        <w:rPr>
-          <w:rFonts w:ascii="Times New Roman" w:hAnsi="Times New Roman" w:cs="Times New Roman"/>
-          <w:sz w:val="20"/>
-          <w:szCs w:val="20"/>
-        </w:rPr>
-        <w:t>the</w:t>
-      </w:r>
-      <w:r>
-        <w:rPr>
-          <w:rFonts w:ascii="Times New Roman" w:hAnsi="Times New Roman" w:cs="Times New Roman"/>
-          <w:sz w:val="20"/>
-          <w:szCs w:val="20"/>
-        </w:rPr>
-        <w:t xml:space="preserve"> low number of data dependencies.</w:t>
-      </w:r>
-      <w:r>
-        <w:rPr>
-          <w:rFonts w:ascii="Times New Roman" w:hAnsi="Times New Roman" w:cs="Times New Roman"/>
-          <w:sz w:val="20"/>
-          <w:szCs w:val="20"/>
-        </w:rPr>
-        <w:t xml:space="preserve"> </w:t>
-      </w:r>
-      <w:r>
-        <w:rPr>
-          <w:rFonts w:ascii="Times New Roman" w:hAnsi="Times New Roman" w:cs="Times New Roman"/>
-          <w:sz w:val="20"/>
-          <w:szCs w:val="20"/>
-        </w:rPr>
-        <w:t xml:space="preserve">This </w:t>
-      </w:r>
-      <w:r>
-        <w:rPr>
-          <w:rFonts w:ascii="Times New Roman" w:hAnsi="Times New Roman" w:cs="Times New Roman"/>
-          <w:sz w:val="20"/>
-          <w:szCs w:val="20"/>
-        </w:rPr>
-        <w:t>demonstrates</w:t>
-      </w:r>
-      <w:r>
-        <w:rPr>
-          <w:rFonts w:ascii="Times New Roman" w:hAnsi="Times New Roman" w:cs="Times New Roman"/>
-          <w:sz w:val="20"/>
-          <w:szCs w:val="20"/>
-        </w:rPr>
-        <w:t xml:space="preserve"> that selecting shorter tasks from the global queue and </w:t>
-      </w:r>
-      <w:r>
-        <w:rPr>
-          <w:rFonts w:ascii="Times New Roman" w:hAnsi="Times New Roman" w:cs="Times New Roman"/>
-          <w:sz w:val="20"/>
-          <w:szCs w:val="20"/>
-        </w:rPr>
-        <w:t xml:space="preserve">selecting </w:t>
-      </w:r>
-      <w:r>
-        <w:rPr>
-          <w:rFonts w:ascii="Times New Roman" w:hAnsi="Times New Roman" w:cs="Times New Roman"/>
-          <w:sz w:val="20"/>
-          <w:szCs w:val="20"/>
-        </w:rPr>
-        <w:t xml:space="preserve">tasks with </w:t>
-      </w:r>
-      <w:r>
-        <w:rPr>
-          <w:rFonts w:ascii="Times New Roman" w:hAnsi="Times New Roman" w:cs="Times New Roman"/>
-          <w:sz w:val="20"/>
-          <w:szCs w:val="20"/>
-        </w:rPr>
-        <w:t xml:space="preserve">the </w:t>
-      </w:r>
-      <w:r>
-        <w:rPr>
-          <w:rFonts w:ascii="Times New Roman" w:hAnsi="Times New Roman" w:cs="Times New Roman"/>
-          <w:sz w:val="20"/>
-          <w:szCs w:val="20"/>
-        </w:rPr>
-        <w:t xml:space="preserve">maximum </w:t>
-      </w:r>
-      <w:r>
-        <w:rPr>
-          <w:rFonts w:ascii="Times New Roman" w:hAnsi="Times New Roman" w:cs="Times New Roman"/>
-          <w:sz w:val="20"/>
-          <w:szCs w:val="20"/>
-        </w:rPr>
-        <w:t xml:space="preserve">all </w:t>
-      </w:r>
-      <w:r>
-        <w:rPr>
-          <w:rFonts w:ascii="Times New Roman" w:hAnsi="Times New Roman" w:cs="Times New Roman"/>
-          <w:sz w:val="20"/>
-          <w:szCs w:val="20"/>
-        </w:rPr>
-        <w:t xml:space="preserve">outgoing tasks </w:t>
-      </w:r>
-      <w:r>
-        <w:rPr>
-          <w:rFonts w:ascii="Times New Roman" w:hAnsi="Times New Roman" w:cs="Times New Roman"/>
-          <w:sz w:val="20"/>
-          <w:szCs w:val="20"/>
-        </w:rPr>
-        <w:t xml:space="preserve">from local queues can increase the number of ready tasks in the system and facilitate the mapping process. Furthermore, selecting local queues with </w:t>
-      </w:r>
-      <w:r>
-        <w:rPr>
-          <w:rFonts w:ascii="Times New Roman" w:hAnsi="Times New Roman" w:cs="Times New Roman"/>
-          <w:sz w:val="20"/>
-          <w:szCs w:val="20"/>
-        </w:rPr>
-        <w:t>the shortest</w:t>
-      </w:r>
-      <w:r>
-        <w:rPr>
-          <w:rFonts w:ascii="Times New Roman" w:hAnsi="Times New Roman" w:cs="Times New Roman"/>
-          <w:sz w:val="20"/>
-          <w:szCs w:val="20"/>
-        </w:rPr>
-        <w:t xml:space="preserve"> execution time for </w:t>
-      </w:r>
-      <w:r>
-        <w:rPr>
-          <w:rFonts w:ascii="Times New Roman" w:hAnsi="Times New Roman" w:cs="Times New Roman"/>
-          <w:sz w:val="20"/>
-          <w:szCs w:val="20"/>
-        </w:rPr>
-        <w:t xml:space="preserve">the </w:t>
-      </w:r>
-      <w:r>
-        <w:rPr>
-          <w:rFonts w:ascii="Times New Roman" w:hAnsi="Times New Roman" w:cs="Times New Roman"/>
-          <w:sz w:val="20"/>
-          <w:szCs w:val="20"/>
-        </w:rPr>
-        <w:t xml:space="preserve">task allocation process can </w:t>
-      </w:r>
-      <w:r>
-        <w:rPr>
-          <w:rFonts w:ascii="Times New Roman" w:hAnsi="Times New Roman" w:cs="Times New Roman"/>
-          <w:sz w:val="20"/>
-          <w:szCs w:val="20"/>
-        </w:rPr>
-        <w:t>increase</w:t>
-      </w:r>
-      <w:r>
-        <w:rPr>
-          <w:rFonts w:ascii="Times New Roman" w:hAnsi="Times New Roman" w:cs="Times New Roman"/>
-          <w:sz w:val="20"/>
-          <w:szCs w:val="20"/>
-        </w:rPr>
-        <w:t xml:space="preserve"> the workload of the queues and</w:t>
-      </w:r>
-      <w:r>
-        <w:rPr>
-          <w:rFonts w:ascii="Times New Roman" w:hAnsi="Times New Roman" w:cs="Times New Roman"/>
-          <w:sz w:val="20"/>
-          <w:szCs w:val="20"/>
-        </w:rPr>
-        <w:t>,</w:t>
-      </w:r>
-      <w:r>
-        <w:rPr>
-          <w:rFonts w:ascii="Times New Roman" w:hAnsi="Times New Roman" w:cs="Times New Roman"/>
-          <w:sz w:val="20"/>
-          <w:szCs w:val="20"/>
-        </w:rPr>
-        <w:t xml:space="preserve"> </w:t>
-      </w:r>
-      <w:r>
-        <w:rPr>
-          <w:rFonts w:ascii="Times New Roman" w:hAnsi="Times New Roman" w:cs="Times New Roman"/>
-          <w:sz w:val="20"/>
-          <w:szCs w:val="20"/>
-        </w:rPr>
-        <w:t>consequently,</w:t>
-      </w:r>
-      <w:r>
-        <w:rPr>
-          <w:rFonts w:ascii="Times New Roman" w:hAnsi="Times New Roman" w:cs="Times New Roman"/>
-          <w:sz w:val="20"/>
-          <w:szCs w:val="20"/>
-        </w:rPr>
-        <w:t xml:space="preserve"> improve parallel execution and task response time.</w:t>
-      </w:r>
-    </w:p>
-    <w:p>
-      <w:pPr>
-        <w:jc w:val="both"/>
-        <w:rPr>
-          <w:rFonts w:ascii="Times New Roman" w:hAnsi="Times New Roman" w:cs="Times New Roman"/>
-          <w:sz w:val="20"/>
-          <w:szCs w:val="20"/>
-        </w:rPr>
-      </w:pPr>
-      <w:r>
-        <w:rPr>
-          <w:rFonts w:ascii="Times New Roman" w:hAnsi="Times New Roman" w:cs="Times New Roman"/>
-          <w:sz w:val="20"/>
-          <w:szCs w:val="20"/>
-        </w:rPr>
-        <w:t xml:space="preserve">By </w:t>
-      </w:r>
-      <w:r>
-        <w:rPr>
-          <w:rFonts w:ascii="Times New Roman" w:hAnsi="Times New Roman" w:cs="Times New Roman"/>
-          <w:sz w:val="20"/>
-          <w:szCs w:val="20"/>
-        </w:rPr>
-        <w:t>compari</w:t>
-      </w:r>
-      <w:r>
-        <w:rPr>
-          <w:rFonts w:ascii="Times New Roman" w:hAnsi="Times New Roman" w:cs="Times New Roman"/>
-          <w:sz w:val="20"/>
-          <w:szCs w:val="20"/>
-        </w:rPr>
-        <w:t>ng</w:t>
-      </w:r>
-      <w:r>
-        <w:rPr>
-          <w:rFonts w:ascii="Times New Roman" w:hAnsi="Times New Roman" w:cs="Times New Roman"/>
-          <w:sz w:val="20"/>
-          <w:szCs w:val="20"/>
-        </w:rPr>
-        <w:t xml:space="preserve"> the results obtained in Figs. </w:t>
-      </w:r>
-      <w:r>
-        <w:rPr>
-          <w:rFonts w:ascii="Times New Roman" w:hAnsi="Times New Roman" w:cs="Times New Roman"/>
-          <w:sz w:val="20"/>
-          <w:szCs w:val="20"/>
-        </w:rPr>
-        <w:t>1</w:t>
-      </w:r>
-      <w:r>
-        <w:rPr>
-          <w:rFonts w:ascii="Times New Roman" w:hAnsi="Times New Roman" w:cs="Times New Roman"/>
-          <w:sz w:val="20"/>
-          <w:szCs w:val="20"/>
-        </w:rPr>
-        <w:t>, 4</w:t>
-      </w:r>
-      <w:r>
-        <w:rPr>
-          <w:rFonts w:ascii="Times New Roman" w:hAnsi="Times New Roman" w:cs="Times New Roman"/>
-          <w:sz w:val="20"/>
-          <w:szCs w:val="20"/>
-        </w:rPr>
-        <w:t>,</w:t>
-      </w:r>
-      <w:r>
-        <w:rPr>
-          <w:rFonts w:ascii="Times New Roman" w:hAnsi="Times New Roman" w:cs="Times New Roman"/>
-          <w:sz w:val="20"/>
-          <w:szCs w:val="20"/>
-        </w:rPr>
-        <w:t xml:space="preserve"> and </w:t>
-      </w:r>
-      <w:r>
-        <w:rPr>
-          <w:rFonts w:ascii="Times New Roman" w:hAnsi="Times New Roman" w:cs="Times New Roman"/>
-          <w:sz w:val="20"/>
-          <w:szCs w:val="20"/>
-        </w:rPr>
-        <w:t>7,</w:t>
-      </w:r>
-      <w:r>
-        <w:rPr>
-          <w:rFonts w:ascii="Times New Roman" w:hAnsi="Times New Roman" w:cs="Times New Roman"/>
-          <w:sz w:val="20"/>
-          <w:szCs w:val="20"/>
-        </w:rPr>
-        <w:t xml:space="preserve"> </w:t>
-      </w:r>
-      <w:r>
-        <w:rPr>
-          <w:rFonts w:ascii="Times New Roman" w:hAnsi="Times New Roman" w:cs="Times New Roman"/>
-          <w:sz w:val="20"/>
-          <w:szCs w:val="20"/>
-        </w:rPr>
-        <w:t xml:space="preserve">it can be demonstrated that the performance of the new approach </w:t>
-      </w:r>
-      <w:r>
-        <w:rPr>
-          <w:rFonts w:ascii="Times New Roman" w:hAnsi="Times New Roman" w:cs="Times New Roman"/>
-          <w:sz w:val="20"/>
-          <w:szCs w:val="20"/>
-        </w:rPr>
-        <w:t>improves</w:t>
-      </w:r>
-      <w:r>
-        <w:rPr>
-          <w:rFonts w:ascii="Times New Roman" w:hAnsi="Times New Roman" w:cs="Times New Roman"/>
-          <w:sz w:val="20"/>
-          <w:szCs w:val="20"/>
-        </w:rPr>
-        <w:t xml:space="preserve"> </w:t>
-      </w:r>
-      <w:r>
-        <w:rPr>
-          <w:rFonts w:ascii="Times New Roman" w:hAnsi="Times New Roman" w:cs="Times New Roman"/>
-          <w:sz w:val="20"/>
-          <w:szCs w:val="20"/>
-        </w:rPr>
-        <w:t>with an</w:t>
-      </w:r>
-      <w:r>
-        <w:rPr>
-          <w:rFonts w:ascii="Times New Roman" w:hAnsi="Times New Roman" w:cs="Times New Roman"/>
-          <w:sz w:val="20"/>
-          <w:szCs w:val="20"/>
-        </w:rPr>
-        <w:t xml:space="preserve"> increas</w:t>
-      </w:r>
-      <w:r>
-        <w:rPr>
-          <w:rFonts w:ascii="Times New Roman" w:hAnsi="Times New Roman" w:cs="Times New Roman"/>
-          <w:sz w:val="20"/>
-          <w:szCs w:val="20"/>
-        </w:rPr>
-        <w:t>e in</w:t>
-      </w:r>
-      <w:r>
-        <w:rPr>
-          <w:rFonts w:ascii="Times New Roman" w:hAnsi="Times New Roman" w:cs="Times New Roman"/>
-          <w:sz w:val="20"/>
-          <w:szCs w:val="20"/>
-        </w:rPr>
-        <w:t xml:space="preserve"> the number of tasks. This achievement is </w:t>
-      </w:r>
-      <w:r>
-        <w:rPr>
-          <w:rFonts w:ascii="Times New Roman" w:hAnsi="Times New Roman" w:cs="Times New Roman"/>
-          <w:sz w:val="20"/>
-          <w:szCs w:val="20"/>
-        </w:rPr>
-        <w:t xml:space="preserve">even </w:t>
-      </w:r>
-      <w:r>
-        <w:rPr>
-          <w:rFonts w:ascii="Times New Roman" w:hAnsi="Times New Roman" w:cs="Times New Roman"/>
-          <w:sz w:val="20"/>
-          <w:szCs w:val="20"/>
-        </w:rPr>
-        <w:t xml:space="preserve">more </w:t>
-      </w:r>
-      <w:r>
-        <w:rPr>
-          <w:rFonts w:ascii="Times New Roman" w:hAnsi="Times New Roman" w:cs="Times New Roman"/>
-          <w:sz w:val="20"/>
-          <w:szCs w:val="20"/>
-        </w:rPr>
-        <w:t>notable</w:t>
-      </w:r>
-      <w:r>
-        <w:rPr>
-          <w:rFonts w:ascii="Times New Roman" w:hAnsi="Times New Roman" w:cs="Times New Roman"/>
-          <w:sz w:val="20"/>
-          <w:szCs w:val="20"/>
-        </w:rPr>
-        <w:t xml:space="preserve"> whe</w:t>
-      </w:r>
-      <w:r>
-        <w:rPr>
-          <w:rFonts w:ascii="Times New Roman" w:hAnsi="Times New Roman" w:cs="Times New Roman"/>
-          <w:sz w:val="20"/>
-          <w:szCs w:val="20"/>
-        </w:rPr>
-        <w:t>n</w:t>
-      </w:r>
-      <w:r>
-        <w:rPr>
-          <w:rFonts w:ascii="Times New Roman" w:hAnsi="Times New Roman" w:cs="Times New Roman"/>
-          <w:sz w:val="20"/>
-          <w:szCs w:val="20"/>
-        </w:rPr>
-        <w:t xml:space="preserve"> more computing elements are applied </w:t>
-      </w:r>
-      <w:r>
-        <w:rPr>
-          <w:rFonts w:ascii="Times New Roman" w:hAnsi="Times New Roman" w:cs="Times New Roman"/>
-          <w:sz w:val="20"/>
-          <w:szCs w:val="20"/>
-        </w:rPr>
-        <w:t>to</w:t>
-      </w:r>
-      <w:r>
-        <w:rPr>
-          <w:rFonts w:ascii="Times New Roman" w:hAnsi="Times New Roman" w:cs="Times New Roman"/>
-          <w:sz w:val="20"/>
-          <w:szCs w:val="20"/>
-        </w:rPr>
-        <w:t xml:space="preserve"> task execution</w:t>
-      </w:r>
-      <w:r>
-        <w:rPr>
-          <w:rFonts w:ascii="Times New Roman" w:hAnsi="Times New Roman" w:cs="Times New Roman"/>
-          <w:sz w:val="20"/>
-          <w:szCs w:val="20"/>
-        </w:rPr>
-        <w:t>,</w:t>
-      </w:r>
-      <w:r>
-        <w:rPr>
-          <w:rFonts w:ascii="Times New Roman" w:hAnsi="Times New Roman" w:cs="Times New Roman"/>
-          <w:sz w:val="20"/>
-          <w:szCs w:val="20"/>
-        </w:rPr>
-        <w:t xml:space="preserve"> </w:t>
-      </w:r>
-      <w:r>
-        <w:rPr>
-          <w:rFonts w:ascii="Times New Roman" w:hAnsi="Times New Roman" w:cs="Times New Roman"/>
-          <w:sz w:val="20"/>
-          <w:szCs w:val="20"/>
-        </w:rPr>
-        <w:t>since</w:t>
-      </w:r>
-      <w:r>
-        <w:rPr>
-          <w:rFonts w:ascii="Times New Roman" w:hAnsi="Times New Roman" w:cs="Times New Roman"/>
-          <w:sz w:val="20"/>
-          <w:szCs w:val="20"/>
-        </w:rPr>
-        <w:t xml:space="preserve"> the algorithms used in this approach have more chance to select the most appropriate resources for execution.</w:t>
-      </w:r>
-      <w:bookmarkEnd w:id="4"/>
-    </w:p>
-    <w:p>
-      <w:pPr>
-        <w:rPr>
-          <w:rFonts w:ascii="Times New Roman" w:hAnsi="Times New Roman" w:cs="Times New Roman"/>
-          <w:sz w:val="20"/>
-          <w:szCs w:val="20"/>
-        </w:rPr>
-      </w:pPr>
-    </w:p>
     <w:tbl>
       <w:tblPr>
         <w:tblStyle w:val="TableGrid"/>
@@ -13098,13 +12258,41 @@
                 <w:szCs w:val="20"/>
               </w:rPr>
             </w:pPr>
-            <w:r>
-              <w:rPr>
-                <w:rFonts w:ascii="Times New Roman" w:hAnsi="Times New Roman" w:cs="Times New Roman"/>
-                <w:sz w:val="20"/>
-                <w:szCs w:val="20"/>
-              </w:rPr>
-              <w:t>Num_CPU=4, Num_GPU=2</w:t>
+            <w:proofErr w:type="spellStart"/>
+            <w:r>
+              <w:rPr>
+                <w:rFonts w:ascii="Times New Roman" w:hAnsi="Times New Roman" w:cs="Times New Roman"/>
+                <w:sz w:val="20"/>
+                <w:szCs w:val="20"/>
+              </w:rPr>
+              <w:t>Num_CPU</w:t>
+            </w:r>
+            <w:proofErr w:type="spellEnd"/>
+            <w:r>
+              <w:rPr>
+                <w:rFonts w:ascii="Times New Roman" w:hAnsi="Times New Roman" w:cs="Times New Roman"/>
+                <w:sz w:val="20"/>
+                <w:szCs w:val="20"/>
+              </w:rPr>
+              <w:t xml:space="preserve">=4, </w:t>
+            </w:r>
+            <w:proofErr w:type="spellStart"/>
+            <w:r>
+              <w:rPr>
+                <w:rFonts w:ascii="Times New Roman" w:hAnsi="Times New Roman" w:cs="Times New Roman"/>
+                <w:sz w:val="20"/>
+                <w:szCs w:val="20"/>
+              </w:rPr>
+              <w:t>Num_GPU</w:t>
+            </w:r>
+            <w:proofErr w:type="spellEnd"/>
+            <w:r>
+              <w:rPr>
+                <w:rFonts w:ascii="Times New Roman" w:hAnsi="Times New Roman" w:cs="Times New Roman"/>
+                <w:sz w:val="20"/>
+                <w:szCs w:val="20"/>
+              </w:rPr>
+              <w:t>=2</w:t>
             </w:r>
           </w:p>
           <w:p>
@@ -13194,13 +12382,41 @@
                 <w:szCs w:val="20"/>
               </w:rPr>
             </w:pPr>
-            <w:r>
-              <w:rPr>
-                <w:rFonts w:ascii="Times New Roman" w:hAnsi="Times New Roman" w:cs="Times New Roman"/>
-                <w:sz w:val="20"/>
-                <w:szCs w:val="20"/>
-              </w:rPr>
-              <w:t>Num_CPU=8, Num_GPU=4</w:t>
+            <w:proofErr w:type="spellStart"/>
+            <w:r>
+              <w:rPr>
+                <w:rFonts w:ascii="Times New Roman" w:hAnsi="Times New Roman" w:cs="Times New Roman"/>
+                <w:sz w:val="20"/>
+                <w:szCs w:val="20"/>
+              </w:rPr>
+              <w:t>Num_CPU</w:t>
+            </w:r>
+            <w:proofErr w:type="spellEnd"/>
+            <w:r>
+              <w:rPr>
+                <w:rFonts w:ascii="Times New Roman" w:hAnsi="Times New Roman" w:cs="Times New Roman"/>
+                <w:sz w:val="20"/>
+                <w:szCs w:val="20"/>
+              </w:rPr>
+              <w:t xml:space="preserve">=8, </w:t>
+            </w:r>
+            <w:proofErr w:type="spellStart"/>
+            <w:r>
+              <w:rPr>
+                <w:rFonts w:ascii="Times New Roman" w:hAnsi="Times New Roman" w:cs="Times New Roman"/>
+                <w:sz w:val="20"/>
+                <w:szCs w:val="20"/>
+              </w:rPr>
+              <w:t>Num_GPU</w:t>
+            </w:r>
+            <w:proofErr w:type="spellEnd"/>
+            <w:r>
+              <w:rPr>
+                <w:rFonts w:ascii="Times New Roman" w:hAnsi="Times New Roman" w:cs="Times New Roman"/>
+                <w:sz w:val="20"/>
+                <w:szCs w:val="20"/>
+              </w:rPr>
+              <w:t>=4</w:t>
             </w:r>
           </w:p>
           <w:p>
@@ -13236,7 +12452,6 @@
                 <w:sz w:val="20"/>
                 <w:szCs w:val="20"/>
               </w:rPr>
-              <w:lastRenderedPageBreak/>
               <w:drawing>
                 <wp:inline distT="0" distB="0" distL="0" distR="0" wp14:anchorId="69B6FE92" wp14:editId="18DF1607">
                   <wp:extent cx="3240000" cy="1945798"/>
@@ -13293,13 +12508,41 @@
                 <w:szCs w:val="20"/>
               </w:rPr>
             </w:pPr>
-            <w:r>
-              <w:rPr>
-                <w:rFonts w:ascii="Times New Roman" w:hAnsi="Times New Roman" w:cs="Times New Roman"/>
-                <w:sz w:val="20"/>
-                <w:szCs w:val="20"/>
-              </w:rPr>
-              <w:t>Num_CPU=16, Num_GPU=4</w:t>
+            <w:proofErr w:type="spellStart"/>
+            <w:r>
+              <w:rPr>
+                <w:rFonts w:ascii="Times New Roman" w:hAnsi="Times New Roman" w:cs="Times New Roman"/>
+                <w:sz w:val="20"/>
+                <w:szCs w:val="20"/>
+              </w:rPr>
+              <w:t>Num_CPU</w:t>
+            </w:r>
+            <w:proofErr w:type="spellEnd"/>
+            <w:r>
+              <w:rPr>
+                <w:rFonts w:ascii="Times New Roman" w:hAnsi="Times New Roman" w:cs="Times New Roman"/>
+                <w:sz w:val="20"/>
+                <w:szCs w:val="20"/>
+              </w:rPr>
+              <w:t xml:space="preserve">=16, </w:t>
+            </w:r>
+            <w:proofErr w:type="spellStart"/>
+            <w:r>
+              <w:rPr>
+                <w:rFonts w:ascii="Times New Roman" w:hAnsi="Times New Roman" w:cs="Times New Roman"/>
+                <w:sz w:val="20"/>
+                <w:szCs w:val="20"/>
+              </w:rPr>
+              <w:t>Num_GPU</w:t>
+            </w:r>
+            <w:proofErr w:type="spellEnd"/>
+            <w:r>
+              <w:rPr>
+                <w:rFonts w:ascii="Times New Roman" w:hAnsi="Times New Roman" w:cs="Times New Roman"/>
+                <w:sz w:val="20"/>
+                <w:szCs w:val="20"/>
+              </w:rPr>
+              <w:t>=4</w:t>
             </w:r>
           </w:p>
           <w:p>
@@ -13389,13 +12632,41 @@
                 <w:szCs w:val="20"/>
               </w:rPr>
             </w:pPr>
-            <w:r>
-              <w:rPr>
-                <w:rFonts w:ascii="Times New Roman" w:hAnsi="Times New Roman" w:cs="Times New Roman"/>
-                <w:sz w:val="20"/>
-                <w:szCs w:val="20"/>
-              </w:rPr>
-              <w:t>Num_CPU=32, Num_GPU=8</w:t>
+            <w:proofErr w:type="spellStart"/>
+            <w:r>
+              <w:rPr>
+                <w:rFonts w:ascii="Times New Roman" w:hAnsi="Times New Roman" w:cs="Times New Roman"/>
+                <w:sz w:val="20"/>
+                <w:szCs w:val="20"/>
+              </w:rPr>
+              <w:t>Num_CPU</w:t>
+            </w:r>
+            <w:proofErr w:type="spellEnd"/>
+            <w:r>
+              <w:rPr>
+                <w:rFonts w:ascii="Times New Roman" w:hAnsi="Times New Roman" w:cs="Times New Roman"/>
+                <w:sz w:val="20"/>
+                <w:szCs w:val="20"/>
+              </w:rPr>
+              <w:t xml:space="preserve">=32, </w:t>
+            </w:r>
+            <w:proofErr w:type="spellStart"/>
+            <w:r>
+              <w:rPr>
+                <w:rFonts w:ascii="Times New Roman" w:hAnsi="Times New Roman" w:cs="Times New Roman"/>
+                <w:sz w:val="20"/>
+                <w:szCs w:val="20"/>
+              </w:rPr>
+              <w:t>Num_GPU</w:t>
+            </w:r>
+            <w:proofErr w:type="spellEnd"/>
+            <w:r>
+              <w:rPr>
+                <w:rFonts w:ascii="Times New Roman" w:hAnsi="Times New Roman" w:cs="Times New Roman"/>
+                <w:sz w:val="20"/>
+                <w:szCs w:val="20"/>
+              </w:rPr>
+              <w:t>=8</w:t>
             </w:r>
           </w:p>
           <w:p>
@@ -13488,13 +12759,41 @@
                 <w:szCs w:val="20"/>
               </w:rPr>
             </w:pPr>
-            <w:r>
-              <w:rPr>
-                <w:rFonts w:ascii="Times New Roman" w:hAnsi="Times New Roman" w:cs="Times New Roman"/>
-                <w:sz w:val="20"/>
-                <w:szCs w:val="20"/>
-              </w:rPr>
-              <w:t>Num_CPU=64, Num_GPU=8</w:t>
+            <w:proofErr w:type="spellStart"/>
+            <w:r>
+              <w:rPr>
+                <w:rFonts w:ascii="Times New Roman" w:hAnsi="Times New Roman" w:cs="Times New Roman"/>
+                <w:sz w:val="20"/>
+                <w:szCs w:val="20"/>
+              </w:rPr>
+              <w:t>Num_CPU</w:t>
+            </w:r>
+            <w:proofErr w:type="spellEnd"/>
+            <w:r>
+              <w:rPr>
+                <w:rFonts w:ascii="Times New Roman" w:hAnsi="Times New Roman" w:cs="Times New Roman"/>
+                <w:sz w:val="20"/>
+                <w:szCs w:val="20"/>
+              </w:rPr>
+              <w:t xml:space="preserve">=64, </w:t>
+            </w:r>
+            <w:proofErr w:type="spellStart"/>
+            <w:r>
+              <w:rPr>
+                <w:rFonts w:ascii="Times New Roman" w:hAnsi="Times New Roman" w:cs="Times New Roman"/>
+                <w:sz w:val="20"/>
+                <w:szCs w:val="20"/>
+              </w:rPr>
+              <w:t>Num_GPU</w:t>
+            </w:r>
+            <w:proofErr w:type="spellEnd"/>
+            <w:r>
+              <w:rPr>
+                <w:rFonts w:ascii="Times New Roman" w:hAnsi="Times New Roman" w:cs="Times New Roman"/>
+                <w:sz w:val="20"/>
+                <w:szCs w:val="20"/>
+              </w:rPr>
+              <w:t>=8</w:t>
             </w:r>
           </w:p>
         </w:tc>
@@ -13554,6 +12853,7 @@
           <w:sz w:val="20"/>
           <w:szCs w:val="20"/>
         </w:rPr>
+        <w:lastRenderedPageBreak/>
         <w:t>Speedup of the new method (standard deviation)</w:t>
       </w:r>
     </w:p>
@@ -13700,13 +13000,41 @@
                 <w:szCs w:val="20"/>
               </w:rPr>
             </w:pPr>
-            <w:r>
-              <w:rPr>
-                <w:rFonts w:ascii="Times New Roman" w:hAnsi="Times New Roman" w:cs="Times New Roman"/>
-                <w:sz w:val="20"/>
-                <w:szCs w:val="20"/>
-              </w:rPr>
-              <w:t>Num_CPU=4, Num_GPU=2</w:t>
+            <w:proofErr w:type="spellStart"/>
+            <w:r>
+              <w:rPr>
+                <w:rFonts w:ascii="Times New Roman" w:hAnsi="Times New Roman" w:cs="Times New Roman"/>
+                <w:sz w:val="20"/>
+                <w:szCs w:val="20"/>
+              </w:rPr>
+              <w:t>Num_CPU</w:t>
+            </w:r>
+            <w:proofErr w:type="spellEnd"/>
+            <w:r>
+              <w:rPr>
+                <w:rFonts w:ascii="Times New Roman" w:hAnsi="Times New Roman" w:cs="Times New Roman"/>
+                <w:sz w:val="20"/>
+                <w:szCs w:val="20"/>
+              </w:rPr>
+              <w:t xml:space="preserve">=4, </w:t>
+            </w:r>
+            <w:proofErr w:type="spellStart"/>
+            <w:r>
+              <w:rPr>
+                <w:rFonts w:ascii="Times New Roman" w:hAnsi="Times New Roman" w:cs="Times New Roman"/>
+                <w:sz w:val="20"/>
+                <w:szCs w:val="20"/>
+              </w:rPr>
+              <w:t>Num_GPU</w:t>
+            </w:r>
+            <w:proofErr w:type="spellEnd"/>
+            <w:r>
+              <w:rPr>
+                <w:rFonts w:ascii="Times New Roman" w:hAnsi="Times New Roman" w:cs="Times New Roman"/>
+                <w:sz w:val="20"/>
+                <w:szCs w:val="20"/>
+              </w:rPr>
+              <w:t>=2</w:t>
             </w:r>
           </w:p>
         </w:tc>
@@ -13820,13 +13148,41 @@
                 <w:szCs w:val="20"/>
               </w:rPr>
             </w:pPr>
-            <w:r>
-              <w:rPr>
-                <w:rFonts w:ascii="Times New Roman" w:hAnsi="Times New Roman" w:cs="Times New Roman"/>
-                <w:sz w:val="20"/>
-                <w:szCs w:val="20"/>
-              </w:rPr>
-              <w:t>Num_CPU=8, Num_GPU=4</w:t>
+            <w:proofErr w:type="spellStart"/>
+            <w:r>
+              <w:rPr>
+                <w:rFonts w:ascii="Times New Roman" w:hAnsi="Times New Roman" w:cs="Times New Roman"/>
+                <w:sz w:val="20"/>
+                <w:szCs w:val="20"/>
+              </w:rPr>
+              <w:t>Num_CPU</w:t>
+            </w:r>
+            <w:proofErr w:type="spellEnd"/>
+            <w:r>
+              <w:rPr>
+                <w:rFonts w:ascii="Times New Roman" w:hAnsi="Times New Roman" w:cs="Times New Roman"/>
+                <w:sz w:val="20"/>
+                <w:szCs w:val="20"/>
+              </w:rPr>
+              <w:t xml:space="preserve">=8, </w:t>
+            </w:r>
+            <w:proofErr w:type="spellStart"/>
+            <w:r>
+              <w:rPr>
+                <w:rFonts w:ascii="Times New Roman" w:hAnsi="Times New Roman" w:cs="Times New Roman"/>
+                <w:sz w:val="20"/>
+                <w:szCs w:val="20"/>
+              </w:rPr>
+              <w:t>Num_GPU</w:t>
+            </w:r>
+            <w:proofErr w:type="spellEnd"/>
+            <w:r>
+              <w:rPr>
+                <w:rFonts w:ascii="Times New Roman" w:hAnsi="Times New Roman" w:cs="Times New Roman"/>
+                <w:sz w:val="20"/>
+                <w:szCs w:val="20"/>
+              </w:rPr>
+              <w:t>=4</w:t>
             </w:r>
           </w:p>
         </w:tc>
@@ -13940,13 +13296,41 @@
                 <w:szCs w:val="20"/>
               </w:rPr>
             </w:pPr>
-            <w:r>
-              <w:rPr>
-                <w:rFonts w:ascii="Times New Roman" w:hAnsi="Times New Roman" w:cs="Times New Roman"/>
-                <w:sz w:val="20"/>
-                <w:szCs w:val="20"/>
-              </w:rPr>
-              <w:t>Num_CPU=16, Num_GPU=4</w:t>
+            <w:proofErr w:type="spellStart"/>
+            <w:r>
+              <w:rPr>
+                <w:rFonts w:ascii="Times New Roman" w:hAnsi="Times New Roman" w:cs="Times New Roman"/>
+                <w:sz w:val="20"/>
+                <w:szCs w:val="20"/>
+              </w:rPr>
+              <w:t>Num_CPU</w:t>
+            </w:r>
+            <w:proofErr w:type="spellEnd"/>
+            <w:r>
+              <w:rPr>
+                <w:rFonts w:ascii="Times New Roman" w:hAnsi="Times New Roman" w:cs="Times New Roman"/>
+                <w:sz w:val="20"/>
+                <w:szCs w:val="20"/>
+              </w:rPr>
+              <w:t xml:space="preserve">=16, </w:t>
+            </w:r>
+            <w:proofErr w:type="spellStart"/>
+            <w:r>
+              <w:rPr>
+                <w:rFonts w:ascii="Times New Roman" w:hAnsi="Times New Roman" w:cs="Times New Roman"/>
+                <w:sz w:val="20"/>
+                <w:szCs w:val="20"/>
+              </w:rPr>
+              <w:t>Num_GPU</w:t>
+            </w:r>
+            <w:proofErr w:type="spellEnd"/>
+            <w:r>
+              <w:rPr>
+                <w:rFonts w:ascii="Times New Roman" w:hAnsi="Times New Roman" w:cs="Times New Roman"/>
+                <w:sz w:val="20"/>
+                <w:szCs w:val="20"/>
+              </w:rPr>
+              <w:t>=4</w:t>
             </w:r>
           </w:p>
         </w:tc>
@@ -14060,13 +13444,41 @@
                 <w:szCs w:val="20"/>
               </w:rPr>
             </w:pPr>
-            <w:r>
-              <w:rPr>
-                <w:rFonts w:ascii="Times New Roman" w:hAnsi="Times New Roman" w:cs="Times New Roman"/>
-                <w:sz w:val="20"/>
-                <w:szCs w:val="20"/>
-              </w:rPr>
-              <w:t>Num_CPU=32, Num_GPU=8</w:t>
+            <w:proofErr w:type="spellStart"/>
+            <w:r>
+              <w:rPr>
+                <w:rFonts w:ascii="Times New Roman" w:hAnsi="Times New Roman" w:cs="Times New Roman"/>
+                <w:sz w:val="20"/>
+                <w:szCs w:val="20"/>
+              </w:rPr>
+              <w:t>Num_CPU</w:t>
+            </w:r>
+            <w:proofErr w:type="spellEnd"/>
+            <w:r>
+              <w:rPr>
+                <w:rFonts w:ascii="Times New Roman" w:hAnsi="Times New Roman" w:cs="Times New Roman"/>
+                <w:sz w:val="20"/>
+                <w:szCs w:val="20"/>
+              </w:rPr>
+              <w:t xml:space="preserve">=32, </w:t>
+            </w:r>
+            <w:proofErr w:type="spellStart"/>
+            <w:r>
+              <w:rPr>
+                <w:rFonts w:ascii="Times New Roman" w:hAnsi="Times New Roman" w:cs="Times New Roman"/>
+                <w:sz w:val="20"/>
+                <w:szCs w:val="20"/>
+              </w:rPr>
+              <w:t>Num_GPU</w:t>
+            </w:r>
+            <w:proofErr w:type="spellEnd"/>
+            <w:r>
+              <w:rPr>
+                <w:rFonts w:ascii="Times New Roman" w:hAnsi="Times New Roman" w:cs="Times New Roman"/>
+                <w:sz w:val="20"/>
+                <w:szCs w:val="20"/>
+              </w:rPr>
+              <w:t>=8</w:t>
             </w:r>
           </w:p>
         </w:tc>
@@ -14180,13 +13592,41 @@
                 <w:szCs w:val="20"/>
               </w:rPr>
             </w:pPr>
-            <w:r>
-              <w:rPr>
-                <w:rFonts w:ascii="Times New Roman" w:hAnsi="Times New Roman" w:cs="Times New Roman"/>
-                <w:sz w:val="20"/>
-                <w:szCs w:val="20"/>
-              </w:rPr>
-              <w:t>Num_CPU=64, Num_GPU=8</w:t>
+            <w:proofErr w:type="spellStart"/>
+            <w:r>
+              <w:rPr>
+                <w:rFonts w:ascii="Times New Roman" w:hAnsi="Times New Roman" w:cs="Times New Roman"/>
+                <w:sz w:val="20"/>
+                <w:szCs w:val="20"/>
+              </w:rPr>
+              <w:t>Num_CPU</w:t>
+            </w:r>
+            <w:proofErr w:type="spellEnd"/>
+            <w:r>
+              <w:rPr>
+                <w:rFonts w:ascii="Times New Roman" w:hAnsi="Times New Roman" w:cs="Times New Roman"/>
+                <w:sz w:val="20"/>
+                <w:szCs w:val="20"/>
+              </w:rPr>
+              <w:t xml:space="preserve">=64, </w:t>
+            </w:r>
+            <w:proofErr w:type="spellStart"/>
+            <w:r>
+              <w:rPr>
+                <w:rFonts w:ascii="Times New Roman" w:hAnsi="Times New Roman" w:cs="Times New Roman"/>
+                <w:sz w:val="20"/>
+                <w:szCs w:val="20"/>
+              </w:rPr>
+              <w:t>Num_GPU</w:t>
+            </w:r>
+            <w:proofErr w:type="spellEnd"/>
+            <w:r>
+              <w:rPr>
+                <w:rFonts w:ascii="Times New Roman" w:hAnsi="Times New Roman" w:cs="Times New Roman"/>
+                <w:sz w:val="20"/>
+                <w:szCs w:val="20"/>
+              </w:rPr>
+              <w:t>=8</w:t>
             </w:r>
           </w:p>
         </w:tc>
@@ -14692,509 +14132,6 @@
         </w:rPr>
       </w:pPr>
     </w:p>
-    <w:p>
-      <w:pPr>
-        <w:jc w:val="both"/>
-        <w:rPr>
-          <w:rFonts w:ascii="Times New Roman" w:hAnsi="Times New Roman" w:cs="Times New Roman"/>
-          <w:sz w:val="20"/>
-          <w:szCs w:val="20"/>
-        </w:rPr>
-      </w:pPr>
-      <w:bookmarkStart w:id="5" w:name="_Hlk209176426"/>
-      <w:r>
-        <w:rPr>
-          <w:rFonts w:ascii="Times New Roman" w:hAnsi="Times New Roman" w:cs="Times New Roman"/>
-          <w:sz w:val="20"/>
-          <w:szCs w:val="20"/>
-        </w:rPr>
-        <w:lastRenderedPageBreak/>
-        <w:t xml:space="preserve">Fig. 8 illustrates </w:t>
-      </w:r>
-      <w:r>
-        <w:rPr>
-          <w:rFonts w:ascii="Times New Roman" w:hAnsi="Times New Roman" w:cs="Times New Roman"/>
-          <w:sz w:val="20"/>
-          <w:szCs w:val="20"/>
-        </w:rPr>
-        <w:t>task</w:t>
-      </w:r>
-      <w:r>
-        <w:rPr>
-          <w:rFonts w:ascii="Times New Roman" w:hAnsi="Times New Roman" w:cs="Times New Roman"/>
-          <w:sz w:val="20"/>
-          <w:szCs w:val="20"/>
-        </w:rPr>
-        <w:t xml:space="preserve"> execution in Case 3, where the number of task data dependencies is medium. The comparison results indicate that the WCRT obtained </w:t>
-      </w:r>
-      <w:r>
-        <w:rPr>
-          <w:rFonts w:ascii="Times New Roman" w:hAnsi="Times New Roman" w:cs="Times New Roman"/>
-          <w:sz w:val="20"/>
-          <w:szCs w:val="20"/>
-        </w:rPr>
-        <w:t>with</w:t>
-      </w:r>
-      <w:r>
-        <w:rPr>
-          <w:rFonts w:ascii="Times New Roman" w:hAnsi="Times New Roman" w:cs="Times New Roman"/>
-          <w:sz w:val="20"/>
-          <w:szCs w:val="20"/>
-        </w:rPr>
-        <w:t xml:space="preserve"> the proposed approach is lower than that obtained </w:t>
-      </w:r>
-      <w:r>
-        <w:rPr>
-          <w:rFonts w:ascii="Times New Roman" w:hAnsi="Times New Roman" w:cs="Times New Roman"/>
-          <w:sz w:val="20"/>
-          <w:szCs w:val="20"/>
-        </w:rPr>
-        <w:t>with</w:t>
-      </w:r>
-      <w:r>
-        <w:rPr>
-          <w:rFonts w:ascii="Times New Roman" w:hAnsi="Times New Roman" w:cs="Times New Roman"/>
-          <w:sz w:val="20"/>
-          <w:szCs w:val="20"/>
-        </w:rPr>
-        <w:t xml:space="preserve"> the other approaches. However, the response time variability achieved </w:t>
-      </w:r>
-      <w:r>
-        <w:rPr>
-          <w:rFonts w:ascii="Times New Roman" w:hAnsi="Times New Roman" w:cs="Times New Roman"/>
-          <w:sz w:val="20"/>
-          <w:szCs w:val="20"/>
-        </w:rPr>
-        <w:t>with</w:t>
-      </w:r>
-      <w:r>
-        <w:rPr>
-          <w:rFonts w:ascii="Times New Roman" w:hAnsi="Times New Roman" w:cs="Times New Roman"/>
-          <w:sz w:val="20"/>
-          <w:szCs w:val="20"/>
-        </w:rPr>
-        <w:t xml:space="preserve"> the new approach is slightly </w:t>
-      </w:r>
-      <w:r>
-        <w:rPr>
-          <w:rFonts w:ascii="Times New Roman" w:hAnsi="Times New Roman" w:cs="Times New Roman"/>
-          <w:sz w:val="20"/>
-          <w:szCs w:val="20"/>
-        </w:rPr>
-        <w:t>lower</w:t>
-      </w:r>
-      <w:r>
-        <w:rPr>
-          <w:rFonts w:ascii="Times New Roman" w:hAnsi="Times New Roman" w:cs="Times New Roman"/>
-          <w:sz w:val="20"/>
-          <w:szCs w:val="20"/>
-        </w:rPr>
-        <w:t xml:space="preserve"> than the others.</w:t>
-      </w:r>
-      <w:r>
-        <w:rPr>
-          <w:rFonts w:ascii="Times New Roman" w:hAnsi="Times New Roman" w:cs="Times New Roman"/>
-          <w:sz w:val="20"/>
-          <w:szCs w:val="20"/>
-        </w:rPr>
-        <w:t xml:space="preserve"> </w:t>
-      </w:r>
-      <w:r>
-        <w:rPr>
-          <w:rFonts w:ascii="Times New Roman" w:hAnsi="Times New Roman" w:cs="Times New Roman"/>
-          <w:sz w:val="20"/>
-          <w:szCs w:val="20"/>
-        </w:rPr>
-        <w:t xml:space="preserve">The improvements are </w:t>
-      </w:r>
-      <w:r>
-        <w:rPr>
-          <w:rFonts w:ascii="Times New Roman" w:hAnsi="Times New Roman" w:cs="Times New Roman"/>
-          <w:sz w:val="20"/>
-          <w:szCs w:val="20"/>
-        </w:rPr>
-        <w:t>quite</w:t>
-      </w:r>
-      <w:r>
-        <w:rPr>
-          <w:rFonts w:ascii="Times New Roman" w:hAnsi="Times New Roman" w:cs="Times New Roman"/>
-          <w:sz w:val="20"/>
-          <w:szCs w:val="20"/>
-        </w:rPr>
-        <w:t xml:space="preserve"> noticeable in the cases </w:t>
-      </w:r>
-      <w:r>
-        <w:rPr>
-          <w:rFonts w:ascii="Times New Roman" w:hAnsi="Times New Roman" w:cs="Times New Roman"/>
-          <w:sz w:val="20"/>
-          <w:szCs w:val="20"/>
-        </w:rPr>
-        <w:t>executed</w:t>
-      </w:r>
-      <w:r>
-        <w:rPr>
-          <w:rFonts w:ascii="Times New Roman" w:hAnsi="Times New Roman" w:cs="Times New Roman"/>
-          <w:sz w:val="20"/>
-          <w:szCs w:val="20"/>
-        </w:rPr>
-        <w:t xml:space="preserve"> with 16 GPUs and 4 CPUs.</w:t>
-      </w:r>
-      <w:r>
-        <w:rPr>
-          <w:rFonts w:ascii="Times New Roman" w:hAnsi="Times New Roman" w:cs="Times New Roman"/>
-          <w:sz w:val="20"/>
-          <w:szCs w:val="20"/>
-        </w:rPr>
-        <w:t xml:space="preserve"> </w:t>
-      </w:r>
-      <w:r>
-        <w:rPr>
-          <w:rFonts w:ascii="Times New Roman" w:hAnsi="Times New Roman" w:cs="Times New Roman"/>
-          <w:sz w:val="20"/>
-          <w:szCs w:val="20"/>
-        </w:rPr>
-        <w:t xml:space="preserve">The reason is that the number of parallel executing tasks is medium, so these computing elements are sufficient. In this way, </w:t>
-      </w:r>
-      <w:r>
-        <w:rPr>
-          <w:rFonts w:ascii="Times New Roman" w:hAnsi="Times New Roman" w:cs="Times New Roman"/>
-          <w:sz w:val="20"/>
-          <w:szCs w:val="20"/>
-        </w:rPr>
-        <w:t>selecti</w:t>
-      </w:r>
-      <w:r>
-        <w:rPr>
-          <w:rFonts w:ascii="Times New Roman" w:hAnsi="Times New Roman" w:cs="Times New Roman"/>
-          <w:sz w:val="20"/>
-          <w:szCs w:val="20"/>
-        </w:rPr>
-        <w:t>ng tasks</w:t>
-      </w:r>
-      <w:r>
-        <w:rPr>
-          <w:rFonts w:ascii="Times New Roman" w:hAnsi="Times New Roman" w:cs="Times New Roman"/>
-          <w:sz w:val="20"/>
-          <w:szCs w:val="20"/>
-        </w:rPr>
-        <w:t xml:space="preserve"> based on the shortest execution time (</w:t>
-      </w:r>
-      <w:r>
-        <w:rPr>
-          <w:rFonts w:ascii="Times New Roman" w:hAnsi="Times New Roman" w:cs="Times New Roman"/>
-          <w:sz w:val="20"/>
-          <w:szCs w:val="20"/>
-        </w:rPr>
-        <w:t>increasing the number of next ready tasks</w:t>
-      </w:r>
-      <w:r>
-        <w:rPr>
-          <w:rFonts w:ascii="Times New Roman" w:hAnsi="Times New Roman" w:cs="Times New Roman"/>
-          <w:sz w:val="20"/>
-          <w:szCs w:val="20"/>
-        </w:rPr>
-        <w:t xml:space="preserve">) and the </w:t>
-      </w:r>
-      <w:r>
-        <w:rPr>
-          <w:rFonts w:ascii="Times New Roman" w:hAnsi="Times New Roman" w:cs="Times New Roman"/>
-          <w:sz w:val="20"/>
-          <w:szCs w:val="20"/>
-        </w:rPr>
-        <w:t>largest</w:t>
-      </w:r>
-      <w:r>
-        <w:rPr>
-          <w:rFonts w:ascii="Times New Roman" w:hAnsi="Times New Roman" w:cs="Times New Roman"/>
-          <w:sz w:val="20"/>
-          <w:szCs w:val="20"/>
-        </w:rPr>
-        <w:t xml:space="preserve"> outgoing tasks</w:t>
-      </w:r>
-      <w:r>
-        <w:rPr>
-          <w:rFonts w:ascii="Times New Roman" w:hAnsi="Times New Roman" w:cs="Times New Roman"/>
-          <w:sz w:val="20"/>
-          <w:szCs w:val="20"/>
-        </w:rPr>
-        <w:t xml:space="preserve"> (increasing the number of ready tasks in the system)</w:t>
-      </w:r>
-      <w:r>
-        <w:rPr>
-          <w:rFonts w:ascii="Times New Roman" w:hAnsi="Times New Roman" w:cs="Times New Roman"/>
-          <w:sz w:val="20"/>
-          <w:szCs w:val="20"/>
-        </w:rPr>
-        <w:t xml:space="preserve"> can improve the work-conserving of the mapping process</w:t>
-      </w:r>
-      <w:r>
-        <w:rPr>
-          <w:rFonts w:ascii="Times New Roman" w:hAnsi="Times New Roman" w:cs="Times New Roman"/>
-          <w:sz w:val="20"/>
-          <w:szCs w:val="20"/>
-        </w:rPr>
-        <w:t>, as well as selecti</w:t>
-      </w:r>
-      <w:r>
-        <w:rPr>
-          <w:rFonts w:ascii="Times New Roman" w:hAnsi="Times New Roman" w:cs="Times New Roman"/>
-          <w:sz w:val="20"/>
-          <w:szCs w:val="20"/>
-        </w:rPr>
-        <w:t>ng queues</w:t>
-      </w:r>
-      <w:r>
-        <w:rPr>
-          <w:rFonts w:ascii="Times New Roman" w:hAnsi="Times New Roman" w:cs="Times New Roman"/>
-          <w:sz w:val="20"/>
-          <w:szCs w:val="20"/>
-        </w:rPr>
-        <w:t xml:space="preserve"> based on the </w:t>
-      </w:r>
-      <w:r>
-        <w:rPr>
-          <w:rFonts w:ascii="Times New Roman" w:hAnsi="Times New Roman" w:cs="Times New Roman"/>
-          <w:sz w:val="20"/>
-          <w:szCs w:val="20"/>
-        </w:rPr>
-        <w:t>shortest</w:t>
-      </w:r>
-      <w:r>
-        <w:rPr>
-          <w:rFonts w:ascii="Times New Roman" w:hAnsi="Times New Roman" w:cs="Times New Roman"/>
-          <w:sz w:val="20"/>
-          <w:szCs w:val="20"/>
-        </w:rPr>
-        <w:t xml:space="preserve"> execution time can enhance the load-balancing of queues, therefore optimiz</w:t>
-      </w:r>
-      <w:r>
-        <w:rPr>
-          <w:rFonts w:ascii="Times New Roman" w:hAnsi="Times New Roman" w:cs="Times New Roman"/>
-          <w:sz w:val="20"/>
-          <w:szCs w:val="20"/>
-        </w:rPr>
-        <w:t>ing</w:t>
-      </w:r>
-      <w:r>
-        <w:rPr>
-          <w:rFonts w:ascii="Times New Roman" w:hAnsi="Times New Roman" w:cs="Times New Roman"/>
-          <w:sz w:val="20"/>
-          <w:szCs w:val="20"/>
-        </w:rPr>
-        <w:t xml:space="preserve"> task execution and reduc</w:t>
-      </w:r>
-      <w:r>
-        <w:rPr>
-          <w:rFonts w:ascii="Times New Roman" w:hAnsi="Times New Roman" w:cs="Times New Roman"/>
-          <w:sz w:val="20"/>
-          <w:szCs w:val="20"/>
-        </w:rPr>
-        <w:t>ing</w:t>
-      </w:r>
-      <w:r>
-        <w:rPr>
-          <w:rFonts w:ascii="Times New Roman" w:hAnsi="Times New Roman" w:cs="Times New Roman"/>
-          <w:sz w:val="20"/>
-          <w:szCs w:val="20"/>
-        </w:rPr>
-        <w:t xml:space="preserve"> response time.</w:t>
-      </w:r>
-    </w:p>
-    <w:p>
-      <w:pPr>
-        <w:jc w:val="both"/>
-        <w:rPr>
-          <w:rFonts w:ascii="Times New Roman" w:hAnsi="Times New Roman" w:cs="Times New Roman"/>
-          <w:sz w:val="20"/>
-          <w:szCs w:val="20"/>
-        </w:rPr>
-      </w:pPr>
-      <w:r>
-        <w:rPr>
-          <w:rFonts w:ascii="Times New Roman" w:hAnsi="Times New Roman" w:cs="Times New Roman"/>
-          <w:sz w:val="20"/>
-          <w:szCs w:val="20"/>
-        </w:rPr>
-        <w:t>The comparison results obtained in Fig</w:t>
-      </w:r>
-      <w:r>
-        <w:rPr>
-          <w:rFonts w:ascii="Times New Roman" w:hAnsi="Times New Roman" w:cs="Times New Roman"/>
-          <w:sz w:val="20"/>
-          <w:szCs w:val="20"/>
-        </w:rPr>
-        <w:t>s</w:t>
-      </w:r>
-      <w:r>
-        <w:rPr>
-          <w:rFonts w:ascii="Times New Roman" w:hAnsi="Times New Roman" w:cs="Times New Roman"/>
-          <w:sz w:val="20"/>
-          <w:szCs w:val="20"/>
-        </w:rPr>
-        <w:t>. 2, 5</w:t>
-      </w:r>
-      <w:r>
-        <w:rPr>
-          <w:rFonts w:ascii="Times New Roman" w:hAnsi="Times New Roman" w:cs="Times New Roman"/>
-          <w:sz w:val="20"/>
-          <w:szCs w:val="20"/>
-        </w:rPr>
-        <w:t>,</w:t>
-      </w:r>
-      <w:r>
-        <w:rPr>
-          <w:rFonts w:ascii="Times New Roman" w:hAnsi="Times New Roman" w:cs="Times New Roman"/>
-          <w:sz w:val="20"/>
-          <w:szCs w:val="20"/>
-        </w:rPr>
-        <w:t xml:space="preserve"> and 8</w:t>
-      </w:r>
-      <w:r>
-        <w:rPr>
-          <w:rFonts w:ascii="Times New Roman" w:hAnsi="Times New Roman" w:cs="Times New Roman"/>
-          <w:sz w:val="20"/>
-          <w:szCs w:val="20"/>
-        </w:rPr>
-        <w:t xml:space="preserve"> illustrate that</w:t>
-      </w:r>
-      <w:r>
-        <w:rPr>
-          <w:rFonts w:ascii="Times New Roman" w:hAnsi="Times New Roman" w:cs="Times New Roman"/>
-          <w:sz w:val="20"/>
-          <w:szCs w:val="20"/>
-        </w:rPr>
-        <w:t>, whe</w:t>
-      </w:r>
-      <w:r>
-        <w:rPr>
-          <w:rFonts w:ascii="Times New Roman" w:hAnsi="Times New Roman" w:cs="Times New Roman"/>
-          <w:sz w:val="20"/>
-          <w:szCs w:val="20"/>
-        </w:rPr>
-        <w:t>n</w:t>
-      </w:r>
-      <w:r>
-        <w:rPr>
-          <w:rFonts w:ascii="Times New Roman" w:hAnsi="Times New Roman" w:cs="Times New Roman"/>
-          <w:sz w:val="20"/>
-          <w:szCs w:val="20"/>
-        </w:rPr>
-        <w:t xml:space="preserve"> the amount of computing resources is high, the improvements obtained in Fig. 8 are higher than those obtained in the previous cases. The reason is that the number of tasks </w:t>
-      </w:r>
-      <w:r>
-        <w:rPr>
-          <w:rFonts w:ascii="Times New Roman" w:hAnsi="Times New Roman" w:cs="Times New Roman"/>
-          <w:sz w:val="20"/>
-          <w:szCs w:val="20"/>
-        </w:rPr>
-        <w:t>in this case</w:t>
-      </w:r>
-      <w:r>
-        <w:rPr>
-          <w:rFonts w:ascii="Times New Roman" w:hAnsi="Times New Roman" w:cs="Times New Roman"/>
-          <w:sz w:val="20"/>
-          <w:szCs w:val="20"/>
-        </w:rPr>
-        <w:t>,</w:t>
-      </w:r>
-      <w:r>
-        <w:rPr>
-          <w:rFonts w:ascii="Times New Roman" w:hAnsi="Times New Roman" w:cs="Times New Roman"/>
-          <w:sz w:val="20"/>
-          <w:szCs w:val="20"/>
-        </w:rPr>
-        <w:t xml:space="preserve"> as well as the number of CPUs and GPUs</w:t>
-      </w:r>
-      <w:r>
-        <w:rPr>
-          <w:rFonts w:ascii="Times New Roman" w:hAnsi="Times New Roman" w:cs="Times New Roman"/>
-          <w:sz w:val="20"/>
-          <w:szCs w:val="20"/>
-        </w:rPr>
-        <w:t>,</w:t>
-      </w:r>
-      <w:r>
-        <w:rPr>
-          <w:rFonts w:ascii="Times New Roman" w:hAnsi="Times New Roman" w:cs="Times New Roman"/>
-          <w:sz w:val="20"/>
-          <w:szCs w:val="20"/>
-        </w:rPr>
-        <w:t xml:space="preserve"> </w:t>
-      </w:r>
-      <w:r>
-        <w:rPr>
-          <w:rFonts w:ascii="Times New Roman" w:hAnsi="Times New Roman" w:cs="Times New Roman"/>
-          <w:sz w:val="20"/>
-          <w:szCs w:val="20"/>
-        </w:rPr>
-        <w:t>is</w:t>
-      </w:r>
-      <w:r>
-        <w:rPr>
-          <w:rFonts w:ascii="Times New Roman" w:hAnsi="Times New Roman" w:cs="Times New Roman"/>
-          <w:sz w:val="20"/>
-          <w:szCs w:val="20"/>
-        </w:rPr>
-        <w:t xml:space="preserve"> high, so tasks are distributed across </w:t>
-      </w:r>
-      <w:r>
-        <w:rPr>
-          <w:rFonts w:ascii="Times New Roman" w:hAnsi="Times New Roman" w:cs="Times New Roman"/>
-          <w:sz w:val="20"/>
-          <w:szCs w:val="20"/>
-        </w:rPr>
-        <w:t>multiple</w:t>
-      </w:r>
-      <w:r>
-        <w:rPr>
-          <w:rFonts w:ascii="Times New Roman" w:hAnsi="Times New Roman" w:cs="Times New Roman"/>
-          <w:sz w:val="20"/>
-          <w:szCs w:val="20"/>
-        </w:rPr>
-        <w:t xml:space="preserve"> allocation queues through a balanced way</w:t>
-      </w:r>
-      <w:r>
-        <w:rPr>
-          <w:rFonts w:ascii="Times New Roman" w:hAnsi="Times New Roman" w:cs="Times New Roman"/>
-          <w:sz w:val="20"/>
-          <w:szCs w:val="20"/>
-        </w:rPr>
-        <w:t>,</w:t>
-      </w:r>
-      <w:r>
-        <w:rPr>
-          <w:rFonts w:ascii="Times New Roman" w:hAnsi="Times New Roman" w:cs="Times New Roman"/>
-          <w:sz w:val="20"/>
-          <w:szCs w:val="20"/>
-        </w:rPr>
-        <w:t xml:space="preserve"> and </w:t>
-      </w:r>
-      <w:r>
-        <w:rPr>
-          <w:rFonts w:ascii="Times New Roman" w:hAnsi="Times New Roman" w:cs="Times New Roman"/>
-          <w:sz w:val="20"/>
-          <w:szCs w:val="20"/>
-        </w:rPr>
-        <w:t>consequently,</w:t>
-      </w:r>
-      <w:r>
-        <w:rPr>
-          <w:rFonts w:ascii="Times New Roman" w:hAnsi="Times New Roman" w:cs="Times New Roman"/>
-          <w:sz w:val="20"/>
-          <w:szCs w:val="20"/>
-        </w:rPr>
-        <w:t xml:space="preserve"> the response time is reduced</w:t>
-      </w:r>
-      <w:r>
-        <w:rPr>
-          <w:rFonts w:ascii="Times New Roman" w:hAnsi="Times New Roman" w:cs="Times New Roman"/>
-          <w:sz w:val="20"/>
-          <w:szCs w:val="20"/>
-        </w:rPr>
-        <w:t>.</w:t>
-      </w:r>
-      <w:bookmarkEnd w:id="5"/>
-    </w:p>
     <w:tbl>
       <w:tblPr>
         <w:tblStyle w:val="TableGrid"/>
@@ -15290,13 +14227,41 @@
                 <w:szCs w:val="20"/>
               </w:rPr>
             </w:pPr>
-            <w:r>
-              <w:rPr>
-                <w:rFonts w:ascii="Times New Roman" w:hAnsi="Times New Roman" w:cs="Times New Roman"/>
-                <w:sz w:val="20"/>
-                <w:szCs w:val="20"/>
-              </w:rPr>
-              <w:t>Num_CPU=4, Num_GPU=2</w:t>
+            <w:proofErr w:type="spellStart"/>
+            <w:r>
+              <w:rPr>
+                <w:rFonts w:ascii="Times New Roman" w:hAnsi="Times New Roman" w:cs="Times New Roman"/>
+                <w:sz w:val="20"/>
+                <w:szCs w:val="20"/>
+              </w:rPr>
+              <w:t>Num_CPU</w:t>
+            </w:r>
+            <w:proofErr w:type="spellEnd"/>
+            <w:r>
+              <w:rPr>
+                <w:rFonts w:ascii="Times New Roman" w:hAnsi="Times New Roman" w:cs="Times New Roman"/>
+                <w:sz w:val="20"/>
+                <w:szCs w:val="20"/>
+              </w:rPr>
+              <w:t xml:space="preserve">=4, </w:t>
+            </w:r>
+            <w:proofErr w:type="spellStart"/>
+            <w:r>
+              <w:rPr>
+                <w:rFonts w:ascii="Times New Roman" w:hAnsi="Times New Roman" w:cs="Times New Roman"/>
+                <w:sz w:val="20"/>
+                <w:szCs w:val="20"/>
+              </w:rPr>
+              <w:t>Num_GPU</w:t>
+            </w:r>
+            <w:proofErr w:type="spellEnd"/>
+            <w:r>
+              <w:rPr>
+                <w:rFonts w:ascii="Times New Roman" w:hAnsi="Times New Roman" w:cs="Times New Roman"/>
+                <w:sz w:val="20"/>
+                <w:szCs w:val="20"/>
+              </w:rPr>
+              <w:t>=2</w:t>
             </w:r>
           </w:p>
           <w:p>
@@ -15386,13 +14351,41 @@
                 <w:szCs w:val="20"/>
               </w:rPr>
             </w:pPr>
-            <w:r>
-              <w:rPr>
-                <w:rFonts w:ascii="Times New Roman" w:hAnsi="Times New Roman" w:cs="Times New Roman"/>
-                <w:sz w:val="20"/>
-                <w:szCs w:val="20"/>
-              </w:rPr>
-              <w:t>Num_CPU=8, Num_GPU=4</w:t>
+            <w:proofErr w:type="spellStart"/>
+            <w:r>
+              <w:rPr>
+                <w:rFonts w:ascii="Times New Roman" w:hAnsi="Times New Roman" w:cs="Times New Roman"/>
+                <w:sz w:val="20"/>
+                <w:szCs w:val="20"/>
+              </w:rPr>
+              <w:t>Num_CPU</w:t>
+            </w:r>
+            <w:proofErr w:type="spellEnd"/>
+            <w:r>
+              <w:rPr>
+                <w:rFonts w:ascii="Times New Roman" w:hAnsi="Times New Roman" w:cs="Times New Roman"/>
+                <w:sz w:val="20"/>
+                <w:szCs w:val="20"/>
+              </w:rPr>
+              <w:t xml:space="preserve">=8, </w:t>
+            </w:r>
+            <w:proofErr w:type="spellStart"/>
+            <w:r>
+              <w:rPr>
+                <w:rFonts w:ascii="Times New Roman" w:hAnsi="Times New Roman" w:cs="Times New Roman"/>
+                <w:sz w:val="20"/>
+                <w:szCs w:val="20"/>
+              </w:rPr>
+              <w:t>Num_GPU</w:t>
+            </w:r>
+            <w:proofErr w:type="spellEnd"/>
+            <w:r>
+              <w:rPr>
+                <w:rFonts w:ascii="Times New Roman" w:hAnsi="Times New Roman" w:cs="Times New Roman"/>
+                <w:sz w:val="20"/>
+                <w:szCs w:val="20"/>
+              </w:rPr>
+              <w:t>=4</w:t>
             </w:r>
           </w:p>
           <w:p>
@@ -15484,13 +14477,41 @@
                 <w:szCs w:val="20"/>
               </w:rPr>
             </w:pPr>
-            <w:r>
-              <w:rPr>
-                <w:rFonts w:ascii="Times New Roman" w:hAnsi="Times New Roman" w:cs="Times New Roman"/>
-                <w:sz w:val="20"/>
-                <w:szCs w:val="20"/>
-              </w:rPr>
-              <w:t>Num_CPU=16, Num_GPU=4</w:t>
+            <w:proofErr w:type="spellStart"/>
+            <w:r>
+              <w:rPr>
+                <w:rFonts w:ascii="Times New Roman" w:hAnsi="Times New Roman" w:cs="Times New Roman"/>
+                <w:sz w:val="20"/>
+                <w:szCs w:val="20"/>
+              </w:rPr>
+              <w:t>Num_CPU</w:t>
+            </w:r>
+            <w:proofErr w:type="spellEnd"/>
+            <w:r>
+              <w:rPr>
+                <w:rFonts w:ascii="Times New Roman" w:hAnsi="Times New Roman" w:cs="Times New Roman"/>
+                <w:sz w:val="20"/>
+                <w:szCs w:val="20"/>
+              </w:rPr>
+              <w:t xml:space="preserve">=16, </w:t>
+            </w:r>
+            <w:proofErr w:type="spellStart"/>
+            <w:r>
+              <w:rPr>
+                <w:rFonts w:ascii="Times New Roman" w:hAnsi="Times New Roman" w:cs="Times New Roman"/>
+                <w:sz w:val="20"/>
+                <w:szCs w:val="20"/>
+              </w:rPr>
+              <w:t>Num_GPU</w:t>
+            </w:r>
+            <w:proofErr w:type="spellEnd"/>
+            <w:r>
+              <w:rPr>
+                <w:rFonts w:ascii="Times New Roman" w:hAnsi="Times New Roman" w:cs="Times New Roman"/>
+                <w:sz w:val="20"/>
+                <w:szCs w:val="20"/>
+              </w:rPr>
+              <w:t>=4</w:t>
             </w:r>
           </w:p>
         </w:tc>
@@ -15570,13 +14591,41 @@
                 <w:szCs w:val="20"/>
               </w:rPr>
             </w:pPr>
-            <w:r>
-              <w:rPr>
-                <w:rFonts w:ascii="Times New Roman" w:hAnsi="Times New Roman" w:cs="Times New Roman"/>
-                <w:sz w:val="20"/>
-                <w:szCs w:val="20"/>
-              </w:rPr>
-              <w:t>Num_CPU=32, Num_GPU=8</w:t>
+            <w:proofErr w:type="spellStart"/>
+            <w:r>
+              <w:rPr>
+                <w:rFonts w:ascii="Times New Roman" w:hAnsi="Times New Roman" w:cs="Times New Roman"/>
+                <w:sz w:val="20"/>
+                <w:szCs w:val="20"/>
+              </w:rPr>
+              <w:t>Num_CPU</w:t>
+            </w:r>
+            <w:proofErr w:type="spellEnd"/>
+            <w:r>
+              <w:rPr>
+                <w:rFonts w:ascii="Times New Roman" w:hAnsi="Times New Roman" w:cs="Times New Roman"/>
+                <w:sz w:val="20"/>
+                <w:szCs w:val="20"/>
+              </w:rPr>
+              <w:t xml:space="preserve">=32, </w:t>
+            </w:r>
+            <w:proofErr w:type="spellStart"/>
+            <w:r>
+              <w:rPr>
+                <w:rFonts w:ascii="Times New Roman" w:hAnsi="Times New Roman" w:cs="Times New Roman"/>
+                <w:sz w:val="20"/>
+                <w:szCs w:val="20"/>
+              </w:rPr>
+              <w:t>Num_GPU</w:t>
+            </w:r>
+            <w:proofErr w:type="spellEnd"/>
+            <w:r>
+              <w:rPr>
+                <w:rFonts w:ascii="Times New Roman" w:hAnsi="Times New Roman" w:cs="Times New Roman"/>
+                <w:sz w:val="20"/>
+                <w:szCs w:val="20"/>
+              </w:rPr>
+              <w:t>=8</w:t>
             </w:r>
           </w:p>
         </w:tc>
@@ -15603,6 +14652,7 @@
                 <w:sz w:val="20"/>
                 <w:szCs w:val="20"/>
               </w:rPr>
+              <w:lastRenderedPageBreak/>
               <w:drawing>
                 <wp:inline distT="0" distB="0" distL="0" distR="0" wp14:anchorId="1BD76D54" wp14:editId="6C47950E">
                   <wp:extent cx="3240000" cy="1945798"/>
@@ -15659,13 +14709,41 @@
                 <w:szCs w:val="20"/>
               </w:rPr>
             </w:pPr>
-            <w:r>
-              <w:rPr>
-                <w:rFonts w:ascii="Times New Roman" w:hAnsi="Times New Roman" w:cs="Times New Roman"/>
-                <w:sz w:val="20"/>
-                <w:szCs w:val="20"/>
-              </w:rPr>
-              <w:t>Num_CPU=64, Num_GPU=8</w:t>
+            <w:proofErr w:type="spellStart"/>
+            <w:r>
+              <w:rPr>
+                <w:rFonts w:ascii="Times New Roman" w:hAnsi="Times New Roman" w:cs="Times New Roman"/>
+                <w:sz w:val="20"/>
+                <w:szCs w:val="20"/>
+              </w:rPr>
+              <w:t>Num_CPU</w:t>
+            </w:r>
+            <w:proofErr w:type="spellEnd"/>
+            <w:r>
+              <w:rPr>
+                <w:rFonts w:ascii="Times New Roman" w:hAnsi="Times New Roman" w:cs="Times New Roman"/>
+                <w:sz w:val="20"/>
+                <w:szCs w:val="20"/>
+              </w:rPr>
+              <w:t xml:space="preserve">=64, </w:t>
+            </w:r>
+            <w:proofErr w:type="spellStart"/>
+            <w:r>
+              <w:rPr>
+                <w:rFonts w:ascii="Times New Roman" w:hAnsi="Times New Roman" w:cs="Times New Roman"/>
+                <w:sz w:val="20"/>
+                <w:szCs w:val="20"/>
+              </w:rPr>
+              <w:t>Num_GPU</w:t>
+            </w:r>
+            <w:proofErr w:type="spellEnd"/>
+            <w:r>
+              <w:rPr>
+                <w:rFonts w:ascii="Times New Roman" w:hAnsi="Times New Roman" w:cs="Times New Roman"/>
+                <w:sz w:val="20"/>
+                <w:szCs w:val="20"/>
+              </w:rPr>
+              <w:t>=8</w:t>
             </w:r>
           </w:p>
         </w:tc>
@@ -15704,6 +14782,17 @@
         <w:jc w:val="center"/>
         <w:rPr>
           <w:rFonts w:ascii="Times New Roman" w:hAnsi="Times New Roman" w:cs="Times New Roman"/>
+          <w:color w:val="3A7C22" w:themeColor="accent6" w:themeShade="BF"/>
+          <w:sz w:val="20"/>
+          <w:szCs w:val="20"/>
+        </w:rPr>
+      </w:pPr>
+    </w:p>
+    <w:p>
+      <w:pPr>
+        <w:jc w:val="center"/>
+        <w:rPr>
+          <w:rFonts w:ascii="Times New Roman" w:hAnsi="Times New Roman" w:cs="Times New Roman"/>
           <w:color w:val="E04E20"/>
           <w:sz w:val="20"/>
           <w:szCs w:val="20"/>
@@ -15716,7 +14805,6 @@
           <w:sz w:val="20"/>
           <w:szCs w:val="20"/>
         </w:rPr>
-        <w:lastRenderedPageBreak/>
         <w:t>Speedup of the new method (standard deviation)</w:t>
       </w:r>
     </w:p>
@@ -15863,13 +14951,41 @@
                 <w:szCs w:val="20"/>
               </w:rPr>
             </w:pPr>
-            <w:r>
-              <w:rPr>
-                <w:rFonts w:ascii="Times New Roman" w:hAnsi="Times New Roman" w:cs="Times New Roman"/>
-                <w:sz w:val="20"/>
-                <w:szCs w:val="20"/>
-              </w:rPr>
-              <w:t>Num_CPU=4, Num_GPU=2</w:t>
+            <w:proofErr w:type="spellStart"/>
+            <w:r>
+              <w:rPr>
+                <w:rFonts w:ascii="Times New Roman" w:hAnsi="Times New Roman" w:cs="Times New Roman"/>
+                <w:sz w:val="20"/>
+                <w:szCs w:val="20"/>
+              </w:rPr>
+              <w:t>Num_CPU</w:t>
+            </w:r>
+            <w:proofErr w:type="spellEnd"/>
+            <w:r>
+              <w:rPr>
+                <w:rFonts w:ascii="Times New Roman" w:hAnsi="Times New Roman" w:cs="Times New Roman"/>
+                <w:sz w:val="20"/>
+                <w:szCs w:val="20"/>
+              </w:rPr>
+              <w:t xml:space="preserve">=4, </w:t>
+            </w:r>
+            <w:proofErr w:type="spellStart"/>
+            <w:r>
+              <w:rPr>
+                <w:rFonts w:ascii="Times New Roman" w:hAnsi="Times New Roman" w:cs="Times New Roman"/>
+                <w:sz w:val="20"/>
+                <w:szCs w:val="20"/>
+              </w:rPr>
+              <w:t>Num_GPU</w:t>
+            </w:r>
+            <w:proofErr w:type="spellEnd"/>
+            <w:r>
+              <w:rPr>
+                <w:rFonts w:ascii="Times New Roman" w:hAnsi="Times New Roman" w:cs="Times New Roman"/>
+                <w:sz w:val="20"/>
+                <w:szCs w:val="20"/>
+              </w:rPr>
+              <w:t>=2</w:t>
             </w:r>
           </w:p>
         </w:tc>
@@ -15983,13 +15099,41 @@
                 <w:szCs w:val="20"/>
               </w:rPr>
             </w:pPr>
-            <w:r>
-              <w:rPr>
-                <w:rFonts w:ascii="Times New Roman" w:hAnsi="Times New Roman" w:cs="Times New Roman"/>
-                <w:sz w:val="20"/>
-                <w:szCs w:val="20"/>
-              </w:rPr>
-              <w:t>Num_CPU=8, Num_GPU=4</w:t>
+            <w:proofErr w:type="spellStart"/>
+            <w:r>
+              <w:rPr>
+                <w:rFonts w:ascii="Times New Roman" w:hAnsi="Times New Roman" w:cs="Times New Roman"/>
+                <w:sz w:val="20"/>
+                <w:szCs w:val="20"/>
+              </w:rPr>
+              <w:t>Num_CPU</w:t>
+            </w:r>
+            <w:proofErr w:type="spellEnd"/>
+            <w:r>
+              <w:rPr>
+                <w:rFonts w:ascii="Times New Roman" w:hAnsi="Times New Roman" w:cs="Times New Roman"/>
+                <w:sz w:val="20"/>
+                <w:szCs w:val="20"/>
+              </w:rPr>
+              <w:t xml:space="preserve">=8, </w:t>
+            </w:r>
+            <w:proofErr w:type="spellStart"/>
+            <w:r>
+              <w:rPr>
+                <w:rFonts w:ascii="Times New Roman" w:hAnsi="Times New Roman" w:cs="Times New Roman"/>
+                <w:sz w:val="20"/>
+                <w:szCs w:val="20"/>
+              </w:rPr>
+              <w:t>Num_GPU</w:t>
+            </w:r>
+            <w:proofErr w:type="spellEnd"/>
+            <w:r>
+              <w:rPr>
+                <w:rFonts w:ascii="Times New Roman" w:hAnsi="Times New Roman" w:cs="Times New Roman"/>
+                <w:sz w:val="20"/>
+                <w:szCs w:val="20"/>
+              </w:rPr>
+              <w:t>=4</w:t>
             </w:r>
           </w:p>
         </w:tc>
@@ -16103,13 +15247,41 @@
                 <w:szCs w:val="20"/>
               </w:rPr>
             </w:pPr>
-            <w:r>
-              <w:rPr>
-                <w:rFonts w:ascii="Times New Roman" w:hAnsi="Times New Roman" w:cs="Times New Roman"/>
-                <w:sz w:val="20"/>
-                <w:szCs w:val="20"/>
-              </w:rPr>
-              <w:t>Num_CPU=16, Num_GPU=4</w:t>
+            <w:proofErr w:type="spellStart"/>
+            <w:r>
+              <w:rPr>
+                <w:rFonts w:ascii="Times New Roman" w:hAnsi="Times New Roman" w:cs="Times New Roman"/>
+                <w:sz w:val="20"/>
+                <w:szCs w:val="20"/>
+              </w:rPr>
+              <w:t>Num_CPU</w:t>
+            </w:r>
+            <w:proofErr w:type="spellEnd"/>
+            <w:r>
+              <w:rPr>
+                <w:rFonts w:ascii="Times New Roman" w:hAnsi="Times New Roman" w:cs="Times New Roman"/>
+                <w:sz w:val="20"/>
+                <w:szCs w:val="20"/>
+              </w:rPr>
+              <w:t xml:space="preserve">=16, </w:t>
+            </w:r>
+            <w:proofErr w:type="spellStart"/>
+            <w:r>
+              <w:rPr>
+                <w:rFonts w:ascii="Times New Roman" w:hAnsi="Times New Roman" w:cs="Times New Roman"/>
+                <w:sz w:val="20"/>
+                <w:szCs w:val="20"/>
+              </w:rPr>
+              <w:t>Num_GPU</w:t>
+            </w:r>
+            <w:proofErr w:type="spellEnd"/>
+            <w:r>
+              <w:rPr>
+                <w:rFonts w:ascii="Times New Roman" w:hAnsi="Times New Roman" w:cs="Times New Roman"/>
+                <w:sz w:val="20"/>
+                <w:szCs w:val="20"/>
+              </w:rPr>
+              <w:t>=4</w:t>
             </w:r>
           </w:p>
         </w:tc>
@@ -16223,13 +15395,41 @@
                 <w:szCs w:val="20"/>
               </w:rPr>
             </w:pPr>
-            <w:r>
-              <w:rPr>
-                <w:rFonts w:ascii="Times New Roman" w:hAnsi="Times New Roman" w:cs="Times New Roman"/>
-                <w:sz w:val="20"/>
-                <w:szCs w:val="20"/>
-              </w:rPr>
-              <w:t>Num_CPU=32, Num_GPU=8</w:t>
+            <w:proofErr w:type="spellStart"/>
+            <w:r>
+              <w:rPr>
+                <w:rFonts w:ascii="Times New Roman" w:hAnsi="Times New Roman" w:cs="Times New Roman"/>
+                <w:sz w:val="20"/>
+                <w:szCs w:val="20"/>
+              </w:rPr>
+              <w:t>Num_CPU</w:t>
+            </w:r>
+            <w:proofErr w:type="spellEnd"/>
+            <w:r>
+              <w:rPr>
+                <w:rFonts w:ascii="Times New Roman" w:hAnsi="Times New Roman" w:cs="Times New Roman"/>
+                <w:sz w:val="20"/>
+                <w:szCs w:val="20"/>
+              </w:rPr>
+              <w:t xml:space="preserve">=32, </w:t>
+            </w:r>
+            <w:proofErr w:type="spellStart"/>
+            <w:r>
+              <w:rPr>
+                <w:rFonts w:ascii="Times New Roman" w:hAnsi="Times New Roman" w:cs="Times New Roman"/>
+                <w:sz w:val="20"/>
+                <w:szCs w:val="20"/>
+              </w:rPr>
+              <w:t>Num_GPU</w:t>
+            </w:r>
+            <w:proofErr w:type="spellEnd"/>
+            <w:r>
+              <w:rPr>
+                <w:rFonts w:ascii="Times New Roman" w:hAnsi="Times New Roman" w:cs="Times New Roman"/>
+                <w:sz w:val="20"/>
+                <w:szCs w:val="20"/>
+              </w:rPr>
+              <w:t>=8</w:t>
             </w:r>
           </w:p>
         </w:tc>
@@ -16343,13 +15543,41 @@
                 <w:szCs w:val="20"/>
               </w:rPr>
             </w:pPr>
-            <w:r>
-              <w:rPr>
-                <w:rFonts w:ascii="Times New Roman" w:hAnsi="Times New Roman" w:cs="Times New Roman"/>
-                <w:sz w:val="20"/>
-                <w:szCs w:val="20"/>
-              </w:rPr>
-              <w:t>Num_CPU=64, Num_GPU=8</w:t>
+            <w:proofErr w:type="spellStart"/>
+            <w:r>
+              <w:rPr>
+                <w:rFonts w:ascii="Times New Roman" w:hAnsi="Times New Roman" w:cs="Times New Roman"/>
+                <w:sz w:val="20"/>
+                <w:szCs w:val="20"/>
+              </w:rPr>
+              <w:t>Num_CPU</w:t>
+            </w:r>
+            <w:proofErr w:type="spellEnd"/>
+            <w:r>
+              <w:rPr>
+                <w:rFonts w:ascii="Times New Roman" w:hAnsi="Times New Roman" w:cs="Times New Roman"/>
+                <w:sz w:val="20"/>
+                <w:szCs w:val="20"/>
+              </w:rPr>
+              <w:t xml:space="preserve">=64, </w:t>
+            </w:r>
+            <w:proofErr w:type="spellStart"/>
+            <w:r>
+              <w:rPr>
+                <w:rFonts w:ascii="Times New Roman" w:hAnsi="Times New Roman" w:cs="Times New Roman"/>
+                <w:sz w:val="20"/>
+                <w:szCs w:val="20"/>
+              </w:rPr>
+              <w:t>Num_GPU</w:t>
+            </w:r>
+            <w:proofErr w:type="spellEnd"/>
+            <w:r>
+              <w:rPr>
+                <w:rFonts w:ascii="Times New Roman" w:hAnsi="Times New Roman" w:cs="Times New Roman"/>
+                <w:sz w:val="20"/>
+                <w:szCs w:val="20"/>
+              </w:rPr>
+              <w:t>=8</w:t>
             </w:r>
           </w:p>
         </w:tc>
@@ -16863,144 +16091,6 @@
           <w:szCs w:val="20"/>
         </w:rPr>
       </w:pPr>
-      <w:bookmarkStart w:id="6" w:name="_Hlk209176449"/>
-      <w:r>
-        <w:rPr>
-          <w:rFonts w:ascii="Times New Roman" w:hAnsi="Times New Roman" w:cs="Times New Roman"/>
-          <w:sz w:val="20"/>
-          <w:szCs w:val="20"/>
-        </w:rPr>
-        <w:t xml:space="preserve">Fig. 9 shows similar improvements obtained with the new approach in this case, where there are many data dependencies between tasks. </w:t>
-      </w:r>
-      <w:r>
-        <w:rPr>
-          <w:rFonts w:ascii="Times New Roman" w:hAnsi="Times New Roman" w:cs="Times New Roman"/>
-          <w:sz w:val="20"/>
-          <w:szCs w:val="20"/>
-        </w:rPr>
-        <w:t xml:space="preserve">As the number of parallel executing tasks is low, it is more </w:t>
-      </w:r>
-      <w:r>
-        <w:rPr>
-          <w:rFonts w:ascii="Times New Roman" w:hAnsi="Times New Roman" w:cs="Times New Roman"/>
-          <w:sz w:val="20"/>
-          <w:szCs w:val="20"/>
-        </w:rPr>
-        <w:t>efficient</w:t>
-      </w:r>
-      <w:r>
-        <w:rPr>
-          <w:rFonts w:ascii="Times New Roman" w:hAnsi="Times New Roman" w:cs="Times New Roman"/>
-          <w:sz w:val="20"/>
-          <w:szCs w:val="20"/>
-        </w:rPr>
-        <w:t xml:space="preserve"> to use medium computing elements, where the number of CPUs is 16 and the number of GPUs is 4.</w:t>
-      </w:r>
-      <w:r>
-        <w:rPr>
-          <w:rFonts w:ascii="Times New Roman" w:hAnsi="Times New Roman" w:cs="Times New Roman"/>
-          <w:sz w:val="20"/>
-          <w:szCs w:val="20"/>
-        </w:rPr>
-        <w:t xml:space="preserve"> </w:t>
-      </w:r>
-      <w:r>
-        <w:rPr>
-          <w:rFonts w:ascii="Times New Roman" w:hAnsi="Times New Roman" w:cs="Times New Roman"/>
-          <w:sz w:val="20"/>
-          <w:szCs w:val="20"/>
-        </w:rPr>
-        <w:t>C</w:t>
-      </w:r>
-      <w:r>
-        <w:rPr>
-          <w:rFonts w:ascii="Times New Roman" w:hAnsi="Times New Roman" w:cs="Times New Roman"/>
-          <w:sz w:val="20"/>
-          <w:szCs w:val="20"/>
-        </w:rPr>
-        <w:t>ompari</w:t>
-      </w:r>
-      <w:r>
-        <w:rPr>
-          <w:rFonts w:ascii="Times New Roman" w:hAnsi="Times New Roman" w:cs="Times New Roman"/>
-          <w:sz w:val="20"/>
-          <w:szCs w:val="20"/>
-        </w:rPr>
-        <w:t>ng</w:t>
-      </w:r>
-      <w:r>
-        <w:rPr>
-          <w:rFonts w:ascii="Times New Roman" w:hAnsi="Times New Roman" w:cs="Times New Roman"/>
-          <w:sz w:val="20"/>
-          <w:szCs w:val="20"/>
-        </w:rPr>
-        <w:t xml:space="preserve"> the results in Figs. 3, 6</w:t>
-      </w:r>
-      <w:r>
-        <w:rPr>
-          <w:rFonts w:ascii="Times New Roman" w:hAnsi="Times New Roman" w:cs="Times New Roman"/>
-          <w:sz w:val="20"/>
-          <w:szCs w:val="20"/>
-        </w:rPr>
-        <w:t>,</w:t>
-      </w:r>
-      <w:r>
-        <w:rPr>
-          <w:rFonts w:ascii="Times New Roman" w:hAnsi="Times New Roman" w:cs="Times New Roman"/>
-          <w:sz w:val="20"/>
-          <w:szCs w:val="20"/>
-        </w:rPr>
-        <w:t xml:space="preserve"> and 9 shows that the improvements obtained using the new approach in Fig. 9 </w:t>
-      </w:r>
-      <w:r>
-        <w:rPr>
-          <w:rFonts w:ascii="Times New Roman" w:hAnsi="Times New Roman" w:cs="Times New Roman"/>
-          <w:sz w:val="20"/>
-          <w:szCs w:val="20"/>
-        </w:rPr>
-        <w:t>are</w:t>
-      </w:r>
-      <w:r>
-        <w:rPr>
-          <w:rFonts w:ascii="Times New Roman" w:hAnsi="Times New Roman" w:cs="Times New Roman"/>
-          <w:sz w:val="20"/>
-          <w:szCs w:val="20"/>
-        </w:rPr>
-        <w:t xml:space="preserve"> </w:t>
-      </w:r>
-      <w:r>
-        <w:rPr>
-          <w:rFonts w:ascii="Times New Roman" w:hAnsi="Times New Roman" w:cs="Times New Roman"/>
-          <w:sz w:val="20"/>
-          <w:szCs w:val="20"/>
-        </w:rPr>
-        <w:t>superior to</w:t>
-      </w:r>
-      <w:r>
-        <w:rPr>
-          <w:rFonts w:ascii="Times New Roman" w:hAnsi="Times New Roman" w:cs="Times New Roman"/>
-          <w:sz w:val="20"/>
-          <w:szCs w:val="20"/>
-        </w:rPr>
-        <w:t xml:space="preserve"> those obtained in Figs. 3 and 6 in most cases. This indicates that the used algorithms can improve the work-conserving of mapping and the load-balancing of queues based on task execution time and </w:t>
-      </w:r>
-      <w:r>
-        <w:rPr>
-          <w:rFonts w:ascii="Times New Roman" w:hAnsi="Times New Roman" w:cs="Times New Roman"/>
-          <w:sz w:val="20"/>
-          <w:szCs w:val="20"/>
-        </w:rPr>
-        <w:t xml:space="preserve">the </w:t>
-      </w:r>
-      <w:r>
-        <w:rPr>
-          <w:rFonts w:ascii="Times New Roman" w:hAnsi="Times New Roman" w:cs="Times New Roman"/>
-          <w:sz w:val="20"/>
-          <w:szCs w:val="20"/>
-        </w:rPr>
-        <w:t>number of outgoing tasks in the system.</w:t>
-      </w:r>
-      <w:bookmarkEnd w:id="6"/>
     </w:p>
     <w:p>
       <w:pPr>
@@ -17050,6 +16140,7 @@
                 <w:sz w:val="20"/>
                 <w:szCs w:val="20"/>
               </w:rPr>
+              <w:lastRenderedPageBreak/>
               <w:drawing>
                 <wp:inline distT="0" distB="0" distL="0" distR="0" wp14:anchorId="31BC05E1" wp14:editId="56ADF203">
                   <wp:extent cx="3240000" cy="1945798"/>
@@ -17106,13 +16197,41 @@
                 <w:szCs w:val="20"/>
               </w:rPr>
             </w:pPr>
-            <w:r>
-              <w:rPr>
-                <w:rFonts w:ascii="Times New Roman" w:hAnsi="Times New Roman" w:cs="Times New Roman"/>
-                <w:sz w:val="20"/>
-                <w:szCs w:val="20"/>
-              </w:rPr>
-              <w:t>Num_CPU=4, Num_GPU=2</w:t>
+            <w:proofErr w:type="spellStart"/>
+            <w:r>
+              <w:rPr>
+                <w:rFonts w:ascii="Times New Roman" w:hAnsi="Times New Roman" w:cs="Times New Roman"/>
+                <w:sz w:val="20"/>
+                <w:szCs w:val="20"/>
+              </w:rPr>
+              <w:t>Num_CPU</w:t>
+            </w:r>
+            <w:proofErr w:type="spellEnd"/>
+            <w:r>
+              <w:rPr>
+                <w:rFonts w:ascii="Times New Roman" w:hAnsi="Times New Roman" w:cs="Times New Roman"/>
+                <w:sz w:val="20"/>
+                <w:szCs w:val="20"/>
+              </w:rPr>
+              <w:t xml:space="preserve">=4, </w:t>
+            </w:r>
+            <w:proofErr w:type="spellStart"/>
+            <w:r>
+              <w:rPr>
+                <w:rFonts w:ascii="Times New Roman" w:hAnsi="Times New Roman" w:cs="Times New Roman"/>
+                <w:sz w:val="20"/>
+                <w:szCs w:val="20"/>
+              </w:rPr>
+              <w:t>Num_GPU</w:t>
+            </w:r>
+            <w:proofErr w:type="spellEnd"/>
+            <w:r>
+              <w:rPr>
+                <w:rFonts w:ascii="Times New Roman" w:hAnsi="Times New Roman" w:cs="Times New Roman"/>
+                <w:sz w:val="20"/>
+                <w:szCs w:val="20"/>
+              </w:rPr>
+              <w:t>=2</w:t>
             </w:r>
           </w:p>
           <w:p>
@@ -17202,13 +16321,41 @@
                 <w:szCs w:val="20"/>
               </w:rPr>
             </w:pPr>
-            <w:r>
-              <w:rPr>
-                <w:rFonts w:ascii="Times New Roman" w:hAnsi="Times New Roman" w:cs="Times New Roman"/>
-                <w:sz w:val="20"/>
-                <w:szCs w:val="20"/>
-              </w:rPr>
-              <w:t>Num_CPU=8, Num_GPU=4</w:t>
+            <w:proofErr w:type="spellStart"/>
+            <w:r>
+              <w:rPr>
+                <w:rFonts w:ascii="Times New Roman" w:hAnsi="Times New Roman" w:cs="Times New Roman"/>
+                <w:sz w:val="20"/>
+                <w:szCs w:val="20"/>
+              </w:rPr>
+              <w:t>Num_CPU</w:t>
+            </w:r>
+            <w:proofErr w:type="spellEnd"/>
+            <w:r>
+              <w:rPr>
+                <w:rFonts w:ascii="Times New Roman" w:hAnsi="Times New Roman" w:cs="Times New Roman"/>
+                <w:sz w:val="20"/>
+                <w:szCs w:val="20"/>
+              </w:rPr>
+              <w:t xml:space="preserve">=8, </w:t>
+            </w:r>
+            <w:proofErr w:type="spellStart"/>
+            <w:r>
+              <w:rPr>
+                <w:rFonts w:ascii="Times New Roman" w:hAnsi="Times New Roman" w:cs="Times New Roman"/>
+                <w:sz w:val="20"/>
+                <w:szCs w:val="20"/>
+              </w:rPr>
+              <w:t>Num_GPU</w:t>
+            </w:r>
+            <w:proofErr w:type="spellEnd"/>
+            <w:r>
+              <w:rPr>
+                <w:rFonts w:ascii="Times New Roman" w:hAnsi="Times New Roman" w:cs="Times New Roman"/>
+                <w:sz w:val="20"/>
+                <w:szCs w:val="20"/>
+              </w:rPr>
+              <w:t>=4</w:t>
             </w:r>
           </w:p>
           <w:p>
@@ -17244,7 +16391,6 @@
                 <w:sz w:val="20"/>
                 <w:szCs w:val="20"/>
               </w:rPr>
-              <w:lastRenderedPageBreak/>
               <w:drawing>
                 <wp:inline distT="0" distB="0" distL="0" distR="0" wp14:anchorId="10934A46" wp14:editId="28E9CAA5">
                   <wp:extent cx="3240000" cy="1945798"/>
@@ -17301,13 +16447,41 @@
                 <w:szCs w:val="20"/>
               </w:rPr>
             </w:pPr>
-            <w:r>
-              <w:rPr>
-                <w:rFonts w:ascii="Times New Roman" w:hAnsi="Times New Roman" w:cs="Times New Roman"/>
-                <w:sz w:val="20"/>
-                <w:szCs w:val="20"/>
-              </w:rPr>
-              <w:t>Num_CPU=16, Num_GPU=4</w:t>
+            <w:proofErr w:type="spellStart"/>
+            <w:r>
+              <w:rPr>
+                <w:rFonts w:ascii="Times New Roman" w:hAnsi="Times New Roman" w:cs="Times New Roman"/>
+                <w:sz w:val="20"/>
+                <w:szCs w:val="20"/>
+              </w:rPr>
+              <w:t>Num_CPU</w:t>
+            </w:r>
+            <w:proofErr w:type="spellEnd"/>
+            <w:r>
+              <w:rPr>
+                <w:rFonts w:ascii="Times New Roman" w:hAnsi="Times New Roman" w:cs="Times New Roman"/>
+                <w:sz w:val="20"/>
+                <w:szCs w:val="20"/>
+              </w:rPr>
+              <w:t xml:space="preserve">=16, </w:t>
+            </w:r>
+            <w:proofErr w:type="spellStart"/>
+            <w:r>
+              <w:rPr>
+                <w:rFonts w:ascii="Times New Roman" w:hAnsi="Times New Roman" w:cs="Times New Roman"/>
+                <w:sz w:val="20"/>
+                <w:szCs w:val="20"/>
+              </w:rPr>
+              <w:t>Num_GPU</w:t>
+            </w:r>
+            <w:proofErr w:type="spellEnd"/>
+            <w:r>
+              <w:rPr>
+                <w:rFonts w:ascii="Times New Roman" w:hAnsi="Times New Roman" w:cs="Times New Roman"/>
+                <w:sz w:val="20"/>
+                <w:szCs w:val="20"/>
+              </w:rPr>
+              <w:t>=4</w:t>
             </w:r>
           </w:p>
           <w:p>
@@ -17397,13 +16571,41 @@
                 <w:szCs w:val="20"/>
               </w:rPr>
             </w:pPr>
-            <w:r>
-              <w:rPr>
-                <w:rFonts w:ascii="Times New Roman" w:hAnsi="Times New Roman" w:cs="Times New Roman"/>
-                <w:sz w:val="20"/>
-                <w:szCs w:val="20"/>
-              </w:rPr>
-              <w:t>Num_CPU=32, Num_GPU=8</w:t>
+            <w:proofErr w:type="spellStart"/>
+            <w:r>
+              <w:rPr>
+                <w:rFonts w:ascii="Times New Roman" w:hAnsi="Times New Roman" w:cs="Times New Roman"/>
+                <w:sz w:val="20"/>
+                <w:szCs w:val="20"/>
+              </w:rPr>
+              <w:t>Num_CPU</w:t>
+            </w:r>
+            <w:proofErr w:type="spellEnd"/>
+            <w:r>
+              <w:rPr>
+                <w:rFonts w:ascii="Times New Roman" w:hAnsi="Times New Roman" w:cs="Times New Roman"/>
+                <w:sz w:val="20"/>
+                <w:szCs w:val="20"/>
+              </w:rPr>
+              <w:t xml:space="preserve">=32, </w:t>
+            </w:r>
+            <w:proofErr w:type="spellStart"/>
+            <w:r>
+              <w:rPr>
+                <w:rFonts w:ascii="Times New Roman" w:hAnsi="Times New Roman" w:cs="Times New Roman"/>
+                <w:sz w:val="20"/>
+                <w:szCs w:val="20"/>
+              </w:rPr>
+              <w:t>Num_GPU</w:t>
+            </w:r>
+            <w:proofErr w:type="spellEnd"/>
+            <w:r>
+              <w:rPr>
+                <w:rFonts w:ascii="Times New Roman" w:hAnsi="Times New Roman" w:cs="Times New Roman"/>
+                <w:sz w:val="20"/>
+                <w:szCs w:val="20"/>
+              </w:rPr>
+              <w:t>=8</w:t>
             </w:r>
           </w:p>
           <w:p>
@@ -17496,13 +16698,41 @@
                 <w:szCs w:val="20"/>
               </w:rPr>
             </w:pPr>
-            <w:r>
-              <w:rPr>
-                <w:rFonts w:ascii="Times New Roman" w:hAnsi="Times New Roman" w:cs="Times New Roman"/>
-                <w:sz w:val="20"/>
-                <w:szCs w:val="20"/>
-              </w:rPr>
-              <w:t>Num_CPU=64, Num_GPU=8</w:t>
+            <w:proofErr w:type="spellStart"/>
+            <w:r>
+              <w:rPr>
+                <w:rFonts w:ascii="Times New Roman" w:hAnsi="Times New Roman" w:cs="Times New Roman"/>
+                <w:sz w:val="20"/>
+                <w:szCs w:val="20"/>
+              </w:rPr>
+              <w:t>Num_CPU</w:t>
+            </w:r>
+            <w:proofErr w:type="spellEnd"/>
+            <w:r>
+              <w:rPr>
+                <w:rFonts w:ascii="Times New Roman" w:hAnsi="Times New Roman" w:cs="Times New Roman"/>
+                <w:sz w:val="20"/>
+                <w:szCs w:val="20"/>
+              </w:rPr>
+              <w:t xml:space="preserve">=64, </w:t>
+            </w:r>
+            <w:proofErr w:type="spellStart"/>
+            <w:r>
+              <w:rPr>
+                <w:rFonts w:ascii="Times New Roman" w:hAnsi="Times New Roman" w:cs="Times New Roman"/>
+                <w:sz w:val="20"/>
+                <w:szCs w:val="20"/>
+              </w:rPr>
+              <w:t>Num_GPU</w:t>
+            </w:r>
+            <w:proofErr w:type="spellEnd"/>
+            <w:r>
+              <w:rPr>
+                <w:rFonts w:ascii="Times New Roman" w:hAnsi="Times New Roman" w:cs="Times New Roman"/>
+                <w:sz w:val="20"/>
+                <w:szCs w:val="20"/>
+              </w:rPr>
+              <w:t>=8</w:t>
             </w:r>
           </w:p>
         </w:tc>
@@ -17708,13 +16938,41 @@
                 <w:szCs w:val="20"/>
               </w:rPr>
             </w:pPr>
-            <w:r>
-              <w:rPr>
-                <w:rFonts w:ascii="Times New Roman" w:hAnsi="Times New Roman" w:cs="Times New Roman"/>
-                <w:sz w:val="20"/>
-                <w:szCs w:val="20"/>
-              </w:rPr>
-              <w:t>Num_CPU=4, Num_GPU=2</w:t>
+            <w:proofErr w:type="spellStart"/>
+            <w:r>
+              <w:rPr>
+                <w:rFonts w:ascii="Times New Roman" w:hAnsi="Times New Roman" w:cs="Times New Roman"/>
+                <w:sz w:val="20"/>
+                <w:szCs w:val="20"/>
+              </w:rPr>
+              <w:t>Num_CPU</w:t>
+            </w:r>
+            <w:proofErr w:type="spellEnd"/>
+            <w:r>
+              <w:rPr>
+                <w:rFonts w:ascii="Times New Roman" w:hAnsi="Times New Roman" w:cs="Times New Roman"/>
+                <w:sz w:val="20"/>
+                <w:szCs w:val="20"/>
+              </w:rPr>
+              <w:t xml:space="preserve">=4, </w:t>
+            </w:r>
+            <w:proofErr w:type="spellStart"/>
+            <w:r>
+              <w:rPr>
+                <w:rFonts w:ascii="Times New Roman" w:hAnsi="Times New Roman" w:cs="Times New Roman"/>
+                <w:sz w:val="20"/>
+                <w:szCs w:val="20"/>
+              </w:rPr>
+              <w:t>Num_GPU</w:t>
+            </w:r>
+            <w:proofErr w:type="spellEnd"/>
+            <w:r>
+              <w:rPr>
+                <w:rFonts w:ascii="Times New Roman" w:hAnsi="Times New Roman" w:cs="Times New Roman"/>
+                <w:sz w:val="20"/>
+                <w:szCs w:val="20"/>
+              </w:rPr>
+              <w:t>=2</w:t>
             </w:r>
           </w:p>
         </w:tc>
@@ -17828,13 +17086,41 @@
                 <w:szCs w:val="20"/>
               </w:rPr>
             </w:pPr>
-            <w:r>
-              <w:rPr>
-                <w:rFonts w:ascii="Times New Roman" w:hAnsi="Times New Roman" w:cs="Times New Roman"/>
-                <w:sz w:val="20"/>
-                <w:szCs w:val="20"/>
-              </w:rPr>
-              <w:t>Num_CPU=8, Num_GPU=4</w:t>
+            <w:proofErr w:type="spellStart"/>
+            <w:r>
+              <w:rPr>
+                <w:rFonts w:ascii="Times New Roman" w:hAnsi="Times New Roman" w:cs="Times New Roman"/>
+                <w:sz w:val="20"/>
+                <w:szCs w:val="20"/>
+              </w:rPr>
+              <w:t>Num_CPU</w:t>
+            </w:r>
+            <w:proofErr w:type="spellEnd"/>
+            <w:r>
+              <w:rPr>
+                <w:rFonts w:ascii="Times New Roman" w:hAnsi="Times New Roman" w:cs="Times New Roman"/>
+                <w:sz w:val="20"/>
+                <w:szCs w:val="20"/>
+              </w:rPr>
+              <w:t xml:space="preserve">=8, </w:t>
+            </w:r>
+            <w:proofErr w:type="spellStart"/>
+            <w:r>
+              <w:rPr>
+                <w:rFonts w:ascii="Times New Roman" w:hAnsi="Times New Roman" w:cs="Times New Roman"/>
+                <w:sz w:val="20"/>
+                <w:szCs w:val="20"/>
+              </w:rPr>
+              <w:t>Num_GPU</w:t>
+            </w:r>
+            <w:proofErr w:type="spellEnd"/>
+            <w:r>
+              <w:rPr>
+                <w:rFonts w:ascii="Times New Roman" w:hAnsi="Times New Roman" w:cs="Times New Roman"/>
+                <w:sz w:val="20"/>
+                <w:szCs w:val="20"/>
+              </w:rPr>
+              <w:t>=4</w:t>
             </w:r>
           </w:p>
         </w:tc>
@@ -17948,13 +17234,41 @@
                 <w:szCs w:val="20"/>
               </w:rPr>
             </w:pPr>
-            <w:r>
-              <w:rPr>
-                <w:rFonts w:ascii="Times New Roman" w:hAnsi="Times New Roman" w:cs="Times New Roman"/>
-                <w:sz w:val="20"/>
-                <w:szCs w:val="20"/>
-              </w:rPr>
-              <w:t>Num_CPU=16, Num_GPU=4</w:t>
+            <w:proofErr w:type="spellStart"/>
+            <w:r>
+              <w:rPr>
+                <w:rFonts w:ascii="Times New Roman" w:hAnsi="Times New Roman" w:cs="Times New Roman"/>
+                <w:sz w:val="20"/>
+                <w:szCs w:val="20"/>
+              </w:rPr>
+              <w:t>Num_CPU</w:t>
+            </w:r>
+            <w:proofErr w:type="spellEnd"/>
+            <w:r>
+              <w:rPr>
+                <w:rFonts w:ascii="Times New Roman" w:hAnsi="Times New Roman" w:cs="Times New Roman"/>
+                <w:sz w:val="20"/>
+                <w:szCs w:val="20"/>
+              </w:rPr>
+              <w:t xml:space="preserve">=16, </w:t>
+            </w:r>
+            <w:proofErr w:type="spellStart"/>
+            <w:r>
+              <w:rPr>
+                <w:rFonts w:ascii="Times New Roman" w:hAnsi="Times New Roman" w:cs="Times New Roman"/>
+                <w:sz w:val="20"/>
+                <w:szCs w:val="20"/>
+              </w:rPr>
+              <w:t>Num_GPU</w:t>
+            </w:r>
+            <w:proofErr w:type="spellEnd"/>
+            <w:r>
+              <w:rPr>
+                <w:rFonts w:ascii="Times New Roman" w:hAnsi="Times New Roman" w:cs="Times New Roman"/>
+                <w:sz w:val="20"/>
+                <w:szCs w:val="20"/>
+              </w:rPr>
+              <w:t>=4</w:t>
             </w:r>
           </w:p>
         </w:tc>
@@ -18068,13 +17382,41 @@
                 <w:szCs w:val="20"/>
               </w:rPr>
             </w:pPr>
-            <w:r>
-              <w:rPr>
-                <w:rFonts w:ascii="Times New Roman" w:hAnsi="Times New Roman" w:cs="Times New Roman"/>
-                <w:sz w:val="20"/>
-                <w:szCs w:val="20"/>
-              </w:rPr>
-              <w:t>Num_CPU=32, Num_GPU=8</w:t>
+            <w:proofErr w:type="spellStart"/>
+            <w:r>
+              <w:rPr>
+                <w:rFonts w:ascii="Times New Roman" w:hAnsi="Times New Roman" w:cs="Times New Roman"/>
+                <w:sz w:val="20"/>
+                <w:szCs w:val="20"/>
+              </w:rPr>
+              <w:t>Num_CPU</w:t>
+            </w:r>
+            <w:proofErr w:type="spellEnd"/>
+            <w:r>
+              <w:rPr>
+                <w:rFonts w:ascii="Times New Roman" w:hAnsi="Times New Roman" w:cs="Times New Roman"/>
+                <w:sz w:val="20"/>
+                <w:szCs w:val="20"/>
+              </w:rPr>
+              <w:t xml:space="preserve">=32, </w:t>
+            </w:r>
+            <w:proofErr w:type="spellStart"/>
+            <w:r>
+              <w:rPr>
+                <w:rFonts w:ascii="Times New Roman" w:hAnsi="Times New Roman" w:cs="Times New Roman"/>
+                <w:sz w:val="20"/>
+                <w:szCs w:val="20"/>
+              </w:rPr>
+              <w:t>Num_GPU</w:t>
+            </w:r>
+            <w:proofErr w:type="spellEnd"/>
+            <w:r>
+              <w:rPr>
+                <w:rFonts w:ascii="Times New Roman" w:hAnsi="Times New Roman" w:cs="Times New Roman"/>
+                <w:sz w:val="20"/>
+                <w:szCs w:val="20"/>
+              </w:rPr>
+              <w:t>=8</w:t>
             </w:r>
           </w:p>
         </w:tc>
@@ -18188,13 +17530,41 @@
                 <w:szCs w:val="20"/>
               </w:rPr>
             </w:pPr>
-            <w:r>
-              <w:rPr>
-                <w:rFonts w:ascii="Times New Roman" w:hAnsi="Times New Roman" w:cs="Times New Roman"/>
-                <w:sz w:val="20"/>
-                <w:szCs w:val="20"/>
-              </w:rPr>
-              <w:t>Num_CPU=64, Num_GPU=8</w:t>
+            <w:proofErr w:type="spellStart"/>
+            <w:r>
+              <w:rPr>
+                <w:rFonts w:ascii="Times New Roman" w:hAnsi="Times New Roman" w:cs="Times New Roman"/>
+                <w:sz w:val="20"/>
+                <w:szCs w:val="20"/>
+              </w:rPr>
+              <w:t>Num_CPU</w:t>
+            </w:r>
+            <w:proofErr w:type="spellEnd"/>
+            <w:r>
+              <w:rPr>
+                <w:rFonts w:ascii="Times New Roman" w:hAnsi="Times New Roman" w:cs="Times New Roman"/>
+                <w:sz w:val="20"/>
+                <w:szCs w:val="20"/>
+              </w:rPr>
+              <w:t xml:space="preserve">=64, </w:t>
+            </w:r>
+            <w:proofErr w:type="spellStart"/>
+            <w:r>
+              <w:rPr>
+                <w:rFonts w:ascii="Times New Roman" w:hAnsi="Times New Roman" w:cs="Times New Roman"/>
+                <w:sz w:val="20"/>
+                <w:szCs w:val="20"/>
+              </w:rPr>
+              <w:t>Num_GPU</w:t>
+            </w:r>
+            <w:proofErr w:type="spellEnd"/>
+            <w:r>
+              <w:rPr>
+                <w:rFonts w:ascii="Times New Roman" w:hAnsi="Times New Roman" w:cs="Times New Roman"/>
+                <w:sz w:val="20"/>
+                <w:szCs w:val="20"/>
+              </w:rPr>
+              <w:t>=8</w:t>
             </w:r>
           </w:p>
         </w:tc>
@@ -18596,142 +17966,6 @@
         </w:tc>
       </w:tr>
     </w:tbl>
-    <w:p>
-      <w:pPr>
-        <w:rPr>
-          <w:rFonts w:ascii="Times New Roman" w:hAnsi="Times New Roman" w:cs="Times New Roman"/>
-          <w:sz w:val="20"/>
-          <w:szCs w:val="20"/>
-        </w:rPr>
-      </w:pPr>
-    </w:p>
-    <w:p>
-      <w:pPr>
-        <w:rPr>
-          <w:rFonts w:ascii="Times New Roman" w:hAnsi="Times New Roman" w:cs="Times New Roman"/>
-          <w:sz w:val="20"/>
-          <w:szCs w:val="20"/>
-        </w:rPr>
-      </w:pPr>
-      <w:bookmarkStart w:id="7" w:name="_Hlk209176465"/>
-      <w:r>
-        <w:rPr>
-          <w:rFonts w:ascii="Times New Roman" w:hAnsi="Times New Roman" w:cs="Times New Roman"/>
-          <w:sz w:val="20"/>
-          <w:szCs w:val="20"/>
-        </w:rPr>
-        <w:t>The overall evaluation results indicate that the performance of the proposed approach is more noticeable when the number of parallel executing tasks is high (high parallelism), especially in the case of using more computing elements (CPUs and GPUs).</w:t>
-      </w:r>
-      <w:r>
-        <w:rPr>
-          <w:rFonts w:ascii="Times New Roman" w:hAnsi="Times New Roman" w:cs="Times New Roman"/>
-          <w:sz w:val="20"/>
-          <w:szCs w:val="20"/>
-        </w:rPr>
-        <w:t xml:space="preserve"> </w:t>
-      </w:r>
-      <w:r>
-        <w:rPr>
-          <w:rFonts w:ascii="Times New Roman" w:hAnsi="Times New Roman" w:cs="Times New Roman"/>
-          <w:sz w:val="20"/>
-          <w:szCs w:val="20"/>
-        </w:rPr>
-        <w:t>The reason are that (i) the most appropriate tasks can be selected using the algorithms used for task and local queue selection</w:t>
-      </w:r>
-      <w:r>
-        <w:rPr>
-          <w:rFonts w:ascii="Times New Roman" w:hAnsi="Times New Roman" w:cs="Times New Roman"/>
-          <w:sz w:val="20"/>
-          <w:szCs w:val="20"/>
-        </w:rPr>
-        <w:t>s</w:t>
-      </w:r>
-      <w:r>
-        <w:rPr>
-          <w:rFonts w:ascii="Times New Roman" w:hAnsi="Times New Roman" w:cs="Times New Roman"/>
-          <w:sz w:val="20"/>
-          <w:szCs w:val="20"/>
-        </w:rPr>
-        <w:t>, where tasks with shorter execution time or tasks with more outgoing tasks are selected, which increase</w:t>
-      </w:r>
-      <w:r>
-        <w:rPr>
-          <w:rFonts w:ascii="Times New Roman" w:hAnsi="Times New Roman" w:cs="Times New Roman"/>
-          <w:sz w:val="20"/>
-          <w:szCs w:val="20"/>
-        </w:rPr>
-        <w:t>s</w:t>
-      </w:r>
-      <w:r>
-        <w:rPr>
-          <w:rFonts w:ascii="Times New Roman" w:hAnsi="Times New Roman" w:cs="Times New Roman"/>
-          <w:sz w:val="20"/>
-          <w:szCs w:val="20"/>
-        </w:rPr>
-        <w:t xml:space="preserve"> the number of ready tasks </w:t>
-      </w:r>
-      <w:r>
-        <w:rPr>
-          <w:rFonts w:ascii="Times New Roman" w:hAnsi="Times New Roman" w:cs="Times New Roman"/>
-          <w:sz w:val="20"/>
-          <w:szCs w:val="20"/>
-        </w:rPr>
-        <w:t xml:space="preserve">by meeting their input data dependencies, and (ii) the most suitable local queues are selected for tasks, which include the </w:t>
-      </w:r>
-      <w:r>
-        <w:rPr>
-          <w:rFonts w:ascii="Times New Roman" w:hAnsi="Times New Roman" w:cs="Times New Roman"/>
-          <w:sz w:val="20"/>
-          <w:szCs w:val="20"/>
-        </w:rPr>
-        <w:t>shortest</w:t>
-      </w:r>
-      <w:r>
-        <w:rPr>
-          <w:rFonts w:ascii="Times New Roman" w:hAnsi="Times New Roman" w:cs="Times New Roman"/>
-          <w:sz w:val="20"/>
-          <w:szCs w:val="20"/>
-        </w:rPr>
-        <w:t xml:space="preserve"> total execution time, improving the parallel execution of  tasks using many resources and therefore reducing the response time and its variability.</w:t>
-      </w:r>
-      <w:bookmarkEnd w:id="7"/>
-    </w:p>
-    <w:p>
-      <w:pPr>
-        <w:rPr>
-          <w:rFonts w:ascii="Times New Roman" w:hAnsi="Times New Roman" w:cs="Times New Roman"/>
-          <w:sz w:val="20"/>
-          <w:szCs w:val="20"/>
-        </w:rPr>
-      </w:pPr>
-    </w:p>
-    <w:p>
-      <w:pPr>
-        <w:rPr>
-          <w:rFonts w:ascii="Times New Roman" w:hAnsi="Times New Roman" w:cs="Times New Roman"/>
-          <w:sz w:val="20"/>
-          <w:szCs w:val="20"/>
-        </w:rPr>
-      </w:pPr>
-    </w:p>
-    <w:p>
-      <w:pPr>
-        <w:rPr>
-          <w:rFonts w:ascii="Times New Roman" w:hAnsi="Times New Roman" w:cs="Times New Roman"/>
-          <w:sz w:val="20"/>
-          <w:szCs w:val="20"/>
-        </w:rPr>
-      </w:pPr>
-    </w:p>
-    <w:p>
-      <w:pPr>
-        <w:rPr>
-          <w:rFonts w:ascii="Times New Roman" w:hAnsi="Times New Roman" w:cs="Times New Roman"/>
-          <w:sz w:val="20"/>
-          <w:szCs w:val="20"/>
-        </w:rPr>
-      </w:pPr>
-    </w:p>
     <w:p>
       <w:pPr>
         <w:rPr>
@@ -18999,13 +18233,41 @@
                 <w:szCs w:val="20"/>
               </w:rPr>
             </w:pPr>
-            <w:r>
-              <w:rPr>
-                <w:rFonts w:ascii="Times New Roman" w:hAnsi="Times New Roman" w:cs="Times New Roman"/>
-                <w:sz w:val="20"/>
-                <w:szCs w:val="20"/>
-              </w:rPr>
-              <w:t>Num_CPU=4, Num_GPU=2</w:t>
+            <w:proofErr w:type="spellStart"/>
+            <w:r>
+              <w:rPr>
+                <w:rFonts w:ascii="Times New Roman" w:hAnsi="Times New Roman" w:cs="Times New Roman"/>
+                <w:sz w:val="20"/>
+                <w:szCs w:val="20"/>
+              </w:rPr>
+              <w:t>Num_CPU</w:t>
+            </w:r>
+            <w:proofErr w:type="spellEnd"/>
+            <w:r>
+              <w:rPr>
+                <w:rFonts w:ascii="Times New Roman" w:hAnsi="Times New Roman" w:cs="Times New Roman"/>
+                <w:sz w:val="20"/>
+                <w:szCs w:val="20"/>
+              </w:rPr>
+              <w:t xml:space="preserve">=4, </w:t>
+            </w:r>
+            <w:proofErr w:type="spellStart"/>
+            <w:r>
+              <w:rPr>
+                <w:rFonts w:ascii="Times New Roman" w:hAnsi="Times New Roman" w:cs="Times New Roman"/>
+                <w:sz w:val="20"/>
+                <w:szCs w:val="20"/>
+              </w:rPr>
+              <w:t>Num_GPU</w:t>
+            </w:r>
+            <w:proofErr w:type="spellEnd"/>
+            <w:r>
+              <w:rPr>
+                <w:rFonts w:ascii="Times New Roman" w:hAnsi="Times New Roman" w:cs="Times New Roman"/>
+                <w:sz w:val="20"/>
+                <w:szCs w:val="20"/>
+              </w:rPr>
+              <w:t>=2</w:t>
             </w:r>
           </w:p>
           <w:p>
@@ -19095,13 +18357,41 @@
                 <w:szCs w:val="20"/>
               </w:rPr>
             </w:pPr>
-            <w:r>
-              <w:rPr>
-                <w:rFonts w:ascii="Times New Roman" w:hAnsi="Times New Roman" w:cs="Times New Roman"/>
-                <w:sz w:val="20"/>
-                <w:szCs w:val="20"/>
-              </w:rPr>
-              <w:t>Num_CPU=8, Num_GPU=4</w:t>
+            <w:proofErr w:type="spellStart"/>
+            <w:r>
+              <w:rPr>
+                <w:rFonts w:ascii="Times New Roman" w:hAnsi="Times New Roman" w:cs="Times New Roman"/>
+                <w:sz w:val="20"/>
+                <w:szCs w:val="20"/>
+              </w:rPr>
+              <w:t>Num_CPU</w:t>
+            </w:r>
+            <w:proofErr w:type="spellEnd"/>
+            <w:r>
+              <w:rPr>
+                <w:rFonts w:ascii="Times New Roman" w:hAnsi="Times New Roman" w:cs="Times New Roman"/>
+                <w:sz w:val="20"/>
+                <w:szCs w:val="20"/>
+              </w:rPr>
+              <w:t xml:space="preserve">=8, </w:t>
+            </w:r>
+            <w:proofErr w:type="spellStart"/>
+            <w:r>
+              <w:rPr>
+                <w:rFonts w:ascii="Times New Roman" w:hAnsi="Times New Roman" w:cs="Times New Roman"/>
+                <w:sz w:val="20"/>
+                <w:szCs w:val="20"/>
+              </w:rPr>
+              <w:t>Num_GPU</w:t>
+            </w:r>
+            <w:proofErr w:type="spellEnd"/>
+            <w:r>
+              <w:rPr>
+                <w:rFonts w:ascii="Times New Roman" w:hAnsi="Times New Roman" w:cs="Times New Roman"/>
+                <w:sz w:val="20"/>
+                <w:szCs w:val="20"/>
+              </w:rPr>
+              <w:t>=4</w:t>
             </w:r>
           </w:p>
           <w:p>
@@ -19193,13 +18483,41 @@
                 <w:szCs w:val="20"/>
               </w:rPr>
             </w:pPr>
-            <w:r>
-              <w:rPr>
-                <w:rFonts w:ascii="Times New Roman" w:hAnsi="Times New Roman" w:cs="Times New Roman"/>
-                <w:sz w:val="20"/>
-                <w:szCs w:val="20"/>
-              </w:rPr>
-              <w:t>Num_CPU=16, Num_GPU=4</w:t>
+            <w:proofErr w:type="spellStart"/>
+            <w:r>
+              <w:rPr>
+                <w:rFonts w:ascii="Times New Roman" w:hAnsi="Times New Roman" w:cs="Times New Roman"/>
+                <w:sz w:val="20"/>
+                <w:szCs w:val="20"/>
+              </w:rPr>
+              <w:t>Num_CPU</w:t>
+            </w:r>
+            <w:proofErr w:type="spellEnd"/>
+            <w:r>
+              <w:rPr>
+                <w:rFonts w:ascii="Times New Roman" w:hAnsi="Times New Roman" w:cs="Times New Roman"/>
+                <w:sz w:val="20"/>
+                <w:szCs w:val="20"/>
+              </w:rPr>
+              <w:t xml:space="preserve">=16, </w:t>
+            </w:r>
+            <w:proofErr w:type="spellStart"/>
+            <w:r>
+              <w:rPr>
+                <w:rFonts w:ascii="Times New Roman" w:hAnsi="Times New Roman" w:cs="Times New Roman"/>
+                <w:sz w:val="20"/>
+                <w:szCs w:val="20"/>
+              </w:rPr>
+              <w:t>Num_GPU</w:t>
+            </w:r>
+            <w:proofErr w:type="spellEnd"/>
+            <w:r>
+              <w:rPr>
+                <w:rFonts w:ascii="Times New Roman" w:hAnsi="Times New Roman" w:cs="Times New Roman"/>
+                <w:sz w:val="20"/>
+                <w:szCs w:val="20"/>
+              </w:rPr>
+              <w:t>=4</w:t>
             </w:r>
           </w:p>
           <w:p>
@@ -19289,13 +18607,41 @@
                 <w:szCs w:val="20"/>
               </w:rPr>
             </w:pPr>
-            <w:r>
-              <w:rPr>
-                <w:rFonts w:ascii="Times New Roman" w:hAnsi="Times New Roman" w:cs="Times New Roman"/>
-                <w:sz w:val="20"/>
-                <w:szCs w:val="20"/>
-              </w:rPr>
-              <w:t>Num_CPU=32, Num_GPU=8</w:t>
+            <w:proofErr w:type="spellStart"/>
+            <w:r>
+              <w:rPr>
+                <w:rFonts w:ascii="Times New Roman" w:hAnsi="Times New Roman" w:cs="Times New Roman"/>
+                <w:sz w:val="20"/>
+                <w:szCs w:val="20"/>
+              </w:rPr>
+              <w:t>Num_CPU</w:t>
+            </w:r>
+            <w:proofErr w:type="spellEnd"/>
+            <w:r>
+              <w:rPr>
+                <w:rFonts w:ascii="Times New Roman" w:hAnsi="Times New Roman" w:cs="Times New Roman"/>
+                <w:sz w:val="20"/>
+                <w:szCs w:val="20"/>
+              </w:rPr>
+              <w:t xml:space="preserve">=32, </w:t>
+            </w:r>
+            <w:proofErr w:type="spellStart"/>
+            <w:r>
+              <w:rPr>
+                <w:rFonts w:ascii="Times New Roman" w:hAnsi="Times New Roman" w:cs="Times New Roman"/>
+                <w:sz w:val="20"/>
+                <w:szCs w:val="20"/>
+              </w:rPr>
+              <w:t>Num_GPU</w:t>
+            </w:r>
+            <w:proofErr w:type="spellEnd"/>
+            <w:r>
+              <w:rPr>
+                <w:rFonts w:ascii="Times New Roman" w:hAnsi="Times New Roman" w:cs="Times New Roman"/>
+                <w:sz w:val="20"/>
+                <w:szCs w:val="20"/>
+              </w:rPr>
+              <w:t>=8</w:t>
             </w:r>
           </w:p>
           <w:p>
@@ -19388,13 +18734,41 @@
                 <w:szCs w:val="20"/>
               </w:rPr>
             </w:pPr>
-            <w:r>
-              <w:rPr>
-                <w:rFonts w:ascii="Times New Roman" w:hAnsi="Times New Roman" w:cs="Times New Roman"/>
-                <w:sz w:val="20"/>
-                <w:szCs w:val="20"/>
-              </w:rPr>
-              <w:t>Num_CPU=64, Num_GPU=8</w:t>
+            <w:proofErr w:type="spellStart"/>
+            <w:r>
+              <w:rPr>
+                <w:rFonts w:ascii="Times New Roman" w:hAnsi="Times New Roman" w:cs="Times New Roman"/>
+                <w:sz w:val="20"/>
+                <w:szCs w:val="20"/>
+              </w:rPr>
+              <w:t>Num_CPU</w:t>
+            </w:r>
+            <w:proofErr w:type="spellEnd"/>
+            <w:r>
+              <w:rPr>
+                <w:rFonts w:ascii="Times New Roman" w:hAnsi="Times New Roman" w:cs="Times New Roman"/>
+                <w:sz w:val="20"/>
+                <w:szCs w:val="20"/>
+              </w:rPr>
+              <w:t xml:space="preserve">=64, </w:t>
+            </w:r>
+            <w:proofErr w:type="spellStart"/>
+            <w:r>
+              <w:rPr>
+                <w:rFonts w:ascii="Times New Roman" w:hAnsi="Times New Roman" w:cs="Times New Roman"/>
+                <w:sz w:val="20"/>
+                <w:szCs w:val="20"/>
+              </w:rPr>
+              <w:t>Num_GPU</w:t>
+            </w:r>
+            <w:proofErr w:type="spellEnd"/>
+            <w:r>
+              <w:rPr>
+                <w:rFonts w:ascii="Times New Roman" w:hAnsi="Times New Roman" w:cs="Times New Roman"/>
+                <w:sz w:val="20"/>
+                <w:szCs w:val="20"/>
+              </w:rPr>
+              <w:t>=8</w:t>
             </w:r>
           </w:p>
         </w:tc>
@@ -19602,13 +18976,41 @@
                 <w:szCs w:val="20"/>
               </w:rPr>
             </w:pPr>
-            <w:r>
-              <w:rPr>
-                <w:rFonts w:ascii="Times New Roman" w:hAnsi="Times New Roman" w:cs="Times New Roman"/>
-                <w:sz w:val="20"/>
-                <w:szCs w:val="20"/>
-              </w:rPr>
-              <w:t>Num_CPU=4, Num_GPU=2</w:t>
+            <w:proofErr w:type="spellStart"/>
+            <w:r>
+              <w:rPr>
+                <w:rFonts w:ascii="Times New Roman" w:hAnsi="Times New Roman" w:cs="Times New Roman"/>
+                <w:sz w:val="20"/>
+                <w:szCs w:val="20"/>
+              </w:rPr>
+              <w:t>Num_CPU</w:t>
+            </w:r>
+            <w:proofErr w:type="spellEnd"/>
+            <w:r>
+              <w:rPr>
+                <w:rFonts w:ascii="Times New Roman" w:hAnsi="Times New Roman" w:cs="Times New Roman"/>
+                <w:sz w:val="20"/>
+                <w:szCs w:val="20"/>
+              </w:rPr>
+              <w:t xml:space="preserve">=4, </w:t>
+            </w:r>
+            <w:proofErr w:type="spellStart"/>
+            <w:r>
+              <w:rPr>
+                <w:rFonts w:ascii="Times New Roman" w:hAnsi="Times New Roman" w:cs="Times New Roman"/>
+                <w:sz w:val="20"/>
+                <w:szCs w:val="20"/>
+              </w:rPr>
+              <w:t>Num_GPU</w:t>
+            </w:r>
+            <w:proofErr w:type="spellEnd"/>
+            <w:r>
+              <w:rPr>
+                <w:rFonts w:ascii="Times New Roman" w:hAnsi="Times New Roman" w:cs="Times New Roman"/>
+                <w:sz w:val="20"/>
+                <w:szCs w:val="20"/>
+              </w:rPr>
+              <w:t>=2</w:t>
             </w:r>
           </w:p>
         </w:tc>
@@ -19722,13 +19124,41 @@
                 <w:szCs w:val="20"/>
               </w:rPr>
             </w:pPr>
-            <w:r>
-              <w:rPr>
-                <w:rFonts w:ascii="Times New Roman" w:hAnsi="Times New Roman" w:cs="Times New Roman"/>
-                <w:sz w:val="20"/>
-                <w:szCs w:val="20"/>
-              </w:rPr>
-              <w:t>Num_CPU=8, Num_GPU=4</w:t>
+            <w:proofErr w:type="spellStart"/>
+            <w:r>
+              <w:rPr>
+                <w:rFonts w:ascii="Times New Roman" w:hAnsi="Times New Roman" w:cs="Times New Roman"/>
+                <w:sz w:val="20"/>
+                <w:szCs w:val="20"/>
+              </w:rPr>
+              <w:t>Num_CPU</w:t>
+            </w:r>
+            <w:proofErr w:type="spellEnd"/>
+            <w:r>
+              <w:rPr>
+                <w:rFonts w:ascii="Times New Roman" w:hAnsi="Times New Roman" w:cs="Times New Roman"/>
+                <w:sz w:val="20"/>
+                <w:szCs w:val="20"/>
+              </w:rPr>
+              <w:t xml:space="preserve">=8, </w:t>
+            </w:r>
+            <w:proofErr w:type="spellStart"/>
+            <w:r>
+              <w:rPr>
+                <w:rFonts w:ascii="Times New Roman" w:hAnsi="Times New Roman" w:cs="Times New Roman"/>
+                <w:sz w:val="20"/>
+                <w:szCs w:val="20"/>
+              </w:rPr>
+              <w:t>Num_GPU</w:t>
+            </w:r>
+            <w:proofErr w:type="spellEnd"/>
+            <w:r>
+              <w:rPr>
+                <w:rFonts w:ascii="Times New Roman" w:hAnsi="Times New Roman" w:cs="Times New Roman"/>
+                <w:sz w:val="20"/>
+                <w:szCs w:val="20"/>
+              </w:rPr>
+              <w:t>=4</w:t>
             </w:r>
           </w:p>
         </w:tc>
@@ -19842,13 +19272,41 @@
                 <w:szCs w:val="20"/>
               </w:rPr>
             </w:pPr>
-            <w:r>
-              <w:rPr>
-                <w:rFonts w:ascii="Times New Roman" w:hAnsi="Times New Roman" w:cs="Times New Roman"/>
-                <w:sz w:val="20"/>
-                <w:szCs w:val="20"/>
-              </w:rPr>
-              <w:t>Num_CPU=16, Num_GPU=4</w:t>
+            <w:proofErr w:type="spellStart"/>
+            <w:r>
+              <w:rPr>
+                <w:rFonts w:ascii="Times New Roman" w:hAnsi="Times New Roman" w:cs="Times New Roman"/>
+                <w:sz w:val="20"/>
+                <w:szCs w:val="20"/>
+              </w:rPr>
+              <w:t>Num_CPU</w:t>
+            </w:r>
+            <w:proofErr w:type="spellEnd"/>
+            <w:r>
+              <w:rPr>
+                <w:rFonts w:ascii="Times New Roman" w:hAnsi="Times New Roman" w:cs="Times New Roman"/>
+                <w:sz w:val="20"/>
+                <w:szCs w:val="20"/>
+              </w:rPr>
+              <w:t xml:space="preserve">=16, </w:t>
+            </w:r>
+            <w:proofErr w:type="spellStart"/>
+            <w:r>
+              <w:rPr>
+                <w:rFonts w:ascii="Times New Roman" w:hAnsi="Times New Roman" w:cs="Times New Roman"/>
+                <w:sz w:val="20"/>
+                <w:szCs w:val="20"/>
+              </w:rPr>
+              <w:t>Num_GPU</w:t>
+            </w:r>
+            <w:proofErr w:type="spellEnd"/>
+            <w:r>
+              <w:rPr>
+                <w:rFonts w:ascii="Times New Roman" w:hAnsi="Times New Roman" w:cs="Times New Roman"/>
+                <w:sz w:val="20"/>
+                <w:szCs w:val="20"/>
+              </w:rPr>
+              <w:t>=4</w:t>
             </w:r>
           </w:p>
         </w:tc>
@@ -19962,13 +19420,41 @@
                 <w:szCs w:val="20"/>
               </w:rPr>
             </w:pPr>
-            <w:r>
-              <w:rPr>
-                <w:rFonts w:ascii="Times New Roman" w:hAnsi="Times New Roman" w:cs="Times New Roman"/>
-                <w:sz w:val="20"/>
-                <w:szCs w:val="20"/>
-              </w:rPr>
-              <w:t>Num_CPU=32, Num_GPU=8</w:t>
+            <w:proofErr w:type="spellStart"/>
+            <w:r>
+              <w:rPr>
+                <w:rFonts w:ascii="Times New Roman" w:hAnsi="Times New Roman" w:cs="Times New Roman"/>
+                <w:sz w:val="20"/>
+                <w:szCs w:val="20"/>
+              </w:rPr>
+              <w:t>Num_CPU</w:t>
+            </w:r>
+            <w:proofErr w:type="spellEnd"/>
+            <w:r>
+              <w:rPr>
+                <w:rFonts w:ascii="Times New Roman" w:hAnsi="Times New Roman" w:cs="Times New Roman"/>
+                <w:sz w:val="20"/>
+                <w:szCs w:val="20"/>
+              </w:rPr>
+              <w:t xml:space="preserve">=32, </w:t>
+            </w:r>
+            <w:proofErr w:type="spellStart"/>
+            <w:r>
+              <w:rPr>
+                <w:rFonts w:ascii="Times New Roman" w:hAnsi="Times New Roman" w:cs="Times New Roman"/>
+                <w:sz w:val="20"/>
+                <w:szCs w:val="20"/>
+              </w:rPr>
+              <w:t>Num_GPU</w:t>
+            </w:r>
+            <w:proofErr w:type="spellEnd"/>
+            <w:r>
+              <w:rPr>
+                <w:rFonts w:ascii="Times New Roman" w:hAnsi="Times New Roman" w:cs="Times New Roman"/>
+                <w:sz w:val="20"/>
+                <w:szCs w:val="20"/>
+              </w:rPr>
+              <w:t>=8</w:t>
             </w:r>
           </w:p>
         </w:tc>
@@ -20082,13 +19568,41 @@
                 <w:szCs w:val="20"/>
               </w:rPr>
             </w:pPr>
-            <w:r>
-              <w:rPr>
-                <w:rFonts w:ascii="Times New Roman" w:hAnsi="Times New Roman" w:cs="Times New Roman"/>
-                <w:sz w:val="20"/>
-                <w:szCs w:val="20"/>
-              </w:rPr>
-              <w:t>Num_CPU=64, Num_GPU=8</w:t>
+            <w:proofErr w:type="spellStart"/>
+            <w:r>
+              <w:rPr>
+                <w:rFonts w:ascii="Times New Roman" w:hAnsi="Times New Roman" w:cs="Times New Roman"/>
+                <w:sz w:val="20"/>
+                <w:szCs w:val="20"/>
+              </w:rPr>
+              <w:t>Num_CPU</w:t>
+            </w:r>
+            <w:proofErr w:type="spellEnd"/>
+            <w:r>
+              <w:rPr>
+                <w:rFonts w:ascii="Times New Roman" w:hAnsi="Times New Roman" w:cs="Times New Roman"/>
+                <w:sz w:val="20"/>
+                <w:szCs w:val="20"/>
+              </w:rPr>
+              <w:t xml:space="preserve">=64, </w:t>
+            </w:r>
+            <w:proofErr w:type="spellStart"/>
+            <w:r>
+              <w:rPr>
+                <w:rFonts w:ascii="Times New Roman" w:hAnsi="Times New Roman" w:cs="Times New Roman"/>
+                <w:sz w:val="20"/>
+                <w:szCs w:val="20"/>
+              </w:rPr>
+              <w:t>Num_GPU</w:t>
+            </w:r>
+            <w:proofErr w:type="spellEnd"/>
+            <w:r>
+              <w:rPr>
+                <w:rFonts w:ascii="Times New Roman" w:hAnsi="Times New Roman" w:cs="Times New Roman"/>
+                <w:sz w:val="20"/>
+                <w:szCs w:val="20"/>
+              </w:rPr>
+              <w:t>=8</w:t>
             </w:r>
           </w:p>
         </w:tc>
@@ -20680,13 +20194,41 @@
                 <w:szCs w:val="20"/>
               </w:rPr>
             </w:pPr>
-            <w:r>
-              <w:rPr>
-                <w:rFonts w:ascii="Times New Roman" w:hAnsi="Times New Roman" w:cs="Times New Roman"/>
-                <w:sz w:val="20"/>
-                <w:szCs w:val="20"/>
-              </w:rPr>
-              <w:t>Num_CPU=4, Num_GPU=2</w:t>
+            <w:proofErr w:type="spellStart"/>
+            <w:r>
+              <w:rPr>
+                <w:rFonts w:ascii="Times New Roman" w:hAnsi="Times New Roman" w:cs="Times New Roman"/>
+                <w:sz w:val="20"/>
+                <w:szCs w:val="20"/>
+              </w:rPr>
+              <w:t>Num_CPU</w:t>
+            </w:r>
+            <w:proofErr w:type="spellEnd"/>
+            <w:r>
+              <w:rPr>
+                <w:rFonts w:ascii="Times New Roman" w:hAnsi="Times New Roman" w:cs="Times New Roman"/>
+                <w:sz w:val="20"/>
+                <w:szCs w:val="20"/>
+              </w:rPr>
+              <w:t xml:space="preserve">=4, </w:t>
+            </w:r>
+            <w:proofErr w:type="spellStart"/>
+            <w:r>
+              <w:rPr>
+                <w:rFonts w:ascii="Times New Roman" w:hAnsi="Times New Roman" w:cs="Times New Roman"/>
+                <w:sz w:val="20"/>
+                <w:szCs w:val="20"/>
+              </w:rPr>
+              <w:t>Num_GPU</w:t>
+            </w:r>
+            <w:proofErr w:type="spellEnd"/>
+            <w:r>
+              <w:rPr>
+                <w:rFonts w:ascii="Times New Roman" w:hAnsi="Times New Roman" w:cs="Times New Roman"/>
+                <w:sz w:val="20"/>
+                <w:szCs w:val="20"/>
+              </w:rPr>
+              <w:t>=2</w:t>
             </w:r>
           </w:p>
         </w:tc>
@@ -20766,13 +20308,41 @@
                 <w:szCs w:val="20"/>
               </w:rPr>
             </w:pPr>
-            <w:r>
-              <w:rPr>
-                <w:rFonts w:ascii="Times New Roman" w:hAnsi="Times New Roman" w:cs="Times New Roman"/>
-                <w:sz w:val="20"/>
-                <w:szCs w:val="20"/>
-              </w:rPr>
-              <w:t>Num_CPU=8, Num_GPU=4</w:t>
+            <w:proofErr w:type="spellStart"/>
+            <w:r>
+              <w:rPr>
+                <w:rFonts w:ascii="Times New Roman" w:hAnsi="Times New Roman" w:cs="Times New Roman"/>
+                <w:sz w:val="20"/>
+                <w:szCs w:val="20"/>
+              </w:rPr>
+              <w:t>Num_CPU</w:t>
+            </w:r>
+            <w:proofErr w:type="spellEnd"/>
+            <w:r>
+              <w:rPr>
+                <w:rFonts w:ascii="Times New Roman" w:hAnsi="Times New Roman" w:cs="Times New Roman"/>
+                <w:sz w:val="20"/>
+                <w:szCs w:val="20"/>
+              </w:rPr>
+              <w:t xml:space="preserve">=8, </w:t>
+            </w:r>
+            <w:proofErr w:type="spellStart"/>
+            <w:r>
+              <w:rPr>
+                <w:rFonts w:ascii="Times New Roman" w:hAnsi="Times New Roman" w:cs="Times New Roman"/>
+                <w:sz w:val="20"/>
+                <w:szCs w:val="20"/>
+              </w:rPr>
+              <w:t>Num_GPU</w:t>
+            </w:r>
+            <w:proofErr w:type="spellEnd"/>
+            <w:r>
+              <w:rPr>
+                <w:rFonts w:ascii="Times New Roman" w:hAnsi="Times New Roman" w:cs="Times New Roman"/>
+                <w:sz w:val="20"/>
+                <w:szCs w:val="20"/>
+              </w:rPr>
+              <w:t>=4</w:t>
             </w:r>
           </w:p>
         </w:tc>
@@ -20854,13 +20424,41 @@
                 <w:szCs w:val="20"/>
               </w:rPr>
             </w:pPr>
-            <w:r>
-              <w:rPr>
-                <w:rFonts w:ascii="Times New Roman" w:hAnsi="Times New Roman" w:cs="Times New Roman"/>
-                <w:sz w:val="20"/>
-                <w:szCs w:val="20"/>
-              </w:rPr>
-              <w:t>Num_CPU=16, Num_GPU=4</w:t>
+            <w:proofErr w:type="spellStart"/>
+            <w:r>
+              <w:rPr>
+                <w:rFonts w:ascii="Times New Roman" w:hAnsi="Times New Roman" w:cs="Times New Roman"/>
+                <w:sz w:val="20"/>
+                <w:szCs w:val="20"/>
+              </w:rPr>
+              <w:t>Num_CPU</w:t>
+            </w:r>
+            <w:proofErr w:type="spellEnd"/>
+            <w:r>
+              <w:rPr>
+                <w:rFonts w:ascii="Times New Roman" w:hAnsi="Times New Roman" w:cs="Times New Roman"/>
+                <w:sz w:val="20"/>
+                <w:szCs w:val="20"/>
+              </w:rPr>
+              <w:t xml:space="preserve">=16, </w:t>
+            </w:r>
+            <w:proofErr w:type="spellStart"/>
+            <w:r>
+              <w:rPr>
+                <w:rFonts w:ascii="Times New Roman" w:hAnsi="Times New Roman" w:cs="Times New Roman"/>
+                <w:sz w:val="20"/>
+                <w:szCs w:val="20"/>
+              </w:rPr>
+              <w:t>Num_GPU</w:t>
+            </w:r>
+            <w:proofErr w:type="spellEnd"/>
+            <w:r>
+              <w:rPr>
+                <w:rFonts w:ascii="Times New Roman" w:hAnsi="Times New Roman" w:cs="Times New Roman"/>
+                <w:sz w:val="20"/>
+                <w:szCs w:val="20"/>
+              </w:rPr>
+              <w:t>=4</w:t>
             </w:r>
           </w:p>
         </w:tc>
@@ -20940,13 +20538,41 @@
                 <w:szCs w:val="20"/>
               </w:rPr>
             </w:pPr>
-            <w:r>
-              <w:rPr>
-                <w:rFonts w:ascii="Times New Roman" w:hAnsi="Times New Roman" w:cs="Times New Roman"/>
-                <w:sz w:val="20"/>
-                <w:szCs w:val="20"/>
-              </w:rPr>
-              <w:t>Num_CPU=32, Num_GPU=8</w:t>
+            <w:proofErr w:type="spellStart"/>
+            <w:r>
+              <w:rPr>
+                <w:rFonts w:ascii="Times New Roman" w:hAnsi="Times New Roman" w:cs="Times New Roman"/>
+                <w:sz w:val="20"/>
+                <w:szCs w:val="20"/>
+              </w:rPr>
+              <w:t>Num_CPU</w:t>
+            </w:r>
+            <w:proofErr w:type="spellEnd"/>
+            <w:r>
+              <w:rPr>
+                <w:rFonts w:ascii="Times New Roman" w:hAnsi="Times New Roman" w:cs="Times New Roman"/>
+                <w:sz w:val="20"/>
+                <w:szCs w:val="20"/>
+              </w:rPr>
+              <w:t xml:space="preserve">=32, </w:t>
+            </w:r>
+            <w:proofErr w:type="spellStart"/>
+            <w:r>
+              <w:rPr>
+                <w:rFonts w:ascii="Times New Roman" w:hAnsi="Times New Roman" w:cs="Times New Roman"/>
+                <w:sz w:val="20"/>
+                <w:szCs w:val="20"/>
+              </w:rPr>
+              <w:t>Num_GPU</w:t>
+            </w:r>
+            <w:proofErr w:type="spellEnd"/>
+            <w:r>
+              <w:rPr>
+                <w:rFonts w:ascii="Times New Roman" w:hAnsi="Times New Roman" w:cs="Times New Roman"/>
+                <w:sz w:val="20"/>
+                <w:szCs w:val="20"/>
+              </w:rPr>
+              <w:t>=8</w:t>
             </w:r>
           </w:p>
         </w:tc>
@@ -21030,13 +20656,41 @@
                 <w:szCs w:val="20"/>
               </w:rPr>
             </w:pPr>
-            <w:r>
-              <w:rPr>
-                <w:rFonts w:ascii="Times New Roman" w:hAnsi="Times New Roman" w:cs="Times New Roman"/>
-                <w:sz w:val="20"/>
-                <w:szCs w:val="20"/>
-              </w:rPr>
-              <w:t>Num_CPU=64, Num_GPU=8</w:t>
+            <w:proofErr w:type="spellStart"/>
+            <w:r>
+              <w:rPr>
+                <w:rFonts w:ascii="Times New Roman" w:hAnsi="Times New Roman" w:cs="Times New Roman"/>
+                <w:sz w:val="20"/>
+                <w:szCs w:val="20"/>
+              </w:rPr>
+              <w:t>Num_CPU</w:t>
+            </w:r>
+            <w:proofErr w:type="spellEnd"/>
+            <w:r>
+              <w:rPr>
+                <w:rFonts w:ascii="Times New Roman" w:hAnsi="Times New Roman" w:cs="Times New Roman"/>
+                <w:sz w:val="20"/>
+                <w:szCs w:val="20"/>
+              </w:rPr>
+              <w:t xml:space="preserve">=64, </w:t>
+            </w:r>
+            <w:proofErr w:type="spellStart"/>
+            <w:r>
+              <w:rPr>
+                <w:rFonts w:ascii="Times New Roman" w:hAnsi="Times New Roman" w:cs="Times New Roman"/>
+                <w:sz w:val="20"/>
+                <w:szCs w:val="20"/>
+              </w:rPr>
+              <w:t>Num_GPU</w:t>
+            </w:r>
+            <w:proofErr w:type="spellEnd"/>
+            <w:r>
+              <w:rPr>
+                <w:rFonts w:ascii="Times New Roman" w:hAnsi="Times New Roman" w:cs="Times New Roman"/>
+                <w:sz w:val="20"/>
+                <w:szCs w:val="20"/>
+              </w:rPr>
+              <w:t>=8</w:t>
             </w:r>
           </w:p>
         </w:tc>
@@ -21242,13 +20896,41 @@
                 <w:szCs w:val="20"/>
               </w:rPr>
             </w:pPr>
-            <w:r>
-              <w:rPr>
-                <w:rFonts w:ascii="Times New Roman" w:hAnsi="Times New Roman" w:cs="Times New Roman"/>
-                <w:sz w:val="20"/>
-                <w:szCs w:val="20"/>
-              </w:rPr>
-              <w:t>Num_CPU=4, Num_GPU=2</w:t>
+            <w:proofErr w:type="spellStart"/>
+            <w:r>
+              <w:rPr>
+                <w:rFonts w:ascii="Times New Roman" w:hAnsi="Times New Roman" w:cs="Times New Roman"/>
+                <w:sz w:val="20"/>
+                <w:szCs w:val="20"/>
+              </w:rPr>
+              <w:t>Num_CPU</w:t>
+            </w:r>
+            <w:proofErr w:type="spellEnd"/>
+            <w:r>
+              <w:rPr>
+                <w:rFonts w:ascii="Times New Roman" w:hAnsi="Times New Roman" w:cs="Times New Roman"/>
+                <w:sz w:val="20"/>
+                <w:szCs w:val="20"/>
+              </w:rPr>
+              <w:t xml:space="preserve">=4, </w:t>
+            </w:r>
+            <w:proofErr w:type="spellStart"/>
+            <w:r>
+              <w:rPr>
+                <w:rFonts w:ascii="Times New Roman" w:hAnsi="Times New Roman" w:cs="Times New Roman"/>
+                <w:sz w:val="20"/>
+                <w:szCs w:val="20"/>
+              </w:rPr>
+              <w:t>Num_GPU</w:t>
+            </w:r>
+            <w:proofErr w:type="spellEnd"/>
+            <w:r>
+              <w:rPr>
+                <w:rFonts w:ascii="Times New Roman" w:hAnsi="Times New Roman" w:cs="Times New Roman"/>
+                <w:sz w:val="20"/>
+                <w:szCs w:val="20"/>
+              </w:rPr>
+              <w:t>=2</w:t>
             </w:r>
           </w:p>
         </w:tc>
@@ -21362,13 +21044,41 @@
                 <w:szCs w:val="20"/>
               </w:rPr>
             </w:pPr>
-            <w:r>
-              <w:rPr>
-                <w:rFonts w:ascii="Times New Roman" w:hAnsi="Times New Roman" w:cs="Times New Roman"/>
-                <w:sz w:val="20"/>
-                <w:szCs w:val="20"/>
-              </w:rPr>
-              <w:t>Num_CPU=8, Num_GPU=4</w:t>
+            <w:proofErr w:type="spellStart"/>
+            <w:r>
+              <w:rPr>
+                <w:rFonts w:ascii="Times New Roman" w:hAnsi="Times New Roman" w:cs="Times New Roman"/>
+                <w:sz w:val="20"/>
+                <w:szCs w:val="20"/>
+              </w:rPr>
+              <w:t>Num_CPU</w:t>
+            </w:r>
+            <w:proofErr w:type="spellEnd"/>
+            <w:r>
+              <w:rPr>
+                <w:rFonts w:ascii="Times New Roman" w:hAnsi="Times New Roman" w:cs="Times New Roman"/>
+                <w:sz w:val="20"/>
+                <w:szCs w:val="20"/>
+              </w:rPr>
+              <w:t xml:space="preserve">=8, </w:t>
+            </w:r>
+            <w:proofErr w:type="spellStart"/>
+            <w:r>
+              <w:rPr>
+                <w:rFonts w:ascii="Times New Roman" w:hAnsi="Times New Roman" w:cs="Times New Roman"/>
+                <w:sz w:val="20"/>
+                <w:szCs w:val="20"/>
+              </w:rPr>
+              <w:t>Num_GPU</w:t>
+            </w:r>
+            <w:proofErr w:type="spellEnd"/>
+            <w:r>
+              <w:rPr>
+                <w:rFonts w:ascii="Times New Roman" w:hAnsi="Times New Roman" w:cs="Times New Roman"/>
+                <w:sz w:val="20"/>
+                <w:szCs w:val="20"/>
+              </w:rPr>
+              <w:t>=4</w:t>
             </w:r>
           </w:p>
         </w:tc>
@@ -21482,13 +21192,41 @@
                 <w:szCs w:val="20"/>
               </w:rPr>
             </w:pPr>
-            <w:r>
-              <w:rPr>
-                <w:rFonts w:ascii="Times New Roman" w:hAnsi="Times New Roman" w:cs="Times New Roman"/>
-                <w:sz w:val="20"/>
-                <w:szCs w:val="20"/>
-              </w:rPr>
-              <w:t>Num_CPU=16, Num_GPU=4</w:t>
+            <w:proofErr w:type="spellStart"/>
+            <w:r>
+              <w:rPr>
+                <w:rFonts w:ascii="Times New Roman" w:hAnsi="Times New Roman" w:cs="Times New Roman"/>
+                <w:sz w:val="20"/>
+                <w:szCs w:val="20"/>
+              </w:rPr>
+              <w:t>Num_CPU</w:t>
+            </w:r>
+            <w:proofErr w:type="spellEnd"/>
+            <w:r>
+              <w:rPr>
+                <w:rFonts w:ascii="Times New Roman" w:hAnsi="Times New Roman" w:cs="Times New Roman"/>
+                <w:sz w:val="20"/>
+                <w:szCs w:val="20"/>
+              </w:rPr>
+              <w:t xml:space="preserve">=16, </w:t>
+            </w:r>
+            <w:proofErr w:type="spellStart"/>
+            <w:r>
+              <w:rPr>
+                <w:rFonts w:ascii="Times New Roman" w:hAnsi="Times New Roman" w:cs="Times New Roman"/>
+                <w:sz w:val="20"/>
+                <w:szCs w:val="20"/>
+              </w:rPr>
+              <w:t>Num_GPU</w:t>
+            </w:r>
+            <w:proofErr w:type="spellEnd"/>
+            <w:r>
+              <w:rPr>
+                <w:rFonts w:ascii="Times New Roman" w:hAnsi="Times New Roman" w:cs="Times New Roman"/>
+                <w:sz w:val="20"/>
+                <w:szCs w:val="20"/>
+              </w:rPr>
+              <w:t>=4</w:t>
             </w:r>
           </w:p>
         </w:tc>
@@ -21602,13 +21340,41 @@
                 <w:szCs w:val="20"/>
               </w:rPr>
             </w:pPr>
-            <w:r>
-              <w:rPr>
-                <w:rFonts w:ascii="Times New Roman" w:hAnsi="Times New Roman" w:cs="Times New Roman"/>
-                <w:sz w:val="20"/>
-                <w:szCs w:val="20"/>
-              </w:rPr>
-              <w:t>Num_CPU=32, Num_GPU=8</w:t>
+            <w:proofErr w:type="spellStart"/>
+            <w:r>
+              <w:rPr>
+                <w:rFonts w:ascii="Times New Roman" w:hAnsi="Times New Roman" w:cs="Times New Roman"/>
+                <w:sz w:val="20"/>
+                <w:szCs w:val="20"/>
+              </w:rPr>
+              <w:t>Num_CPU</w:t>
+            </w:r>
+            <w:proofErr w:type="spellEnd"/>
+            <w:r>
+              <w:rPr>
+                <w:rFonts w:ascii="Times New Roman" w:hAnsi="Times New Roman" w:cs="Times New Roman"/>
+                <w:sz w:val="20"/>
+                <w:szCs w:val="20"/>
+              </w:rPr>
+              <w:t xml:space="preserve">=32, </w:t>
+            </w:r>
+            <w:proofErr w:type="spellStart"/>
+            <w:r>
+              <w:rPr>
+                <w:rFonts w:ascii="Times New Roman" w:hAnsi="Times New Roman" w:cs="Times New Roman"/>
+                <w:sz w:val="20"/>
+                <w:szCs w:val="20"/>
+              </w:rPr>
+              <w:t>Num_GPU</w:t>
+            </w:r>
+            <w:proofErr w:type="spellEnd"/>
+            <w:r>
+              <w:rPr>
+                <w:rFonts w:ascii="Times New Roman" w:hAnsi="Times New Roman" w:cs="Times New Roman"/>
+                <w:sz w:val="20"/>
+                <w:szCs w:val="20"/>
+              </w:rPr>
+              <w:t>=8</w:t>
             </w:r>
           </w:p>
         </w:tc>
@@ -21722,13 +21488,41 @@
                 <w:szCs w:val="20"/>
               </w:rPr>
             </w:pPr>
-            <w:r>
-              <w:rPr>
-                <w:rFonts w:ascii="Times New Roman" w:hAnsi="Times New Roman" w:cs="Times New Roman"/>
-                <w:sz w:val="20"/>
-                <w:szCs w:val="20"/>
-              </w:rPr>
-              <w:t>Num_CPU=64, Num_GPU=8</w:t>
+            <w:proofErr w:type="spellStart"/>
+            <w:r>
+              <w:rPr>
+                <w:rFonts w:ascii="Times New Roman" w:hAnsi="Times New Roman" w:cs="Times New Roman"/>
+                <w:sz w:val="20"/>
+                <w:szCs w:val="20"/>
+              </w:rPr>
+              <w:t>Num_CPU</w:t>
+            </w:r>
+            <w:proofErr w:type="spellEnd"/>
+            <w:r>
+              <w:rPr>
+                <w:rFonts w:ascii="Times New Roman" w:hAnsi="Times New Roman" w:cs="Times New Roman"/>
+                <w:sz w:val="20"/>
+                <w:szCs w:val="20"/>
+              </w:rPr>
+              <w:t xml:space="preserve">=64, </w:t>
+            </w:r>
+            <w:proofErr w:type="spellStart"/>
+            <w:r>
+              <w:rPr>
+                <w:rFonts w:ascii="Times New Roman" w:hAnsi="Times New Roman" w:cs="Times New Roman"/>
+                <w:sz w:val="20"/>
+                <w:szCs w:val="20"/>
+              </w:rPr>
+              <w:t>Num_GPU</w:t>
+            </w:r>
+            <w:proofErr w:type="spellEnd"/>
+            <w:r>
+              <w:rPr>
+                <w:rFonts w:ascii="Times New Roman" w:hAnsi="Times New Roman" w:cs="Times New Roman"/>
+                <w:sz w:val="20"/>
+                <w:szCs w:val="20"/>
+              </w:rPr>
+              <w:t>=8</w:t>
             </w:r>
           </w:p>
         </w:tc>
@@ -22330,13 +22124,41 @@
                 <w:szCs w:val="20"/>
               </w:rPr>
             </w:pPr>
-            <w:r>
-              <w:rPr>
-                <w:rFonts w:ascii="Times New Roman" w:hAnsi="Times New Roman" w:cs="Times New Roman"/>
-                <w:sz w:val="20"/>
-                <w:szCs w:val="20"/>
-              </w:rPr>
-              <w:t>Num_CPU=4, Num_GPU=2</w:t>
+            <w:proofErr w:type="spellStart"/>
+            <w:r>
+              <w:rPr>
+                <w:rFonts w:ascii="Times New Roman" w:hAnsi="Times New Roman" w:cs="Times New Roman"/>
+                <w:sz w:val="20"/>
+                <w:szCs w:val="20"/>
+              </w:rPr>
+              <w:t>Num_CPU</w:t>
+            </w:r>
+            <w:proofErr w:type="spellEnd"/>
+            <w:r>
+              <w:rPr>
+                <w:rFonts w:ascii="Times New Roman" w:hAnsi="Times New Roman" w:cs="Times New Roman"/>
+                <w:sz w:val="20"/>
+                <w:szCs w:val="20"/>
+              </w:rPr>
+              <w:t xml:space="preserve">=4, </w:t>
+            </w:r>
+            <w:proofErr w:type="spellStart"/>
+            <w:r>
+              <w:rPr>
+                <w:rFonts w:ascii="Times New Roman" w:hAnsi="Times New Roman" w:cs="Times New Roman"/>
+                <w:sz w:val="20"/>
+                <w:szCs w:val="20"/>
+              </w:rPr>
+              <w:t>Num_GPU</w:t>
+            </w:r>
+            <w:proofErr w:type="spellEnd"/>
+            <w:r>
+              <w:rPr>
+                <w:rFonts w:ascii="Times New Roman" w:hAnsi="Times New Roman" w:cs="Times New Roman"/>
+                <w:sz w:val="20"/>
+                <w:szCs w:val="20"/>
+              </w:rPr>
+              <w:t>=2</w:t>
             </w:r>
           </w:p>
           <w:p>
@@ -22426,13 +22248,41 @@
                 <w:szCs w:val="20"/>
               </w:rPr>
             </w:pPr>
-            <w:r>
-              <w:rPr>
-                <w:rFonts w:ascii="Times New Roman" w:hAnsi="Times New Roman" w:cs="Times New Roman"/>
-                <w:sz w:val="20"/>
-                <w:szCs w:val="20"/>
-              </w:rPr>
-              <w:t>Num_CPU=8, Num_GPU=4</w:t>
+            <w:proofErr w:type="spellStart"/>
+            <w:r>
+              <w:rPr>
+                <w:rFonts w:ascii="Times New Roman" w:hAnsi="Times New Roman" w:cs="Times New Roman"/>
+                <w:sz w:val="20"/>
+                <w:szCs w:val="20"/>
+              </w:rPr>
+              <w:t>Num_CPU</w:t>
+            </w:r>
+            <w:proofErr w:type="spellEnd"/>
+            <w:r>
+              <w:rPr>
+                <w:rFonts w:ascii="Times New Roman" w:hAnsi="Times New Roman" w:cs="Times New Roman"/>
+                <w:sz w:val="20"/>
+                <w:szCs w:val="20"/>
+              </w:rPr>
+              <w:t xml:space="preserve">=8, </w:t>
+            </w:r>
+            <w:proofErr w:type="spellStart"/>
+            <w:r>
+              <w:rPr>
+                <w:rFonts w:ascii="Times New Roman" w:hAnsi="Times New Roman" w:cs="Times New Roman"/>
+                <w:sz w:val="20"/>
+                <w:szCs w:val="20"/>
+              </w:rPr>
+              <w:t>Num_GPU</w:t>
+            </w:r>
+            <w:proofErr w:type="spellEnd"/>
+            <w:r>
+              <w:rPr>
+                <w:rFonts w:ascii="Times New Roman" w:hAnsi="Times New Roman" w:cs="Times New Roman"/>
+                <w:sz w:val="20"/>
+                <w:szCs w:val="20"/>
+              </w:rPr>
+              <w:t>=4</w:t>
             </w:r>
           </w:p>
           <w:p>
@@ -22525,13 +22375,41 @@
                 <w:szCs w:val="20"/>
               </w:rPr>
             </w:pPr>
-            <w:r>
-              <w:rPr>
-                <w:rFonts w:ascii="Times New Roman" w:hAnsi="Times New Roman" w:cs="Times New Roman"/>
-                <w:sz w:val="20"/>
-                <w:szCs w:val="20"/>
-              </w:rPr>
-              <w:t>Num_CPU=16, Num_GPU=4</w:t>
+            <w:proofErr w:type="spellStart"/>
+            <w:r>
+              <w:rPr>
+                <w:rFonts w:ascii="Times New Roman" w:hAnsi="Times New Roman" w:cs="Times New Roman"/>
+                <w:sz w:val="20"/>
+                <w:szCs w:val="20"/>
+              </w:rPr>
+              <w:t>Num_CPU</w:t>
+            </w:r>
+            <w:proofErr w:type="spellEnd"/>
+            <w:r>
+              <w:rPr>
+                <w:rFonts w:ascii="Times New Roman" w:hAnsi="Times New Roman" w:cs="Times New Roman"/>
+                <w:sz w:val="20"/>
+                <w:szCs w:val="20"/>
+              </w:rPr>
+              <w:t xml:space="preserve">=16, </w:t>
+            </w:r>
+            <w:proofErr w:type="spellStart"/>
+            <w:r>
+              <w:rPr>
+                <w:rFonts w:ascii="Times New Roman" w:hAnsi="Times New Roman" w:cs="Times New Roman"/>
+                <w:sz w:val="20"/>
+                <w:szCs w:val="20"/>
+              </w:rPr>
+              <w:t>Num_GPU</w:t>
+            </w:r>
+            <w:proofErr w:type="spellEnd"/>
+            <w:r>
+              <w:rPr>
+                <w:rFonts w:ascii="Times New Roman" w:hAnsi="Times New Roman" w:cs="Times New Roman"/>
+                <w:sz w:val="20"/>
+                <w:szCs w:val="20"/>
+              </w:rPr>
+              <w:t>=4</w:t>
             </w:r>
           </w:p>
           <w:p>
@@ -22621,13 +22499,41 @@
                 <w:szCs w:val="20"/>
               </w:rPr>
             </w:pPr>
-            <w:r>
-              <w:rPr>
-                <w:rFonts w:ascii="Times New Roman" w:hAnsi="Times New Roman" w:cs="Times New Roman"/>
-                <w:sz w:val="20"/>
-                <w:szCs w:val="20"/>
-              </w:rPr>
-              <w:t>Num_CPU=32, Num_GPU=8</w:t>
+            <w:proofErr w:type="spellStart"/>
+            <w:r>
+              <w:rPr>
+                <w:rFonts w:ascii="Times New Roman" w:hAnsi="Times New Roman" w:cs="Times New Roman"/>
+                <w:sz w:val="20"/>
+                <w:szCs w:val="20"/>
+              </w:rPr>
+              <w:t>Num_CPU</w:t>
+            </w:r>
+            <w:proofErr w:type="spellEnd"/>
+            <w:r>
+              <w:rPr>
+                <w:rFonts w:ascii="Times New Roman" w:hAnsi="Times New Roman" w:cs="Times New Roman"/>
+                <w:sz w:val="20"/>
+                <w:szCs w:val="20"/>
+              </w:rPr>
+              <w:t xml:space="preserve">=32, </w:t>
+            </w:r>
+            <w:proofErr w:type="spellStart"/>
+            <w:r>
+              <w:rPr>
+                <w:rFonts w:ascii="Times New Roman" w:hAnsi="Times New Roman" w:cs="Times New Roman"/>
+                <w:sz w:val="20"/>
+                <w:szCs w:val="20"/>
+              </w:rPr>
+              <w:t>Num_GPU</w:t>
+            </w:r>
+            <w:proofErr w:type="spellEnd"/>
+            <w:r>
+              <w:rPr>
+                <w:rFonts w:ascii="Times New Roman" w:hAnsi="Times New Roman" w:cs="Times New Roman"/>
+                <w:sz w:val="20"/>
+                <w:szCs w:val="20"/>
+              </w:rPr>
+              <w:t>=8</w:t>
             </w:r>
           </w:p>
           <w:p>
@@ -22720,13 +22626,41 @@
                 <w:szCs w:val="20"/>
               </w:rPr>
             </w:pPr>
-            <w:r>
-              <w:rPr>
-                <w:rFonts w:ascii="Times New Roman" w:hAnsi="Times New Roman" w:cs="Times New Roman"/>
-                <w:sz w:val="20"/>
-                <w:szCs w:val="20"/>
-              </w:rPr>
-              <w:t>Num_CPU=64, Num_GPU=8</w:t>
+            <w:proofErr w:type="spellStart"/>
+            <w:r>
+              <w:rPr>
+                <w:rFonts w:ascii="Times New Roman" w:hAnsi="Times New Roman" w:cs="Times New Roman"/>
+                <w:sz w:val="20"/>
+                <w:szCs w:val="20"/>
+              </w:rPr>
+              <w:t>Num_CPU</w:t>
+            </w:r>
+            <w:proofErr w:type="spellEnd"/>
+            <w:r>
+              <w:rPr>
+                <w:rFonts w:ascii="Times New Roman" w:hAnsi="Times New Roman" w:cs="Times New Roman"/>
+                <w:sz w:val="20"/>
+                <w:szCs w:val="20"/>
+              </w:rPr>
+              <w:t xml:space="preserve">=64, </w:t>
+            </w:r>
+            <w:proofErr w:type="spellStart"/>
+            <w:r>
+              <w:rPr>
+                <w:rFonts w:ascii="Times New Roman" w:hAnsi="Times New Roman" w:cs="Times New Roman"/>
+                <w:sz w:val="20"/>
+                <w:szCs w:val="20"/>
+              </w:rPr>
+              <w:t>Num_GPU</w:t>
+            </w:r>
+            <w:proofErr w:type="spellEnd"/>
+            <w:r>
+              <w:rPr>
+                <w:rFonts w:ascii="Times New Roman" w:hAnsi="Times New Roman" w:cs="Times New Roman"/>
+                <w:sz w:val="20"/>
+                <w:szCs w:val="20"/>
+              </w:rPr>
+              <w:t>=8</w:t>
             </w:r>
           </w:p>
         </w:tc>
@@ -22932,13 +22866,41 @@
                 <w:szCs w:val="20"/>
               </w:rPr>
             </w:pPr>
-            <w:r>
-              <w:rPr>
-                <w:rFonts w:ascii="Times New Roman" w:hAnsi="Times New Roman" w:cs="Times New Roman"/>
-                <w:sz w:val="20"/>
-                <w:szCs w:val="20"/>
-              </w:rPr>
-              <w:t>Num_CPU=4, Num_GPU=2</w:t>
+            <w:proofErr w:type="spellStart"/>
+            <w:r>
+              <w:rPr>
+                <w:rFonts w:ascii="Times New Roman" w:hAnsi="Times New Roman" w:cs="Times New Roman"/>
+                <w:sz w:val="20"/>
+                <w:szCs w:val="20"/>
+              </w:rPr>
+              <w:t>Num_CPU</w:t>
+            </w:r>
+            <w:proofErr w:type="spellEnd"/>
+            <w:r>
+              <w:rPr>
+                <w:rFonts w:ascii="Times New Roman" w:hAnsi="Times New Roman" w:cs="Times New Roman"/>
+                <w:sz w:val="20"/>
+                <w:szCs w:val="20"/>
+              </w:rPr>
+              <w:t xml:space="preserve">=4, </w:t>
+            </w:r>
+            <w:proofErr w:type="spellStart"/>
+            <w:r>
+              <w:rPr>
+                <w:rFonts w:ascii="Times New Roman" w:hAnsi="Times New Roman" w:cs="Times New Roman"/>
+                <w:sz w:val="20"/>
+                <w:szCs w:val="20"/>
+              </w:rPr>
+              <w:t>Num_GPU</w:t>
+            </w:r>
+            <w:proofErr w:type="spellEnd"/>
+            <w:r>
+              <w:rPr>
+                <w:rFonts w:ascii="Times New Roman" w:hAnsi="Times New Roman" w:cs="Times New Roman"/>
+                <w:sz w:val="20"/>
+                <w:szCs w:val="20"/>
+              </w:rPr>
+              <w:t>=2</w:t>
             </w:r>
           </w:p>
         </w:tc>
@@ -23052,13 +23014,41 @@
                 <w:szCs w:val="20"/>
               </w:rPr>
             </w:pPr>
-            <w:r>
-              <w:rPr>
-                <w:rFonts w:ascii="Times New Roman" w:hAnsi="Times New Roman" w:cs="Times New Roman"/>
-                <w:sz w:val="20"/>
-                <w:szCs w:val="20"/>
-              </w:rPr>
-              <w:t>Num_CPU=8, Num_GPU=4</w:t>
+            <w:proofErr w:type="spellStart"/>
+            <w:r>
+              <w:rPr>
+                <w:rFonts w:ascii="Times New Roman" w:hAnsi="Times New Roman" w:cs="Times New Roman"/>
+                <w:sz w:val="20"/>
+                <w:szCs w:val="20"/>
+              </w:rPr>
+              <w:t>Num_CPU</w:t>
+            </w:r>
+            <w:proofErr w:type="spellEnd"/>
+            <w:r>
+              <w:rPr>
+                <w:rFonts w:ascii="Times New Roman" w:hAnsi="Times New Roman" w:cs="Times New Roman"/>
+                <w:sz w:val="20"/>
+                <w:szCs w:val="20"/>
+              </w:rPr>
+              <w:t xml:space="preserve">=8, </w:t>
+            </w:r>
+            <w:proofErr w:type="spellStart"/>
+            <w:r>
+              <w:rPr>
+                <w:rFonts w:ascii="Times New Roman" w:hAnsi="Times New Roman" w:cs="Times New Roman"/>
+                <w:sz w:val="20"/>
+                <w:szCs w:val="20"/>
+              </w:rPr>
+              <w:t>Num_GPU</w:t>
+            </w:r>
+            <w:proofErr w:type="spellEnd"/>
+            <w:r>
+              <w:rPr>
+                <w:rFonts w:ascii="Times New Roman" w:hAnsi="Times New Roman" w:cs="Times New Roman"/>
+                <w:sz w:val="20"/>
+                <w:szCs w:val="20"/>
+              </w:rPr>
+              <w:t>=4</w:t>
             </w:r>
           </w:p>
         </w:tc>
@@ -23172,13 +23162,41 @@
                 <w:szCs w:val="20"/>
               </w:rPr>
             </w:pPr>
-            <w:r>
-              <w:rPr>
-                <w:rFonts w:ascii="Times New Roman" w:hAnsi="Times New Roman" w:cs="Times New Roman"/>
-                <w:sz w:val="20"/>
-                <w:szCs w:val="20"/>
-              </w:rPr>
-              <w:t>Num_CPU=16, Num_GPU=4</w:t>
+            <w:proofErr w:type="spellStart"/>
+            <w:r>
+              <w:rPr>
+                <w:rFonts w:ascii="Times New Roman" w:hAnsi="Times New Roman" w:cs="Times New Roman"/>
+                <w:sz w:val="20"/>
+                <w:szCs w:val="20"/>
+              </w:rPr>
+              <w:t>Num_CPU</w:t>
+            </w:r>
+            <w:proofErr w:type="spellEnd"/>
+            <w:r>
+              <w:rPr>
+                <w:rFonts w:ascii="Times New Roman" w:hAnsi="Times New Roman" w:cs="Times New Roman"/>
+                <w:sz w:val="20"/>
+                <w:szCs w:val="20"/>
+              </w:rPr>
+              <w:t xml:space="preserve">=16, </w:t>
+            </w:r>
+            <w:proofErr w:type="spellStart"/>
+            <w:r>
+              <w:rPr>
+                <w:rFonts w:ascii="Times New Roman" w:hAnsi="Times New Roman" w:cs="Times New Roman"/>
+                <w:sz w:val="20"/>
+                <w:szCs w:val="20"/>
+              </w:rPr>
+              <w:t>Num_GPU</w:t>
+            </w:r>
+            <w:proofErr w:type="spellEnd"/>
+            <w:r>
+              <w:rPr>
+                <w:rFonts w:ascii="Times New Roman" w:hAnsi="Times New Roman" w:cs="Times New Roman"/>
+                <w:sz w:val="20"/>
+                <w:szCs w:val="20"/>
+              </w:rPr>
+              <w:t>=4</w:t>
             </w:r>
           </w:p>
         </w:tc>
@@ -23292,13 +23310,41 @@
                 <w:szCs w:val="20"/>
               </w:rPr>
             </w:pPr>
-            <w:r>
-              <w:rPr>
-                <w:rFonts w:ascii="Times New Roman" w:hAnsi="Times New Roman" w:cs="Times New Roman"/>
-                <w:sz w:val="20"/>
-                <w:szCs w:val="20"/>
-              </w:rPr>
-              <w:t>Num_CPU=32, Num_GPU=8</w:t>
+            <w:proofErr w:type="spellStart"/>
+            <w:r>
+              <w:rPr>
+                <w:rFonts w:ascii="Times New Roman" w:hAnsi="Times New Roman" w:cs="Times New Roman"/>
+                <w:sz w:val="20"/>
+                <w:szCs w:val="20"/>
+              </w:rPr>
+              <w:t>Num_CPU</w:t>
+            </w:r>
+            <w:proofErr w:type="spellEnd"/>
+            <w:r>
+              <w:rPr>
+                <w:rFonts w:ascii="Times New Roman" w:hAnsi="Times New Roman" w:cs="Times New Roman"/>
+                <w:sz w:val="20"/>
+                <w:szCs w:val="20"/>
+              </w:rPr>
+              <w:t xml:space="preserve">=32, </w:t>
+            </w:r>
+            <w:proofErr w:type="spellStart"/>
+            <w:r>
+              <w:rPr>
+                <w:rFonts w:ascii="Times New Roman" w:hAnsi="Times New Roman" w:cs="Times New Roman"/>
+                <w:sz w:val="20"/>
+                <w:szCs w:val="20"/>
+              </w:rPr>
+              <w:t>Num_GPU</w:t>
+            </w:r>
+            <w:proofErr w:type="spellEnd"/>
+            <w:r>
+              <w:rPr>
+                <w:rFonts w:ascii="Times New Roman" w:hAnsi="Times New Roman" w:cs="Times New Roman"/>
+                <w:sz w:val="20"/>
+                <w:szCs w:val="20"/>
+              </w:rPr>
+              <w:t>=8</w:t>
             </w:r>
           </w:p>
         </w:tc>
@@ -23412,13 +23458,41 @@
                 <w:szCs w:val="20"/>
               </w:rPr>
             </w:pPr>
-            <w:r>
-              <w:rPr>
-                <w:rFonts w:ascii="Times New Roman" w:hAnsi="Times New Roman" w:cs="Times New Roman"/>
-                <w:sz w:val="20"/>
-                <w:szCs w:val="20"/>
-              </w:rPr>
-              <w:t>Num_CPU=64, Num_GPU=8</w:t>
+            <w:proofErr w:type="spellStart"/>
+            <w:r>
+              <w:rPr>
+                <w:rFonts w:ascii="Times New Roman" w:hAnsi="Times New Roman" w:cs="Times New Roman"/>
+                <w:sz w:val="20"/>
+                <w:szCs w:val="20"/>
+              </w:rPr>
+              <w:t>Num_CPU</w:t>
+            </w:r>
+            <w:proofErr w:type="spellEnd"/>
+            <w:r>
+              <w:rPr>
+                <w:rFonts w:ascii="Times New Roman" w:hAnsi="Times New Roman" w:cs="Times New Roman"/>
+                <w:sz w:val="20"/>
+                <w:szCs w:val="20"/>
+              </w:rPr>
+              <w:t xml:space="preserve">=64, </w:t>
+            </w:r>
+            <w:proofErr w:type="spellStart"/>
+            <w:r>
+              <w:rPr>
+                <w:rFonts w:ascii="Times New Roman" w:hAnsi="Times New Roman" w:cs="Times New Roman"/>
+                <w:sz w:val="20"/>
+                <w:szCs w:val="20"/>
+              </w:rPr>
+              <w:t>Num_GPU</w:t>
+            </w:r>
+            <w:proofErr w:type="spellEnd"/>
+            <w:r>
+              <w:rPr>
+                <w:rFonts w:ascii="Times New Roman" w:hAnsi="Times New Roman" w:cs="Times New Roman"/>
+                <w:sz w:val="20"/>
+                <w:szCs w:val="20"/>
+              </w:rPr>
+              <w:t>=8</w:t>
             </w:r>
           </w:p>
         </w:tc>
